--- a/Task 1/HV_SRS.docx
+++ b/Task 1/HV_SRS.docx
@@ -89,12 +89,12 @@
                 <wp:extent cx="5910847" cy="9087184"/>
                 <wp:effectExtent b="0" l="0" r="0" t="0"/>
                 <wp:wrapNone/>
-                <wp:docPr id="1" name="image1.png"/>
+                <wp:docPr id="1" name="image4.png"/>
                 <a:graphic>
                   <a:graphicData uri="http://schemas.openxmlformats.org/drawingml/2006/picture">
                     <pic:pic>
                       <pic:nvPicPr>
-                        <pic:cNvPr id="0" name="image1.png"/>
+                        <pic:cNvPr id="0" name="image4.png"/>
                         <pic:cNvPicPr preferRelativeResize="0"/>
                       </pic:nvPicPr>
                       <pic:blipFill>
@@ -236,12 +236,12 @@
                 <wp:extent cx="2620010" cy="721360"/>
                 <wp:effectExtent b="0" l="0" r="0" t="0"/>
                 <wp:wrapNone/>
-                <wp:docPr id="2" name="image2.png"/>
+                <wp:docPr id="2" name="image5.png"/>
                 <a:graphic>
                   <a:graphicData uri="http://schemas.openxmlformats.org/drawingml/2006/picture">
                     <pic:pic>
                       <pic:nvPicPr>
-                        <pic:cNvPr id="0" name="image2.png"/>
+                        <pic:cNvPr id="0" name="image5.png"/>
                         <pic:cNvPicPr preferRelativeResize="0"/>
                       </pic:nvPicPr>
                       <pic:blipFill>
@@ -409,12 +409,12 @@
                 <wp:extent cx="5580380" cy="1406978"/>
                 <wp:effectExtent b="0" l="0" r="0" t="0"/>
                 <wp:wrapNone/>
-                <wp:docPr id="5" name="image6.png"/>
+                <wp:docPr id="5" name="image8.png"/>
                 <a:graphic>
                   <a:graphicData uri="http://schemas.openxmlformats.org/drawingml/2006/picture">
                     <pic:pic>
                       <pic:nvPicPr>
-                        <pic:cNvPr id="0" name="image6.png"/>
+                        <pic:cNvPr id="0" name="image8.png"/>
                         <pic:cNvPicPr preferRelativeResize="0"/>
                       </pic:nvPicPr>
                       <pic:blipFill>
@@ -608,12 +608,12 @@
                 <wp:extent cx="3847465" cy="783910"/>
                 <wp:effectExtent b="0" l="0" r="0" t="0"/>
                 <wp:wrapNone/>
-                <wp:docPr id="4" name="image5.png"/>
+                <wp:docPr id="4" name="image7.png"/>
                 <a:graphic>
                   <a:graphicData uri="http://schemas.openxmlformats.org/drawingml/2006/picture">
                     <pic:pic>
                       <pic:nvPicPr>
-                        <pic:cNvPr id="0" name="image5.png"/>
+                        <pic:cNvPr id="0" name="image7.png"/>
                         <pic:cNvPicPr preferRelativeResize="0"/>
                       </pic:nvPicPr>
                       <pic:blipFill>
@@ -748,12 +748,12 @@
                 <wp:extent cx="2547620" cy="399254"/>
                 <wp:effectExtent b="0" l="0" r="0" t="0"/>
                 <wp:wrapNone/>
-                <wp:docPr id="3" name="image3.png"/>
+                <wp:docPr id="3" name="image6.png"/>
                 <a:graphic>
                   <a:graphicData uri="http://schemas.openxmlformats.org/drawingml/2006/picture">
                     <pic:pic>
                       <pic:nvPicPr>
-                        <pic:cNvPr id="0" name="image3.png"/>
+                        <pic:cNvPr id="0" name="image6.png"/>
                         <pic:cNvPicPr preferRelativeResize="0"/>
                       </pic:nvPicPr>
                       <pic:blipFill>
@@ -792,12 +792,12 @@
             <wp:extent cx="2518590" cy="897531"/>
             <wp:effectExtent b="0" l="0" r="0" t="0"/>
             <wp:wrapNone/>
-            <wp:docPr descr="Logo_FUNIX_update_9102015_convert-01.png" id="7" name="image4.png"/>
+            <wp:docPr descr="Logo_FUNIX_update_9102015_convert-01.png" id="7" name="image1.png"/>
             <a:graphic>
               <a:graphicData uri="http://schemas.openxmlformats.org/drawingml/2006/picture">
                 <pic:pic>
                   <pic:nvPicPr>
-                    <pic:cNvPr descr="Logo_FUNIX_update_9102015_convert-01.png" id="0" name="image4.png"/>
+                    <pic:cNvPr descr="Logo_FUNIX_update_9102015_convert-01.png" id="0" name="image1.png"/>
                     <pic:cNvPicPr preferRelativeResize="0"/>
                   </pic:nvPicPr>
                   <pic:blipFill>
@@ -877,7 +877,7 @@
     </w:p>
     <w:sdt>
       <w:sdtPr>
-        <w:id w:val="-785467124"/>
+        <w:id w:val="-1282700843"/>
         <w:docPartObj>
           <w:docPartGallery w:val="Table of Contents"/>
           <w:docPartUnique w:val="1"/>
@@ -2954,7 +2954,7 @@
         <w:rPr>
           <w:rtl w:val="0"/>
         </w:rPr>
-        <w:t xml:space="preserve">FR3.2 - Quản lý Người dùng: Tìm kiếm (theo SĐT/Email), phân quyền, khóa/mở khóa (Active/Inactive) tài khoản, xuất danh sách ra file Excel.</w:t>
+        <w:t xml:space="preserve">FR3.2 - Quản lý Người dùng: Tìm kiếm (theo SĐT/Email). Cho phép phân quyền người dùng (Chỉ định Role: USER hoặc ADMIN). Cấp phép hoặc Khóa (Active/Inactive) một hoặc nhiều tài khoản cùng lúc. Hiển thị phân trang 20 dòng/trang, ghi nhận thời gian đăng nhập gần nhất (dd/mm/yyyy). Xuất danh sách ra file Excel.</w:t>
       </w:r>
     </w:p>
     <w:p>
@@ -2994,7 +2994,7 @@
         <w:rPr>
           <w:rtl w:val="0"/>
         </w:rPr>
-        <w:t xml:space="preserve">FR3.4 - Quản lý Kết quả (Vé dò): Nhập thêm kết quả xổ số mới, tìm kiếm (theo Đài và Ngày).</w:t>
+        <w:t xml:space="preserve">FR3.4 - Quản lý Kết quả (Vé dò): Nhập thêm kết quả xổ số mới, tìm kiếm (theo Đài và Ngày). Hiển thị danh sách vé dò có phân trang (tối đa 10 vé/trang).</w:t>
       </w:r>
     </w:p>
     <w:p>
@@ -3013,7 +3013,7 @@
         <w:rPr>
           <w:rtl w:val="0"/>
         </w:rPr>
-        <w:t xml:space="preserve">FR3.5 - Duyệt &amp; Thống kê Vé dò: Chuyển trạng thái vé dò (Từ UNPUBLISH sang PUBLISH) và xem thống kê số lượt người dùng đã tra cứu trên một vé dò cụ thể.</w:t>
+        <w:t xml:space="preserve">FR3.5 - Duyệt, Xem trước &amp; Thống kê Vé dò: Chuyển trạng thái vé dò (Từ UNPUBLISH sang PUBLISH). Cho phép Admin "Xem trước" (Preview) giao diện vé dò hiển thị cho người dùng trước khi Publish. Xem thống kê số lượt tra cứu trên từng vé.</w:t>
       </w:r>
       <w:r>
         <w:rPr>
@@ -3205,12 +3205,12 @@
           <wp:inline distB="114300" distT="114300" distL="114300" distR="114300">
             <wp:extent cx="3478975" cy="8339138"/>
             <wp:effectExtent b="0" l="0" r="0" t="0"/>
-            <wp:docPr id="8" name="image7.png"/>
+            <wp:docPr id="8" name="image3.png"/>
             <a:graphic>
               <a:graphicData uri="http://schemas.openxmlformats.org/drawingml/2006/picture">
                 <pic:pic>
                   <pic:nvPicPr>
-                    <pic:cNvPr id="0" name="image7.png"/>
+                    <pic:cNvPr id="0" name="image3.png"/>
                     <pic:cNvPicPr preferRelativeResize="0"/>
                   </pic:nvPicPr>
                   <pic:blipFill>
@@ -6156,7 +6156,7 @@
         <w:rPr>
           <w:rtl w:val="0"/>
         </w:rPr>
-        <w:t xml:space="preserve">Hành động: Click</w:t>
+        <w:t xml:space="preserve">Hành động: Chọn một hoặc nhiều User (Checkbox) -&gt; Click Nút "Khóa / Mở khóa" / "Phân quyền" hoặc Nút "Gửi Email nhắc nhở".</w:t>
       </w:r>
     </w:p>
     <w:p>
@@ -6196,7 +6196,7 @@
         <w:rPr>
           <w:rtl w:val="0"/>
         </w:rPr>
-        <w:t xml:space="preserve">Phản hồi: Hệ thống cập nhật DB (nếu Khóa), hoặc gửi Email tự động qua JavaMailSender, hoặc tải xuống file .xlsx danh sách User.</w:t>
+        <w:t xml:space="preserve">Phản hồi:  Hệ thống hiển thị hộp thoại xác nhận. Khi đồng ý, cập nhật trạng thái/quyền của các user đã chọn vào DB. Load lại bảng.</w:t>
       </w:r>
     </w:p>
     <w:p>
@@ -7005,12 +7005,12 @@
           <wp:inline distB="114300" distT="114300" distL="114300" distR="114300">
             <wp:extent cx="5731200" cy="5562600"/>
             <wp:effectExtent b="0" l="0" r="0" t="0"/>
-            <wp:docPr id="9" name="image8.png"/>
+            <wp:docPr id="9" name="image2.png"/>
             <a:graphic>
               <a:graphicData uri="http://schemas.openxmlformats.org/drawingml/2006/picture">
                 <pic:pic>
                   <pic:nvPicPr>
-                    <pic:cNvPr id="0" name="image8.png"/>
+                    <pic:cNvPr id="0" name="image2.png"/>
                     <pic:cNvPicPr preferRelativeResize="0"/>
                   </pic:nvPicPr>
                   <pic:blipFill>
@@ -10583,12 +10583,12 @@
           <wp:extent cx="1309143" cy="343007"/>
           <wp:effectExtent b="0" l="0" r="0" t="0"/>
           <wp:wrapNone/>
-          <wp:docPr descr="Logo_FUNIX_update_9102015_convert-01.png" id="6" name="image4.png"/>
+          <wp:docPr descr="Logo_FUNIX_update_9102015_convert-01.png" id="6" name="image1.png"/>
           <a:graphic>
             <a:graphicData uri="http://schemas.openxmlformats.org/drawingml/2006/picture">
               <pic:pic>
                 <pic:nvPicPr>
-                  <pic:cNvPr descr="Logo_FUNIX_update_9102015_convert-01.png" id="0" name="image4.png"/>
+                  <pic:cNvPr descr="Logo_FUNIX_update_9102015_convert-01.png" id="0" name="image1.png"/>
                   <pic:cNvPicPr preferRelativeResize="0"/>
                 </pic:nvPicPr>
                 <pic:blipFill>

--- a/Task 1/HV_SRS.docx
+++ b/Task 1/HV_SRS.docx
@@ -135,12 +135,12 @@
                 <wp:extent cx="2620010" cy="721360"/>
                 <wp:effectExtent b="0" l="0" r="0" t="0"/>
                 <wp:wrapNone/>
-                <wp:docPr id="2" name=""/>
+                <wp:docPr id="4" name=""/>
                 <a:graphic>
                   <a:graphicData uri="http://schemas.microsoft.com/office/word/2010/wordprocessingShape">
                     <wps:wsp>
                       <wps:cNvSpPr/>
-                      <wps:cNvPr id="3" name="Shape 3"/>
+                      <wps:cNvPr id="5" name="Shape 5"/>
                       <wps:spPr>
                         <a:xfrm>
                           <a:off x="4040758" y="3424083"/>
@@ -236,12 +236,12 @@
                 <wp:extent cx="2620010" cy="721360"/>
                 <wp:effectExtent b="0" l="0" r="0" t="0"/>
                 <wp:wrapNone/>
-                <wp:docPr id="2" name="image5.png"/>
+                <wp:docPr id="4" name="image7.png"/>
                 <a:graphic>
                   <a:graphicData uri="http://schemas.openxmlformats.org/drawingml/2006/picture">
                     <pic:pic>
                       <pic:nvPicPr>
-                        <pic:cNvPr id="0" name="image5.png"/>
+                        <pic:cNvPr id="0" name="image7.png"/>
                         <pic:cNvPicPr preferRelativeResize="0"/>
                       </pic:nvPicPr>
                       <pic:blipFill>
@@ -455,12 +455,12 @@
                 <wp:extent cx="3847465" cy="783910"/>
                 <wp:effectExtent b="0" l="0" r="0" t="0"/>
                 <wp:wrapNone/>
-                <wp:docPr id="4" name=""/>
+                <wp:docPr id="3" name=""/>
                 <a:graphic>
                   <a:graphicData uri="http://schemas.microsoft.com/office/word/2010/wordprocessingShape">
                     <wps:wsp>
                       <wps:cNvSpPr/>
-                      <wps:cNvPr id="5" name="Shape 5"/>
+                      <wps:cNvPr id="4" name="Shape 4"/>
                       <wps:spPr>
                         <a:xfrm>
                           <a:off x="3427025" y="3375450"/>
@@ -608,12 +608,12 @@
                 <wp:extent cx="3847465" cy="783910"/>
                 <wp:effectExtent b="0" l="0" r="0" t="0"/>
                 <wp:wrapNone/>
-                <wp:docPr id="4" name="image7.png"/>
+                <wp:docPr id="3" name="image6.png"/>
                 <a:graphic>
                   <a:graphicData uri="http://schemas.openxmlformats.org/drawingml/2006/picture">
                     <pic:pic>
                       <pic:nvPicPr>
-                        <pic:cNvPr id="0" name="image7.png"/>
+                        <pic:cNvPr id="0" name="image6.png"/>
                         <pic:cNvPicPr preferRelativeResize="0"/>
                       </pic:nvPicPr>
                       <pic:blipFill>
@@ -654,12 +654,12 @@
                 <wp:extent cx="2547620" cy="399254"/>
                 <wp:effectExtent b="0" l="0" r="0" t="0"/>
                 <wp:wrapNone/>
-                <wp:docPr id="3" name=""/>
+                <wp:docPr id="2" name=""/>
                 <a:graphic>
                   <a:graphicData uri="http://schemas.microsoft.com/office/word/2010/wordprocessingShape">
                     <wps:wsp>
                       <wps:cNvSpPr/>
-                      <wps:cNvPr id="4" name="Shape 4"/>
+                      <wps:cNvPr id="3" name="Shape 3"/>
                       <wps:spPr>
                         <a:xfrm>
                           <a:off x="4076953" y="3627600"/>
@@ -748,12 +748,12 @@
                 <wp:extent cx="2547620" cy="399254"/>
                 <wp:effectExtent b="0" l="0" r="0" t="0"/>
                 <wp:wrapNone/>
-                <wp:docPr id="3" name="image6.png"/>
+                <wp:docPr id="2" name="image5.png"/>
                 <a:graphic>
                   <a:graphicData uri="http://schemas.openxmlformats.org/drawingml/2006/picture">
                     <pic:pic>
                       <pic:nvPicPr>
-                        <pic:cNvPr id="0" name="image6.png"/>
+                        <pic:cNvPr id="0" name="image5.png"/>
                         <pic:cNvPicPr preferRelativeResize="0"/>
                       </pic:nvPicPr>
                       <pic:blipFill>
@@ -877,7 +877,7 @@
     </w:p>
     <w:sdt>
       <w:sdtPr>
-        <w:id w:val="-1282700843"/>
+        <w:id w:val="209480241"/>
         <w:docPartObj>
           <w:docPartGallery w:val="Table of Contents"/>
           <w:docPartUnique w:val="1"/>
@@ -2485,7 +2485,7 @@
         <w:rPr>
           <w:rtl w:val="0"/>
         </w:rPr>
-        <w:t xml:space="preserve">Hệ thống cho phép đăng ký, đăng nhập (hệ thống &amp; Social Login Facebook/Google), quản lý tài khoản và khôi phục mật khẩu.</w:t>
+        <w:t xml:space="preserve">Quản lý người dùng</w:t>
       </w:r>
     </w:p>
     <w:p>
@@ -2502,7 +2502,7 @@
         <w:rPr>
           <w:rtl w:val="0"/>
         </w:rPr>
-        <w:t xml:space="preserve">Chức năng quản trị: Quản lý người dùng (thống kê, khóa/mở, gửi email, xuất Excel) và Quản lý kết quả vé dò xổ số (thêm mới bằng tay, duyệt, phân trang).</w:t>
+        <w:t xml:space="preserve">Quản lý vé dò</w:t>
       </w:r>
     </w:p>
     <w:p>
@@ -2519,7 +2519,24 @@
         <w:rPr>
           <w:rtl w:val="0"/>
         </w:rPr>
-        <w:t xml:space="preserve">Chức năng cốt lõi: Dò vé số (đơn/nhiều vé) tích hợp hiệu ứng thông báo/bình phẩm dạng Gamification.</w:t>
+        <w:t xml:space="preserve">Thực hiện dò vé số</w:t>
+      </w:r>
+    </w:p>
+    <w:p>
+      <w:pPr>
+        <w:numPr>
+          <w:ilvl w:val="1"/>
+          <w:numId w:val="4"/>
+        </w:numPr>
+        <w:ind w:left="1440" w:hanging="360"/>
+        <w:jc w:val="left"/>
+        <w:rPr/>
+      </w:pPr>
+      <w:r>
+        <w:rPr>
+          <w:rtl w:val="0"/>
+        </w:rPr>
+        <w:t xml:space="preserve">Ngoài phạm vi (Out-scope):</w:t>
       </w:r>
     </w:p>
     <w:p>
@@ -2536,24 +2553,7 @@
         <w:rPr>
           <w:rtl w:val="0"/>
         </w:rPr>
-        <w:t xml:space="preserve">Thống kê: Biểu đồ cá nhân thống kê số tiền mua vé và số tiền trúng thưởng.</w:t>
-      </w:r>
-    </w:p>
-    <w:p>
-      <w:pPr>
-        <w:numPr>
-          <w:ilvl w:val="1"/>
-          <w:numId w:val="4"/>
-        </w:numPr>
-        <w:ind w:left="1440" w:hanging="360"/>
-        <w:jc w:val="left"/>
-        <w:rPr/>
-      </w:pPr>
-      <w:r>
-        <w:rPr>
-          <w:rtl w:val="0"/>
-        </w:rPr>
-        <w:t xml:space="preserve">Ngoài phạm vi (Out-scope):</w:t>
+        <w:t xml:space="preserve">Không hỗ trợ mua bán vé số hay thanh toán trực tuyến trên nền tảng.</w:t>
       </w:r>
     </w:p>
     <w:p>
@@ -2570,33 +2570,16 @@
         <w:rPr>
           <w:rtl w:val="0"/>
         </w:rPr>
-        <w:t xml:space="preserve">Không hỗ trợ mua bán vé số hay thanh toán trực tuyến trên nền tảng.</w:t>
-      </w:r>
-    </w:p>
-    <w:p>
-      <w:pPr>
-        <w:numPr>
-          <w:ilvl w:val="1"/>
+        <w:t xml:space="preserve">Không tự động cào/quét (crawl) dữ liệu từ các trang xổ số khác (Giai đoạn 1 dữ liệu kết quả sẽ do ADMIN nhập tay).</w:t>
+      </w:r>
+    </w:p>
+    <w:p>
+      <w:pPr>
+        <w:numPr>
+          <w:ilvl w:val="2"/>
           <w:numId w:val="4"/>
         </w:numPr>
-        <w:ind w:left="1440" w:hanging="360"/>
-        <w:jc w:val="left"/>
-        <w:rPr/>
-      </w:pPr>
-      <w:r>
-        <w:rPr>
-          <w:rtl w:val="0"/>
-        </w:rPr>
-        <w:t xml:space="preserve">Không tự động cào/quét (crawl) dữ liệu từ các trang xổ số khác (Giai đoạn 1 dữ liệu kết quả sẽ do ADMIN nhập tay).</w:t>
-      </w:r>
-    </w:p>
-    <w:p>
-      <w:pPr>
-        <w:numPr>
-          <w:ilvl w:val="0"/>
-          <w:numId w:val="4"/>
-        </w:numPr>
-        <w:ind w:left="720" w:hanging="360"/>
+        <w:ind w:left="2160" w:hanging="360"/>
         <w:jc w:val="left"/>
         <w:rPr/>
       </w:pPr>
@@ -2651,25 +2634,6 @@
     <w:p>
       <w:pPr>
         <w:pStyle w:val="Heading2"/>
-        <w:jc w:val="left"/>
-        <w:rPr>
-          <w:b w:val="1"/>
-          <w:bCs w:val="1"/>
-        </w:rPr>
-      </w:pPr>
-      <w:bookmarkStart w:colFirst="0" w:colLast="0" w:name="_m08pqmcf5enh" w:id="10"/>
-      <w:bookmarkEnd w:id="10"/>
-      <w:r>
-        <w:rPr>
-          <w:b w:val="1"/>
-          <w:bCs w:val="1"/>
-          <w:rtl w:val="0"/>
-        </w:rPr>
-        <w:t xml:space="preserve">2.1 Functional requirements</w:t>
-      </w:r>
-    </w:p>
-    <w:p>
-      <w:pPr>
         <w:numPr>
           <w:ilvl w:val="0"/>
           <w:numId w:val="7"/>
@@ -2682,13 +2646,15 @@
           <w:bCs w:val="1"/>
         </w:rPr>
       </w:pPr>
-      <w:r>
-        <w:rPr>
-          <w:b w:val="1"/>
-          <w:bCs w:val="1"/>
-          <w:rtl w:val="0"/>
-        </w:rPr>
-        <w:t xml:space="preserve">Nhóm 1: Khách vãng lai (NO_USER)</w:t>
+      <w:bookmarkStart w:colFirst="0" w:colLast="0" w:name="_qwmcxe6lq94w" w:id="10"/>
+      <w:bookmarkEnd w:id="10"/>
+      <w:r>
+        <w:rPr>
+          <w:b w:val="1"/>
+          <w:bCs w:val="1"/>
+          <w:rtl w:val="0"/>
+        </w:rPr>
+        <w:t xml:space="preserve">2.1 Yêu cầu chức năng chi tiết (Functional Requirements)</w:t>
       </w:r>
     </w:p>
     <w:p>
@@ -2697,18 +2663,269 @@
           <w:ilvl w:val="1"/>
           <w:numId w:val="7"/>
         </w:numPr>
+        <w:ind w:left="1440" w:hanging="360"/>
+      </w:pPr>
+      <w:r>
+        <w:rPr>
+          <w:rtl w:val="0"/>
+        </w:rPr>
+        <w:t xml:space="preserve">Chức năng có dấu sao (*) sẽ được làm sau khi các chức năng khác đã hoàn thành nếu còn thời gian</w:t>
+      </w:r>
+      <w:r>
+        <w:rPr>
+          <w:rtl w:val="0"/>
+        </w:rPr>
+      </w:r>
+    </w:p>
+    <w:p>
+      <w:pPr>
+        <w:numPr>
+          <w:ilvl w:val="1"/>
+          <w:numId w:val="7"/>
+        </w:numPr>
         <w:spacing w:after="0" w:afterAutospacing="0"/>
         <w:ind w:left="1440" w:hanging="360"/>
         <w:jc w:val="left"/>
         <w:rPr>
+          <w:b w:val="1"/>
+          <w:bCs w:val="1"/>
+        </w:rPr>
+      </w:pPr>
+      <w:r>
+        <w:rPr>
+          <w:b w:val="1"/>
+          <w:bCs w:val="1"/>
+          <w:rtl w:val="0"/>
+        </w:rPr>
+        <w:t xml:space="preserve">Nhóm 1: Khách vãng lai (NO_USER)</w:t>
+      </w:r>
+    </w:p>
+    <w:p>
+      <w:pPr>
+        <w:numPr>
+          <w:ilvl w:val="2"/>
+          <w:numId w:val="7"/>
+        </w:numPr>
+        <w:spacing w:after="0" w:afterAutospacing="0"/>
+        <w:ind w:left="2160" w:hanging="360"/>
+        <w:jc w:val="left"/>
+        <w:rPr>
+          <w:b w:val="1"/>
+          <w:bCs w:val="1"/>
           <w:u w:val="none"/>
         </w:rPr>
       </w:pPr>
       <w:r>
         <w:rPr>
-          <w:rtl w:val="0"/>
-        </w:rPr>
-        <w:t xml:space="preserve">FR1.1 - Đăng ký: Cho phép đăng ký tài khoản mới để trở thành người dùng hệ thống.</w:t>
+          <w:b w:val="1"/>
+          <w:bCs w:val="1"/>
+          <w:rtl w:val="0"/>
+        </w:rPr>
+        <w:t xml:space="preserve">[CHỨC NĂNG 1: QUẢN LÝ NGƯỜI DÙNG]</w:t>
+      </w:r>
+    </w:p>
+    <w:p>
+      <w:pPr>
+        <w:numPr>
+          <w:ilvl w:val="3"/>
+          <w:numId w:val="7"/>
+        </w:numPr>
+        <w:spacing w:after="0" w:afterAutospacing="0"/>
+        <w:ind w:left="2880" w:hanging="360"/>
+        <w:jc w:val="left"/>
+        <w:rPr/>
+      </w:pPr>
+      <w:r>
+        <w:rPr>
+          <w:b w:val="1"/>
+          <w:bCs w:val="1"/>
+          <w:rtl w:val="0"/>
+        </w:rPr>
+        <w:t xml:space="preserve">FR 1.1:</w:t>
+      </w:r>
+      <w:r>
+        <w:rPr>
+          <w:rtl w:val="0"/>
+        </w:rPr>
+        <w:t xml:space="preserve"> Cho phép có thể đăng ký trở thành thành viên của hệ thống (REGISTER NEW USER) với ROLE là người dùng</w:t>
+      </w:r>
+    </w:p>
+    <w:p>
+      <w:pPr>
+        <w:numPr>
+          <w:ilvl w:val="3"/>
+          <w:numId w:val="7"/>
+        </w:numPr>
+        <w:spacing w:after="0" w:afterAutospacing="0"/>
+        <w:ind w:left="2880" w:hanging="360"/>
+        <w:jc w:val="left"/>
+        <w:rPr>
+          <w:u w:val="none"/>
+        </w:rPr>
+      </w:pPr>
+      <w:r>
+        <w:rPr>
+          <w:b w:val="1"/>
+          <w:bCs w:val="1"/>
+          <w:rtl w:val="0"/>
+        </w:rPr>
+        <w:t xml:space="preserve">FR 1.2: </w:t>
+      </w:r>
+      <w:r>
+        <w:rPr>
+          <w:rtl w:val="0"/>
+        </w:rPr>
+        <w:t xml:space="preserve">Đăng nhập vào hệ thống (LOGIN)</w:t>
+      </w:r>
+    </w:p>
+    <w:p>
+      <w:pPr>
+        <w:numPr>
+          <w:ilvl w:val="3"/>
+          <w:numId w:val="7"/>
+        </w:numPr>
+        <w:spacing w:after="0" w:afterAutospacing="0"/>
+        <w:ind w:left="2880" w:hanging="360"/>
+        <w:jc w:val="left"/>
+      </w:pPr>
+      <w:r>
+        <w:rPr>
+          <w:b w:val="1"/>
+          <w:bCs w:val="1"/>
+          <w:rtl w:val="0"/>
+        </w:rPr>
+        <w:t xml:space="preserve">FR 1.3: </w:t>
+      </w:r>
+      <w:r>
+        <w:rPr>
+          <w:rtl w:val="0"/>
+        </w:rPr>
+        <w:t xml:space="preserve">Lấy mật khẩu mới do quên mật khẩu (FORGOT PASSWORD) qua email</w:t>
+      </w:r>
+    </w:p>
+    <w:p>
+      <w:pPr>
+        <w:numPr>
+          <w:ilvl w:val="3"/>
+          <w:numId w:val="7"/>
+        </w:numPr>
+        <w:spacing w:after="0" w:afterAutospacing="0"/>
+        <w:ind w:left="2880" w:hanging="360"/>
+        <w:jc w:val="left"/>
+      </w:pPr>
+      <w:r>
+        <w:rPr>
+          <w:b w:val="1"/>
+          <w:bCs w:val="1"/>
+          <w:rtl w:val="0"/>
+        </w:rPr>
+        <w:t xml:space="preserve">FR 1.4: </w:t>
+      </w:r>
+      <w:r>
+        <w:rPr>
+          <w:rtl w:val="0"/>
+        </w:rPr>
+        <w:t xml:space="preserve">(*) Đăng nhập vào hệ thống với tài khoản Facebook</w:t>
+      </w:r>
+    </w:p>
+    <w:p>
+      <w:pPr>
+        <w:numPr>
+          <w:ilvl w:val="3"/>
+          <w:numId w:val="7"/>
+        </w:numPr>
+        <w:spacing w:after="0" w:afterAutospacing="0"/>
+        <w:ind w:left="2880" w:hanging="360"/>
+        <w:jc w:val="left"/>
+      </w:pPr>
+      <w:r>
+        <w:rPr>
+          <w:b w:val="1"/>
+          <w:bCs w:val="1"/>
+          <w:rtl w:val="0"/>
+        </w:rPr>
+        <w:t xml:space="preserve">FR 1.5: </w:t>
+      </w:r>
+      <w:r>
+        <w:rPr>
+          <w:rtl w:val="0"/>
+        </w:rPr>
+        <w:t xml:space="preserve">(*) Đăng nhập vào hệ thống với tài khoản Google</w:t>
+      </w:r>
+    </w:p>
+    <w:p>
+      <w:pPr>
+        <w:numPr>
+          <w:ilvl w:val="2"/>
+          <w:numId w:val="7"/>
+        </w:numPr>
+        <w:spacing w:after="0" w:afterAutospacing="0"/>
+        <w:ind w:left="2160" w:hanging="360"/>
+        <w:jc w:val="left"/>
+        <w:rPr>
+          <w:b w:val="1"/>
+          <w:bCs w:val="1"/>
+        </w:rPr>
+      </w:pPr>
+      <w:r>
+        <w:rPr>
+          <w:b w:val="1"/>
+          <w:bCs w:val="1"/>
+          <w:rtl w:val="0"/>
+        </w:rPr>
+        <w:t xml:space="preserve">[CHỨC NĂNG 3: THỰC HIỆN DÒ VÉ SỐ]</w:t>
+      </w:r>
+    </w:p>
+    <w:p>
+      <w:pPr>
+        <w:numPr>
+          <w:ilvl w:val="3"/>
+          <w:numId w:val="7"/>
+        </w:numPr>
+        <w:spacing w:after="0" w:afterAutospacing="0"/>
+        <w:ind w:left="2880" w:hanging="360"/>
+        <w:jc w:val="left"/>
+        <w:rPr/>
+      </w:pPr>
+      <w:r>
+        <w:rPr>
+          <w:b w:val="1"/>
+          <w:bCs w:val="1"/>
+          <w:rtl w:val="0"/>
+        </w:rPr>
+        <w:t xml:space="preserve">FR 1.6: </w:t>
+      </w:r>
+      <w:r>
+        <w:rPr>
+          <w:rtl w:val="0"/>
+        </w:rPr>
+        <w:t xml:space="preserve">Cho phép người dùng dò vé số dựa vào số trên một tờ vé số và hiển thị kết quả trúng giải hoặc không trúng giải</w:t>
+      </w:r>
+    </w:p>
+    <w:p>
+      <w:pPr>
+        <w:numPr>
+          <w:ilvl w:val="3"/>
+          <w:numId w:val="7"/>
+        </w:numPr>
+        <w:spacing w:after="0" w:afterAutospacing="0"/>
+        <w:ind w:left="2880" w:hanging="360"/>
+        <w:jc w:val="left"/>
+        <w:rPr/>
+      </w:pPr>
+      <w:r>
+        <w:rPr>
+          <w:b w:val="1"/>
+          <w:bCs w:val="1"/>
+          <w:rtl w:val="0"/>
+        </w:rPr>
+        <w:t xml:space="preserve">FR 1.7: </w:t>
+      </w:r>
+      <w:r>
+        <w:rPr>
+          <w:rtl w:val="0"/>
+        </w:rPr>
+        <w:t xml:space="preserve">(*) Cài đặc tính năng Google AdSense vào chức năng này</w:t>
       </w:r>
     </w:p>
     <w:p>
@@ -2721,24 +2938,27 @@
         <w:ind w:left="1440" w:hanging="360"/>
         <w:jc w:val="left"/>
         <w:rPr>
-          <w:u w:val="none"/>
-        </w:rPr>
-      </w:pPr>
-      <w:r>
-        <w:rPr>
-          <w:rtl w:val="0"/>
-        </w:rPr>
-        <w:t xml:space="preserve">FR1.2 - Dò vé số nhanh: Dò nhanh trên 1 tờ vé số. Ở chức năng này, hệ thống sẽ hiển thị kết quả trúng/trượt.</w:t>
-      </w:r>
-    </w:p>
-    <w:p>
-      <w:pPr>
-        <w:numPr>
-          <w:ilvl w:val="0"/>
+          <w:b w:val="1"/>
+          <w:bCs w:val="1"/>
+        </w:rPr>
+      </w:pPr>
+      <w:r>
+        <w:rPr>
+          <w:b w:val="1"/>
+          <w:bCs w:val="1"/>
+          <w:rtl w:val="0"/>
+        </w:rPr>
+        <w:t xml:space="preserve">Nhóm 2: Thành viên (USER)</w:t>
+      </w:r>
+    </w:p>
+    <w:p>
+      <w:pPr>
+        <w:numPr>
+          <w:ilvl w:val="2"/>
           <w:numId w:val="7"/>
         </w:numPr>
         <w:spacing w:after="0" w:afterAutospacing="0"/>
-        <w:ind w:left="720" w:hanging="360"/>
+        <w:ind w:left="2160" w:hanging="360"/>
         <w:jc w:val="left"/>
         <w:rPr>
           <w:b w:val="1"/>
@@ -2751,7 +2971,295 @@
           <w:bCs w:val="1"/>
           <w:rtl w:val="0"/>
         </w:rPr>
-        <w:t xml:space="preserve">Nhóm 2: Thành viên (USER)</w:t>
+        <w:t xml:space="preserve">[TÀI KHOẢN &amp; BẢO MẬT]</w:t>
+      </w:r>
+      <w:r>
+        <w:rPr>
+          <w:rtl w:val="0"/>
+        </w:rPr>
+      </w:r>
+    </w:p>
+    <w:p>
+      <w:pPr>
+        <w:numPr>
+          <w:ilvl w:val="3"/>
+          <w:numId w:val="7"/>
+        </w:numPr>
+        <w:spacing w:after="0" w:afterAutospacing="0"/>
+        <w:ind w:left="2880" w:hanging="360"/>
+        <w:jc w:val="left"/>
+      </w:pPr>
+      <w:r>
+        <w:rPr>
+          <w:b w:val="1"/>
+          <w:bCs w:val="1"/>
+          <w:rtl w:val="0"/>
+        </w:rPr>
+        <w:t xml:space="preserve">FR 2.1: </w:t>
+      </w:r>
+      <w:r>
+        <w:rPr>
+          <w:rtl w:val="0"/>
+        </w:rPr>
+        <w:t xml:space="preserve">Thay đổi mật khẩu (CHANGE PASSWORD)</w:t>
+      </w:r>
+    </w:p>
+    <w:p>
+      <w:pPr>
+        <w:numPr>
+          <w:ilvl w:val="3"/>
+          <w:numId w:val="7"/>
+        </w:numPr>
+        <w:spacing w:after="0" w:afterAutospacing="0"/>
+        <w:ind w:left="2880" w:hanging="360"/>
+        <w:jc w:val="left"/>
+      </w:pPr>
+      <w:r>
+        <w:rPr>
+          <w:b w:val="1"/>
+          <w:bCs w:val="1"/>
+          <w:rtl w:val="0"/>
+        </w:rPr>
+        <w:t xml:space="preserve">FR 2.2: </w:t>
+      </w:r>
+      <w:r>
+        <w:rPr>
+          <w:rtl w:val="0"/>
+        </w:rPr>
+        <w:t xml:space="preserve">Lấy mật khẩu mới do quên mật khẩu (FORGOT PASSWORD) qua email</w:t>
+      </w:r>
+    </w:p>
+    <w:p>
+      <w:pPr>
+        <w:numPr>
+          <w:ilvl w:val="3"/>
+          <w:numId w:val="7"/>
+        </w:numPr>
+        <w:spacing w:after="0" w:afterAutospacing="0"/>
+        <w:ind w:left="2880" w:hanging="360"/>
+        <w:jc w:val="left"/>
+      </w:pPr>
+      <w:r>
+        <w:rPr>
+          <w:b w:val="1"/>
+          <w:bCs w:val="1"/>
+          <w:rtl w:val="0"/>
+        </w:rPr>
+        <w:t xml:space="preserve">FR 2.3: </w:t>
+      </w:r>
+      <w:r>
+        <w:rPr>
+          <w:rtl w:val="0"/>
+        </w:rPr>
+        <w:t xml:space="preserve">(*) Đăng nhập vào hệ thống với tài khoản Facebook</w:t>
+      </w:r>
+    </w:p>
+    <w:p>
+      <w:pPr>
+        <w:numPr>
+          <w:ilvl w:val="3"/>
+          <w:numId w:val="7"/>
+        </w:numPr>
+        <w:spacing w:after="0" w:afterAutospacing="0"/>
+        <w:ind w:left="2880" w:hanging="360"/>
+        <w:jc w:val="left"/>
+      </w:pPr>
+      <w:r>
+        <w:rPr>
+          <w:b w:val="1"/>
+          <w:bCs w:val="1"/>
+          <w:rtl w:val="0"/>
+        </w:rPr>
+        <w:t xml:space="preserve">FR 2.4: </w:t>
+      </w:r>
+      <w:r>
+        <w:rPr>
+          <w:rtl w:val="0"/>
+        </w:rPr>
+        <w:t xml:space="preserve">(*) Đăng nhập vào hệ thống với tài khoản Google</w:t>
+      </w:r>
+      <w:r>
+        <w:rPr>
+          <w:rtl w:val="0"/>
+        </w:rPr>
+      </w:r>
+    </w:p>
+    <w:p>
+      <w:pPr>
+        <w:numPr>
+          <w:ilvl w:val="2"/>
+          <w:numId w:val="7"/>
+        </w:numPr>
+        <w:spacing w:after="0" w:afterAutospacing="0"/>
+        <w:ind w:left="2160" w:hanging="360"/>
+        <w:jc w:val="left"/>
+        <w:rPr>
+          <w:b w:val="1"/>
+          <w:bCs w:val="1"/>
+        </w:rPr>
+      </w:pPr>
+      <w:r>
+        <w:rPr>
+          <w:b w:val="1"/>
+          <w:bCs w:val="1"/>
+          <w:rtl w:val="0"/>
+        </w:rPr>
+        <w:t xml:space="preserve">[CHỨC NĂNG 3: THỰC HIỆN DÒ VÉ SỐ]</w:t>
+      </w:r>
+    </w:p>
+    <w:p>
+      <w:pPr>
+        <w:numPr>
+          <w:ilvl w:val="3"/>
+          <w:numId w:val="7"/>
+        </w:numPr>
+        <w:spacing w:after="0" w:afterAutospacing="0"/>
+        <w:ind w:left="2880" w:hanging="360"/>
+        <w:jc w:val="left"/>
+      </w:pPr>
+      <w:r>
+        <w:rPr>
+          <w:b w:val="1"/>
+          <w:bCs w:val="1"/>
+          <w:rtl w:val="0"/>
+        </w:rPr>
+        <w:t xml:space="preserve">FR 2.5: </w:t>
+      </w:r>
+      <w:r>
+        <w:rPr>
+          <w:rtl w:val="0"/>
+        </w:rPr>
+        <w:t xml:space="preserve">Cho phép người dùng dò một hoặc nhiều tờ vé số của một công ty xổ số và hiển thị kết quả</w:t>
+      </w:r>
+    </w:p>
+    <w:p>
+      <w:pPr>
+        <w:numPr>
+          <w:ilvl w:val="3"/>
+          <w:numId w:val="7"/>
+        </w:numPr>
+        <w:spacing w:after="0" w:afterAutospacing="0"/>
+        <w:ind w:left="2880" w:hanging="360"/>
+        <w:jc w:val="left"/>
+      </w:pPr>
+      <w:r>
+        <w:rPr>
+          <w:b w:val="1"/>
+          <w:bCs w:val="1"/>
+          <w:rtl w:val="0"/>
+        </w:rPr>
+        <w:t xml:space="preserve">FR 2.6: </w:t>
+      </w:r>
+      <w:r>
+        <w:rPr>
+          <w:rtl w:val="0"/>
+        </w:rPr>
+        <w:t xml:space="preserve">(*) Cho phép dò từng giải một và có một số câu thoại bình phẩm về kế quả dò ví dụ dò giải 2 số kết quả của mình giống được 1 số thì có 1 câu bình phẩm 1 số, giống 2 số thứ tự ngược thì có bình phẩm tương ứng, và giống hết thì có câu bình phẩm tương ứng ==&gt; Mục đích tăng thú vị khi dò vé số trên hệ thống.</w:t>
+      </w:r>
+    </w:p>
+    <w:p>
+      <w:pPr>
+        <w:numPr>
+          <w:ilvl w:val="3"/>
+          <w:numId w:val="7"/>
+        </w:numPr>
+        <w:spacing w:after="0" w:afterAutospacing="0"/>
+        <w:ind w:left="2880" w:hanging="360"/>
+        <w:jc w:val="left"/>
+      </w:pPr>
+      <w:r>
+        <w:rPr>
+          <w:b w:val="1"/>
+          <w:bCs w:val="1"/>
+          <w:rtl w:val="0"/>
+        </w:rPr>
+        <w:t xml:space="preserve">FR 2.7:</w:t>
+      </w:r>
+      <w:r>
+        <w:rPr>
+          <w:rtl w:val="0"/>
+        </w:rPr>
+        <w:t xml:space="preserve"> Hiển thị kết quả sau khi dò vé số.</w:t>
+      </w:r>
+    </w:p>
+    <w:p>
+      <w:pPr>
+        <w:numPr>
+          <w:ilvl w:val="3"/>
+          <w:numId w:val="7"/>
+        </w:numPr>
+        <w:spacing w:after="0" w:afterAutospacing="0"/>
+        <w:ind w:left="2880" w:hanging="360"/>
+        <w:jc w:val="left"/>
+      </w:pPr>
+      <w:r>
+        <w:rPr>
+          <w:b w:val="1"/>
+          <w:bCs w:val="1"/>
+          <w:rtl w:val="0"/>
+        </w:rPr>
+        <w:t xml:space="preserve">FR 2.8: </w:t>
+      </w:r>
+      <w:r>
+        <w:rPr>
+          <w:rtl w:val="0"/>
+        </w:rPr>
+        <w:t xml:space="preserve">(*) Cho phép chia sẻ kết quả khi dò vé số đến các mạng xã hội như Facebook,...</w:t>
+      </w:r>
+    </w:p>
+    <w:p>
+      <w:pPr>
+        <w:numPr>
+          <w:ilvl w:val="3"/>
+          <w:numId w:val="7"/>
+        </w:numPr>
+        <w:spacing w:after="0" w:afterAutospacing="0"/>
+        <w:ind w:left="2880" w:hanging="360"/>
+        <w:jc w:val="left"/>
+      </w:pPr>
+      <w:r>
+        <w:rPr>
+          <w:b w:val="1"/>
+          <w:bCs w:val="1"/>
+          <w:rtl w:val="0"/>
+        </w:rPr>
+        <w:t xml:space="preserve">FR 2.9: </w:t>
+      </w:r>
+      <w:r>
+        <w:rPr>
+          <w:rtl w:val="0"/>
+        </w:rPr>
+        <w:t xml:space="preserve">Cho phép xem lại thông tin các lần dò vé số trước đó</w:t>
+      </w:r>
+    </w:p>
+    <w:p>
+      <w:pPr>
+        <w:numPr>
+          <w:ilvl w:val="3"/>
+          <w:numId w:val="7"/>
+        </w:numPr>
+        <w:spacing w:after="0" w:afterAutospacing="0"/>
+        <w:ind w:left="2880" w:hanging="360"/>
+        <w:jc w:val="left"/>
+      </w:pPr>
+      <w:r>
+        <w:rPr>
+          <w:b w:val="1"/>
+          <w:bCs w:val="1"/>
+          <w:rtl w:val="0"/>
+        </w:rPr>
+        <w:t xml:space="preserve">FR 2.10: </w:t>
+      </w:r>
+      <w:r>
+        <w:rPr>
+          <w:rtl w:val="0"/>
+        </w:rPr>
+        <w:t xml:space="preserve">(*) Cho phép xem được biểu đồ dạng cột số tiền đã tiêu để mua vé số và số tiền đã trúng giải</w:t>
+      </w:r>
+      <w:r>
+        <w:rPr>
+          <w:rtl w:val="0"/>
+        </w:rPr>
       </w:r>
     </w:p>
     <w:p>
@@ -2764,261 +3272,534 @@
         <w:ind w:left="1440" w:hanging="360"/>
         <w:jc w:val="left"/>
         <w:rPr>
+          <w:b w:val="1"/>
+          <w:bCs w:val="1"/>
+        </w:rPr>
+      </w:pPr>
+      <w:r>
+        <w:rPr>
+          <w:b w:val="1"/>
+          <w:bCs w:val="1"/>
+          <w:rtl w:val="0"/>
+        </w:rPr>
+        <w:t xml:space="preserve">Nhóm 3: Quản trị viên (ADMIN)</w:t>
+      </w:r>
+    </w:p>
+    <w:p>
+      <w:pPr>
+        <w:numPr>
+          <w:ilvl w:val="2"/>
+          <w:numId w:val="7"/>
+        </w:numPr>
+        <w:spacing w:after="0" w:afterAutospacing="0"/>
+        <w:ind w:left="2160" w:hanging="360"/>
+        <w:jc w:val="left"/>
+      </w:pPr>
+      <w:r>
+        <w:rPr>
+          <w:b w:val="1"/>
+          <w:bCs w:val="1"/>
+          <w:rtl w:val="0"/>
+        </w:rPr>
+        <w:t xml:space="preserve">FR 3.1: </w:t>
+      </w:r>
+      <w:r>
+        <w:rPr>
+          <w:rtl w:val="0"/>
+        </w:rPr>
+        <w:t xml:space="preserve">Kế thừa: Thực hiện được đầy đủ các chức năng tra cứu của Thành viên (USER).</w:t>
+      </w:r>
+    </w:p>
+    <w:p>
+      <w:pPr>
+        <w:numPr>
+          <w:ilvl w:val="2"/>
+          <w:numId w:val="7"/>
+        </w:numPr>
+        <w:spacing w:after="0" w:afterAutospacing="0"/>
+        <w:ind w:left="2160" w:hanging="360"/>
+        <w:jc w:val="left"/>
+        <w:rPr>
+          <w:b w:val="1"/>
+          <w:bCs w:val="1"/>
+        </w:rPr>
+      </w:pPr>
+      <w:r>
+        <w:rPr>
+          <w:b w:val="1"/>
+          <w:bCs w:val="1"/>
+          <w:rtl w:val="0"/>
+        </w:rPr>
+        <w:t xml:space="preserve">[</w:t>
+      </w:r>
+      <w:r>
+        <w:rPr>
+          <w:rFonts w:ascii="Verdana" w:cs="Verdana" w:eastAsia="Verdana" w:hAnsi="Verdana"/>
+          <w:b w:val="1"/>
+          <w:bCs w:val="1"/>
+          <w:color w:val="3c3c3c"/>
+          <w:sz w:val="24"/>
+          <w:szCs w:val="24"/>
+          <w:highlight w:val="white"/>
+          <w:rtl w:val="0"/>
+        </w:rPr>
+        <w:t xml:space="preserve">CHỨC NĂNG 1: QUẢN LÝ NGƯỜI DÙNG</w:t>
+      </w:r>
+      <w:r>
+        <w:rPr>
+          <w:b w:val="1"/>
+          <w:bCs w:val="1"/>
+          <w:rtl w:val="0"/>
+        </w:rPr>
+        <w:t xml:space="preserve"> ]</w:t>
+      </w:r>
+    </w:p>
+    <w:p>
+      <w:pPr>
+        <w:numPr>
+          <w:ilvl w:val="3"/>
+          <w:numId w:val="7"/>
+        </w:numPr>
+        <w:spacing w:after="0" w:afterAutospacing="0"/>
+        <w:ind w:left="2880" w:hanging="360"/>
+        <w:jc w:val="left"/>
+      </w:pPr>
+      <w:r>
+        <w:rPr>
+          <w:b w:val="1"/>
+          <w:bCs w:val="1"/>
+          <w:rtl w:val="0"/>
+        </w:rPr>
+        <w:t xml:space="preserve">FR 3.2: </w:t>
+      </w:r>
+      <w:r>
+        <w:rPr>
+          <w:rtl w:val="0"/>
+        </w:rPr>
+        <w:t xml:space="preserve">Có thể thực hiện đầy đủ các chức năng của người dùng</w:t>
+      </w:r>
+    </w:p>
+    <w:p>
+      <w:pPr>
+        <w:numPr>
+          <w:ilvl w:val="3"/>
+          <w:numId w:val="7"/>
+        </w:numPr>
+        <w:spacing w:after="0" w:afterAutospacing="0"/>
+        <w:ind w:left="2880" w:hanging="360"/>
+        <w:jc w:val="left"/>
+      </w:pPr>
+      <w:r>
+        <w:rPr>
+          <w:b w:val="1"/>
+          <w:bCs w:val="1"/>
+          <w:rtl w:val="0"/>
+        </w:rPr>
+        <w:t xml:space="preserve">FR 3.3: </w:t>
+      </w:r>
+      <w:r>
+        <w:rPr>
+          <w:rtl w:val="0"/>
+        </w:rPr>
+        <w:t xml:space="preserve">Tìm kiếm một người dùng qua số điện thoại hoặc email</w:t>
+      </w:r>
+    </w:p>
+    <w:p>
+      <w:pPr>
+        <w:numPr>
+          <w:ilvl w:val="3"/>
+          <w:numId w:val="7"/>
+        </w:numPr>
+        <w:spacing w:after="0" w:afterAutospacing="0"/>
+        <w:ind w:left="2880" w:hanging="360"/>
+        <w:jc w:val="left"/>
+      </w:pPr>
+      <w:r>
+        <w:rPr>
+          <w:b w:val="1"/>
+          <w:bCs w:val="1"/>
+          <w:rtl w:val="0"/>
+        </w:rPr>
+        <w:t xml:space="preserve">FR 3.4: </w:t>
+      </w:r>
+      <w:r>
+        <w:rPr>
+          <w:rtl w:val="0"/>
+        </w:rPr>
+        <w:t xml:space="preserve">Cho phép / Không cho phép một người dùng sử dụng hệ thống</w:t>
+      </w:r>
+    </w:p>
+    <w:p>
+      <w:pPr>
+        <w:numPr>
+          <w:ilvl w:val="3"/>
+          <w:numId w:val="7"/>
+        </w:numPr>
+        <w:spacing w:after="0" w:afterAutospacing="0"/>
+        <w:ind w:left="2880" w:hanging="360"/>
+        <w:jc w:val="left"/>
+      </w:pPr>
+      <w:r>
+        <w:rPr>
+          <w:b w:val="1"/>
+          <w:bCs w:val="1"/>
+          <w:rtl w:val="0"/>
+        </w:rPr>
+        <w:t xml:space="preserve">FR 3.1: </w:t>
+      </w:r>
+      <w:r>
+        <w:rPr>
+          <w:rtl w:val="0"/>
+        </w:rPr>
+        <w:t xml:space="preserve">Cho phép chọn ROLE cho người dùng dùng</w:t>
+      </w:r>
+    </w:p>
+    <w:p>
+      <w:pPr>
+        <w:numPr>
+          <w:ilvl w:val="3"/>
+          <w:numId w:val="7"/>
+        </w:numPr>
+        <w:spacing w:after="0" w:afterAutospacing="0"/>
+        <w:ind w:left="2880" w:hanging="360"/>
+        <w:jc w:val="left"/>
+      </w:pPr>
+      <w:r>
+        <w:rPr>
+          <w:b w:val="1"/>
+          <w:bCs w:val="1"/>
+          <w:rtl w:val="0"/>
+        </w:rPr>
+        <w:t xml:space="preserve">FR 3.5:  </w:t>
+      </w:r>
+      <w:r>
+        <w:rPr>
+          <w:rtl w:val="0"/>
+        </w:rPr>
+        <w:t xml:space="preserve">Cho phép / không cho phép nhiều người dùng sử dụng hệ thống</w:t>
+      </w:r>
+    </w:p>
+    <w:p>
+      <w:pPr>
+        <w:numPr>
+          <w:ilvl w:val="3"/>
+          <w:numId w:val="7"/>
+        </w:numPr>
+        <w:spacing w:after="0" w:afterAutospacing="0"/>
+        <w:ind w:left="2880" w:hanging="360"/>
+        <w:jc w:val="left"/>
+      </w:pPr>
+      <w:r>
+        <w:rPr>
+          <w:b w:val="1"/>
+          <w:bCs w:val="1"/>
+          <w:rtl w:val="0"/>
+        </w:rPr>
+        <w:t xml:space="preserve">FR 3.6: </w:t>
+      </w:r>
+      <w:r>
+        <w:rPr>
+          <w:rtl w:val="0"/>
+        </w:rPr>
+        <w:t xml:space="preserve">Nếu số lượng lớn hơn 20 người dùng hệ thống cho phép phân trang hiển thị và cho phép xem từng trang người dùng một.</w:t>
+      </w:r>
+    </w:p>
+    <w:p>
+      <w:pPr>
+        <w:numPr>
+          <w:ilvl w:val="3"/>
+          <w:numId w:val="7"/>
+        </w:numPr>
+        <w:spacing w:after="0" w:afterAutospacing="0"/>
+        <w:ind w:left="2880" w:hanging="360"/>
+        <w:jc w:val="left"/>
+      </w:pPr>
+      <w:r>
+        <w:rPr>
+          <w:b w:val="1"/>
+          <w:bCs w:val="1"/>
+          <w:rtl w:val="0"/>
+        </w:rPr>
+        <w:t xml:space="preserve">FR 3.7: </w:t>
+      </w:r>
+      <w:r>
+        <w:rPr>
+          <w:rtl w:val="0"/>
+        </w:rPr>
+        <w:t xml:space="preserve">(*) Hiển thị thời gian đăng nhập gần đây nhất theo định dạng dd/mm/yyyy</w:t>
+      </w:r>
+    </w:p>
+    <w:p>
+      <w:pPr>
+        <w:numPr>
+          <w:ilvl w:val="3"/>
+          <w:numId w:val="7"/>
+        </w:numPr>
+        <w:spacing w:after="0" w:afterAutospacing="0"/>
+        <w:ind w:left="2880" w:hanging="360"/>
+        <w:jc w:val="left"/>
+      </w:pPr>
+      <w:r>
+        <w:rPr>
+          <w:b w:val="1"/>
+          <w:bCs w:val="1"/>
+          <w:rtl w:val="0"/>
+        </w:rPr>
+        <w:t xml:space="preserve">FR 3.8: </w:t>
+      </w:r>
+      <w:r>
+        <w:rPr>
+          <w:rtl w:val="0"/>
+        </w:rPr>
+        <w:t xml:space="preserve">(*) Lọc các người dùng đã không đăng nhập vào hệ thống trong thời gian nhất định do người dùng chọn (ví dụ 1 tuần, 1 tháng, 1 quý hoặc 1 năm)</w:t>
+      </w:r>
+    </w:p>
+    <w:p>
+      <w:pPr>
+        <w:numPr>
+          <w:ilvl w:val="3"/>
+          <w:numId w:val="7"/>
+        </w:numPr>
+        <w:spacing w:after="0" w:afterAutospacing="0"/>
+        <w:ind w:left="2880" w:hanging="360"/>
+        <w:jc w:val="left"/>
+      </w:pPr>
+      <w:r>
+        <w:rPr>
+          <w:b w:val="1"/>
+          <w:bCs w:val="1"/>
+          <w:rtl w:val="0"/>
+        </w:rPr>
+        <w:t xml:space="preserve">FR 3.9: </w:t>
+      </w:r>
+      <w:r>
+        <w:rPr>
+          <w:rtl w:val="0"/>
+        </w:rPr>
+        <w:t xml:space="preserve">(*) Gửi email mời họ tham gia vào hệ thống với nội dung do người dùng nhập vào.</w:t>
+      </w:r>
+    </w:p>
+    <w:p>
+      <w:pPr>
+        <w:numPr>
+          <w:ilvl w:val="3"/>
+          <w:numId w:val="7"/>
+        </w:numPr>
+        <w:spacing w:after="0" w:afterAutospacing="0"/>
+        <w:ind w:left="2880" w:hanging="360"/>
+        <w:jc w:val="left"/>
+      </w:pPr>
+      <w:r>
+        <w:rPr>
+          <w:b w:val="1"/>
+          <w:bCs w:val="1"/>
+          <w:rtl w:val="0"/>
+        </w:rPr>
+        <w:t xml:space="preserve">FR 3.10: </w:t>
+      </w:r>
+      <w:r>
+        <w:rPr>
+          <w:rtl w:val="0"/>
+        </w:rPr>
+        <w:t xml:space="preserve">(*) Xuất ra excel danh sách người dùng đang hiển thị</w:t>
+      </w:r>
+    </w:p>
+    <w:p>
+      <w:pPr>
+        <w:numPr>
+          <w:ilvl w:val="2"/>
+          <w:numId w:val="7"/>
+        </w:numPr>
+        <w:spacing w:after="0" w:afterAutospacing="0"/>
+        <w:ind w:left="2160" w:hanging="360"/>
+        <w:jc w:val="left"/>
+        <w:rPr>
           <w:u w:val="none"/>
         </w:rPr>
       </w:pPr>
       <w:r>
         <w:rPr>
-          <w:rtl w:val="0"/>
-        </w:rPr>
-        <w:t xml:space="preserve">FR2.1 - Đăng nhập: Đăng nhập vào hệ thống bằng tài khoản Local hoặc đăng nhập nhanh qua Google/Facebook (Social OAuth2).</w:t>
-      </w:r>
-    </w:p>
-    <w:p>
-      <w:pPr>
-        <w:numPr>
-          <w:ilvl w:val="1"/>
+          <w:b w:val="1"/>
+          <w:bCs w:val="1"/>
+          <w:rtl w:val="0"/>
+        </w:rPr>
+        <w:t xml:space="preserve">[</w:t>
+      </w:r>
+      <w:r>
+        <w:rPr>
+          <w:rFonts w:ascii="Verdana" w:cs="Verdana" w:eastAsia="Verdana" w:hAnsi="Verdana"/>
+          <w:b w:val="1"/>
+          <w:bCs w:val="1"/>
+          <w:color w:val="3c3c3c"/>
+          <w:sz w:val="24"/>
+          <w:szCs w:val="24"/>
+          <w:highlight w:val="white"/>
+          <w:rtl w:val="0"/>
+        </w:rPr>
+        <w:t xml:space="preserve">CHỨC NĂNG 2: QUẢN LÝ "VÉ DÒ"</w:t>
+      </w:r>
+      <w:r>
+        <w:rPr>
+          <w:b w:val="1"/>
+          <w:bCs w:val="1"/>
+          <w:rtl w:val="0"/>
+        </w:rPr>
+        <w:t xml:space="preserve"> ]</w:t>
+      </w:r>
+    </w:p>
+    <w:p>
+      <w:pPr>
+        <w:numPr>
+          <w:ilvl w:val="3"/>
           <w:numId w:val="7"/>
         </w:numPr>
         <w:spacing w:after="0" w:afterAutospacing="0"/>
-        <w:ind w:left="1440" w:hanging="360"/>
+        <w:ind w:left="2880" w:hanging="360"/>
         <w:jc w:val="left"/>
-        <w:rPr>
-          <w:u w:val="none"/>
-        </w:rPr>
-      </w:pPr>
-      <w:r>
-        <w:rPr>
-          <w:rtl w:val="0"/>
-        </w:rPr>
-        <w:t xml:space="preserve">FR2.2 - Quản lý bảo mật: Thay đổi mật khẩu tài khoản đang sử dụng, yêu cầu mật khẩu cũ và đúng JWT để thay đổi mật khẩu.</w:t>
-      </w:r>
-    </w:p>
-    <w:p>
-      <w:pPr>
-        <w:numPr>
-          <w:ilvl w:val="1"/>
+        <w:rPr/>
+      </w:pPr>
+      <w:r>
+        <w:rPr>
+          <w:b w:val="1"/>
+          <w:bCs w:val="1"/>
+          <w:rtl w:val="0"/>
+        </w:rPr>
+        <w:t xml:space="preserve">FR 3.11: </w:t>
+      </w:r>
+      <w:r>
+        <w:rPr>
+          <w:rtl w:val="0"/>
+        </w:rPr>
+        <w:t xml:space="preserve">Thêm một vé dò mới</w:t>
+      </w:r>
+    </w:p>
+    <w:p>
+      <w:pPr>
+        <w:numPr>
+          <w:ilvl w:val="3"/>
           <w:numId w:val="7"/>
         </w:numPr>
         <w:spacing w:after="0" w:afterAutospacing="0"/>
-        <w:ind w:left="1440" w:hanging="360"/>
+        <w:ind w:left="2880" w:hanging="360"/>
         <w:jc w:val="left"/>
-        <w:rPr>
-          <w:u w:val="none"/>
-        </w:rPr>
-      </w:pPr>
-      <w:r>
-        <w:rPr>
-          <w:rtl w:val="0"/>
-        </w:rPr>
-        <w:t xml:space="preserve">FR2.3 - Khôi phục mật khẩu: Yêu cầu cấp lại mật khẩu (Quên mật khẩu) thông qua mã xác nhận (OTP) gửi qua Email.</w:t>
-      </w:r>
-    </w:p>
-    <w:p>
-      <w:pPr>
-        <w:numPr>
-          <w:ilvl w:val="1"/>
+        <w:rPr/>
+      </w:pPr>
+      <w:r>
+        <w:rPr>
+          <w:b w:val="1"/>
+          <w:bCs w:val="1"/>
+          <w:rtl w:val="0"/>
+        </w:rPr>
+        <w:t xml:space="preserve">FR 3.12: </w:t>
+      </w:r>
+      <w:r>
+        <w:rPr>
+          <w:rtl w:val="0"/>
+        </w:rPr>
+        <w:t xml:space="preserve">Tìm kiếm một vé dò dựa vào công ty xổ số kiến thiết và thời gian từ ngày đến ngày</w:t>
+      </w:r>
+    </w:p>
+    <w:p>
+      <w:pPr>
+        <w:numPr>
+          <w:ilvl w:val="3"/>
           <w:numId w:val="7"/>
         </w:numPr>
         <w:spacing w:after="0" w:afterAutospacing="0"/>
-        <w:ind w:left="1440" w:hanging="360"/>
+        <w:ind w:left="2880" w:hanging="360"/>
         <w:jc w:val="left"/>
-        <w:rPr>
-          <w:u w:val="none"/>
-        </w:rPr>
-      </w:pPr>
-      <w:r>
-        <w:rPr>
-          <w:rtl w:val="0"/>
-        </w:rPr>
-        <w:t xml:space="preserve">FR2.4 - Dò vé số nâng cao: Dò một hoặc nhiều tờ vé số cùng lúc. Hiển thị hiệu ứng dò từng giải kèm theo các câu thoại bình phẩm vui nhộn (Gamification).</w:t>
-      </w:r>
-    </w:p>
-    <w:p>
-      <w:pPr>
-        <w:numPr>
-          <w:ilvl w:val="1"/>
+        <w:rPr/>
+      </w:pPr>
+      <w:r>
+        <w:rPr>
+          <w:b w:val="1"/>
+          <w:bCs w:val="1"/>
+          <w:rtl w:val="0"/>
+        </w:rPr>
+        <w:t xml:space="preserve">FR 3.13: </w:t>
+      </w:r>
+      <w:r>
+        <w:rPr>
+          <w:rtl w:val="0"/>
+        </w:rPr>
+        <w:t xml:space="preserve">Chuyển trạng thái từ UNPUBLISH sang PUBLISH vé dò.</w:t>
+      </w:r>
+    </w:p>
+    <w:p>
+      <w:pPr>
+        <w:numPr>
+          <w:ilvl w:val="3"/>
           <w:numId w:val="7"/>
         </w:numPr>
         <w:spacing w:after="0" w:afterAutospacing="0"/>
-        <w:ind w:left="1440" w:hanging="360"/>
+        <w:ind w:left="2880" w:hanging="360"/>
         <w:jc w:val="left"/>
-        <w:rPr>
-          <w:u w:val="none"/>
-        </w:rPr>
-      </w:pPr>
-      <w:r>
-        <w:rPr>
-          <w:rtl w:val="0"/>
-        </w:rPr>
-        <w:t xml:space="preserve">FR2.5 - Xem lịch sử: Xem lại danh sách, thông tin các lần dò vé số trước đó.</w:t>
-      </w:r>
-    </w:p>
-    <w:p>
-      <w:pPr>
-        <w:numPr>
-          <w:ilvl w:val="1"/>
+        <w:rPr/>
+      </w:pPr>
+      <w:r>
+        <w:rPr>
+          <w:b w:val="1"/>
+          <w:bCs w:val="1"/>
+          <w:rtl w:val="0"/>
+        </w:rPr>
+        <w:t xml:space="preserve">FR 3.14: </w:t>
+      </w:r>
+      <w:r>
+        <w:rPr>
+          <w:rtl w:val="0"/>
+        </w:rPr>
+        <w:t xml:space="preserve">Phân trang vé dò (mỗi trang chỉ hiển thị tối đa 10 vé dò)</w:t>
+      </w:r>
+    </w:p>
+    <w:p>
+      <w:pPr>
+        <w:numPr>
+          <w:ilvl w:val="3"/>
           <w:numId w:val="7"/>
         </w:numPr>
         <w:spacing w:after="0" w:afterAutospacing="0"/>
-        <w:ind w:left="1440" w:hanging="360"/>
+        <w:ind w:left="2880" w:hanging="360"/>
         <w:jc w:val="left"/>
-        <w:rPr>
-          <w:u w:val="none"/>
-        </w:rPr>
-      </w:pPr>
-      <w:r>
-        <w:rPr>
-          <w:rtl w:val="0"/>
-        </w:rPr>
-        <w:t xml:space="preserve">FR2.6 - Thống kê tài chính: Xem biểu đồ thống kê tổng số tiền đã tiêu để mua vé số và tổng số tiền đã trúng giải.</w:t>
-      </w:r>
-    </w:p>
-    <w:p>
-      <w:pPr>
-        <w:numPr>
-          <w:ilvl w:val="1"/>
+        <w:rPr/>
+      </w:pPr>
+      <w:r>
+        <w:rPr>
+          <w:b w:val="1"/>
+          <w:bCs w:val="1"/>
+          <w:rtl w:val="0"/>
+        </w:rPr>
+        <w:t xml:space="preserve">FR 3.15: </w:t>
+      </w:r>
+      <w:r>
+        <w:rPr>
+          <w:rtl w:val="0"/>
+        </w:rPr>
+        <w:t xml:space="preserve">(*) Xem trước vé dò</w:t>
+      </w:r>
+    </w:p>
+    <w:p>
+      <w:pPr>
+        <w:numPr>
+          <w:ilvl w:val="3"/>
           <w:numId w:val="7"/>
         </w:numPr>
-        <w:spacing w:after="0" w:afterAutospacing="0"/>
-        <w:ind w:left="1440" w:hanging="360"/>
+        <w:ind w:left="2880" w:hanging="360"/>
         <w:jc w:val="left"/>
-        <w:rPr>
-          <w:u w:val="none"/>
-        </w:rPr>
-      </w:pPr>
-      <w:r>
-        <w:rPr>
-          <w:rtl w:val="0"/>
-        </w:rPr>
-        <w:t xml:space="preserve">FR2.7 - Mạng xã hội: Chia sẻ nhanh kết quả dò vé số lên trang cá nhân Facebook.</w:t>
-      </w:r>
-    </w:p>
-    <w:p>
-      <w:pPr>
-        <w:numPr>
-          <w:ilvl w:val="0"/>
-          <w:numId w:val="7"/>
-        </w:numPr>
-        <w:spacing w:after="0" w:afterAutospacing="0"/>
-        <w:ind w:left="720" w:hanging="360"/>
-        <w:jc w:val="left"/>
-        <w:rPr>
-          <w:b w:val="1"/>
-          <w:bCs w:val="1"/>
-        </w:rPr>
-      </w:pPr>
-      <w:r>
-        <w:rPr>
-          <w:b w:val="1"/>
-          <w:bCs w:val="1"/>
-          <w:rtl w:val="0"/>
-        </w:rPr>
-        <w:t xml:space="preserve">Nhóm 3: Quản trị viên (ADMIN)</w:t>
-      </w:r>
-    </w:p>
-    <w:p>
-      <w:pPr>
-        <w:numPr>
-          <w:ilvl w:val="1"/>
-          <w:numId w:val="7"/>
-        </w:numPr>
-        <w:spacing w:after="0" w:afterAutospacing="0"/>
-        <w:ind w:left="1440" w:hanging="360"/>
-        <w:jc w:val="left"/>
-        <w:rPr>
-          <w:u w:val="none"/>
-        </w:rPr>
-      </w:pPr>
-      <w:r>
-        <w:rPr>
-          <w:rtl w:val="0"/>
-        </w:rPr>
-        <w:t xml:space="preserve">FR3.1 - Kế thừa: Có đầy đủ mọi chức năng của Thành viên (USER).</w:t>
-      </w:r>
-    </w:p>
-    <w:p>
-      <w:pPr>
-        <w:numPr>
-          <w:ilvl w:val="1"/>
-          <w:numId w:val="7"/>
-        </w:numPr>
-        <w:spacing w:after="0" w:afterAutospacing="0"/>
-        <w:ind w:left="1440" w:hanging="360"/>
-        <w:jc w:val="left"/>
-        <w:rPr>
-          <w:u w:val="none"/>
-        </w:rPr>
-      </w:pPr>
-      <w:r>
-        <w:rPr>
-          <w:rtl w:val="0"/>
-        </w:rPr>
-        <w:t xml:space="preserve">FR3.2 - Quản lý Người dùng: Tìm kiếm (theo SĐT/Email). Cho phép phân quyền người dùng (Chỉ định Role: USER hoặc ADMIN). Cấp phép hoặc Khóa (Active/Inactive) một hoặc nhiều tài khoản cùng lúc. Hiển thị phân trang 20 dòng/trang, ghi nhận thời gian đăng nhập gần nhất (dd/mm/yyyy). Xuất danh sách ra file Excel.</w:t>
-      </w:r>
-    </w:p>
-    <w:p>
-      <w:pPr>
-        <w:numPr>
-          <w:ilvl w:val="1"/>
-          <w:numId w:val="7"/>
-        </w:numPr>
-        <w:spacing w:after="0" w:afterAutospacing="0"/>
-        <w:ind w:left="1440" w:hanging="360"/>
-        <w:jc w:val="left"/>
-        <w:rPr>
-          <w:u w:val="none"/>
-        </w:rPr>
-      </w:pPr>
-      <w:r>
-        <w:rPr>
-          <w:rtl w:val="0"/>
-        </w:rPr>
-        <w:t xml:space="preserve">FR3.3 - Chăm sóc Người dùng: Lọc những người dùng đã lâu không đăng nhập (1 tuần, 1 tháng...) và gửi Email nhắc nhở/mời tham gia lại.</w:t>
-      </w:r>
-    </w:p>
-    <w:p>
-      <w:pPr>
-        <w:numPr>
-          <w:ilvl w:val="1"/>
-          <w:numId w:val="7"/>
-        </w:numPr>
-        <w:spacing w:after="0" w:afterAutospacing="0"/>
-        <w:ind w:left="1440" w:hanging="360"/>
-        <w:jc w:val="left"/>
-        <w:rPr>
-          <w:u w:val="none"/>
-        </w:rPr>
-      </w:pPr>
-      <w:r>
-        <w:rPr>
-          <w:rtl w:val="0"/>
-        </w:rPr>
-        <w:t xml:space="preserve">FR3.4 - Quản lý Kết quả (Vé dò): Nhập thêm kết quả xổ số mới, tìm kiếm (theo Đài và Ngày). Hiển thị danh sách vé dò có phân trang (tối đa 10 vé/trang).</w:t>
-      </w:r>
-    </w:p>
-    <w:p>
-      <w:pPr>
-        <w:numPr>
-          <w:ilvl w:val="1"/>
-          <w:numId w:val="7"/>
-        </w:numPr>
-        <w:ind w:left="1440" w:hanging="360"/>
-        <w:jc w:val="left"/>
-        <w:rPr>
-          <w:u w:val="none"/>
-        </w:rPr>
-      </w:pPr>
-      <w:r>
-        <w:rPr>
-          <w:rtl w:val="0"/>
-        </w:rPr>
-        <w:t xml:space="preserve">FR3.5 - Duyệt, Xem trước &amp; Thống kê Vé dò: Chuyển trạng thái vé dò (Từ UNPUBLISH sang PUBLISH). Cho phép Admin "Xem trước" (Preview) giao diện vé dò hiển thị cho người dùng trước khi Publish. Xem thống kê số lượt tra cứu trên từng vé.</w:t>
-      </w:r>
-      <w:r>
-        <w:rPr>
-          <w:rtl w:val="0"/>
-        </w:rPr>
+        <w:rPr/>
+      </w:pPr>
+      <w:r>
+        <w:rPr>
+          <w:b w:val="1"/>
+          <w:bCs w:val="1"/>
+          <w:rtl w:val="0"/>
+        </w:rPr>
+        <w:t xml:space="preserve">FR 3.16: </w:t>
+      </w:r>
+      <w:r>
+        <w:rPr>
+          <w:rtl w:val="0"/>
+        </w:rPr>
+        <w:t xml:space="preserve">Xem thông tin về số lần được dò bởi người dùng trên một vé dò</w:t>
       </w:r>
     </w:p>
     <w:p>
@@ -3203,7 +3984,7 @@
         <w:rPr/>
         <w:drawing>
           <wp:inline distB="114300" distT="114300" distL="114300" distR="114300">
-            <wp:extent cx="3478975" cy="8339138"/>
+            <wp:extent cx="3929063" cy="8386786"/>
             <wp:effectExtent b="0" l="0" r="0" t="0"/>
             <wp:docPr id="8" name="image3.png"/>
             <a:graphic>
@@ -3223,7 +4004,7 @@
                   <pic:spPr>
                     <a:xfrm>
                       <a:off x="0" y="0"/>
-                      <a:ext cx="3478975" cy="8339138"/>
+                      <a:ext cx="3929063" cy="8386786"/>
                     </a:xfrm>
                     <a:prstGeom prst="rect"/>
                     <a:ln/>
@@ -3262,25 +4043,27 @@
     </w:p>
     <w:p>
       <w:pPr>
+        <w:pStyle w:val="Heading2"/>
         <w:numPr>
           <w:ilvl w:val="0"/>
           <w:numId w:val="2"/>
         </w:numPr>
         <w:spacing w:after="0" w:afterAutospacing="0"/>
         <w:ind w:left="720" w:hanging="360"/>
-        <w:jc w:val="left"/>
-        <w:rPr>
-          <w:b w:val="1"/>
-          <w:bCs w:val="1"/>
-        </w:rPr>
-      </w:pPr>
-      <w:r>
-        <w:rPr>
-          <w:b w:val="1"/>
-          <w:bCs w:val="1"/>
-          <w:rtl w:val="0"/>
-        </w:rPr>
-        <w:t xml:space="preserve">2.4.1 UC01: Đăng ký</w:t>
+        <w:rPr>
+          <w:b w:val="1"/>
+          <w:bCs w:val="1"/>
+        </w:rPr>
+      </w:pPr>
+      <w:bookmarkStart w:colFirst="0" w:colLast="0" w:name="_9bjyqokm2mya" w:id="14"/>
+      <w:bookmarkEnd w:id="14"/>
+      <w:r>
+        <w:rPr>
+          <w:b w:val="1"/>
+          <w:bCs w:val="1"/>
+          <w:rtl w:val="0"/>
+        </w:rPr>
+        <w:t xml:space="preserve">UC01: Đăng ký</w:t>
       </w:r>
     </w:p>
     <w:p>
@@ -3291,24 +4074,12 @@
         </w:numPr>
         <w:spacing w:after="0" w:afterAutospacing="0"/>
         <w:ind w:left="1440" w:hanging="360"/>
-        <w:jc w:val="left"/>
-        <w:rPr>
-          <w:u w:val="none"/>
-        </w:rPr>
-      </w:pPr>
-      <w:r>
-        <w:rPr>
-          <w:b w:val="1"/>
-          <w:bCs w:val="1"/>
-          <w:rtl w:val="0"/>
-        </w:rPr>
-        <w:t xml:space="preserve">Mục tiêu (Goal in Context): </w:t>
-      </w:r>
-      <w:r>
-        <w:rPr>
-          <w:rtl w:val="0"/>
-        </w:rPr>
-        <w:t xml:space="preserve">Cho phép người dùng tạo tài khoản mới trên hệ thống.</w:t>
+      </w:pPr>
+      <w:r>
+        <w:rPr>
+          <w:rtl w:val="0"/>
+        </w:rPr>
+        <w:t xml:space="preserve">Mục tiêu: Cho phép người dùng (NO_USER) tạo tài khoản trên hệ thống.</w:t>
       </w:r>
     </w:p>
     <w:p>
@@ -3319,24 +4090,12 @@
         </w:numPr>
         <w:spacing w:after="0" w:afterAutospacing="0"/>
         <w:ind w:left="1440" w:hanging="360"/>
-        <w:jc w:val="left"/>
-        <w:rPr>
-          <w:u w:val="none"/>
-        </w:rPr>
-      </w:pPr>
-      <w:r>
-        <w:rPr>
-          <w:b w:val="1"/>
-          <w:bCs w:val="1"/>
-          <w:rtl w:val="0"/>
-        </w:rPr>
-        <w:t xml:space="preserve">Tiền điều kiện: </w:t>
-      </w:r>
-      <w:r>
-        <w:rPr>
-          <w:rtl w:val="0"/>
-        </w:rPr>
-        <w:t xml:space="preserve">Tác nhân chưa đăng nhập (NO_USER).</w:t>
+      </w:pPr>
+      <w:r>
+        <w:rPr>
+          <w:rtl w:val="0"/>
+        </w:rPr>
+        <w:t xml:space="preserve">Tiền điều kiện: Người dùng chưa đăng nhập.</w:t>
       </w:r>
     </w:p>
     <w:p>
@@ -3347,24 +4106,69 @@
         </w:numPr>
         <w:spacing w:after="0" w:afterAutospacing="0"/>
         <w:ind w:left="1440" w:hanging="360"/>
-        <w:jc w:val="left"/>
-        <w:rPr>
-          <w:u w:val="none"/>
-        </w:rPr>
-      </w:pPr>
-      <w:r>
-        <w:rPr>
-          <w:b w:val="1"/>
-          <w:bCs w:val="1"/>
-          <w:rtl w:val="0"/>
-        </w:rPr>
-        <w:t xml:space="preserve">Hậu điều kiện: </w:t>
-      </w:r>
-      <w:r>
-        <w:rPr>
-          <w:rtl w:val="0"/>
-        </w:rPr>
-        <w:t xml:space="preserve">Tài khoản được tạo thành công trong Database.</w:t>
+      </w:pPr>
+      <w:r>
+        <w:rPr>
+          <w:rtl w:val="0"/>
+        </w:rPr>
+        <w:t xml:space="preserve">Kịch bản chính:</w:t>
+      </w:r>
+    </w:p>
+    <w:p>
+      <w:pPr>
+        <w:numPr>
+          <w:ilvl w:val="2"/>
+          <w:numId w:val="2"/>
+        </w:numPr>
+        <w:spacing w:after="0" w:afterAutospacing="0"/>
+        <w:ind w:left="2160" w:hanging="360"/>
+      </w:pPr>
+      <w:r>
+        <w:rPr>
+          <w:rtl w:val="0"/>
+        </w:rPr>
+        <w:t xml:space="preserve">Tác nhân nhập thông tin đăng ký.</w:t>
+      </w:r>
+    </w:p>
+    <w:p>
+      <w:pPr>
+        <w:numPr>
+          <w:ilvl w:val="2"/>
+          <w:numId w:val="2"/>
+        </w:numPr>
+        <w:spacing w:after="0" w:afterAutospacing="0"/>
+        <w:ind w:left="2160" w:hanging="360"/>
+      </w:pPr>
+      <w:r>
+        <w:rPr>
+          <w:rtl w:val="0"/>
+        </w:rPr>
+        <w:t xml:space="preserve">Hệ thống kiểm tra dữ liệu, khởi tạo tài khoản với ROLE mặc định là USER và thông báo thành công.</w:t>
+      </w:r>
+    </w:p>
+    <w:p>
+      <w:pPr>
+        <w:pStyle w:val="Heading2"/>
+        <w:numPr>
+          <w:ilvl w:val="0"/>
+          <w:numId w:val="2"/>
+        </w:numPr>
+        <w:spacing w:after="0" w:afterAutospacing="0" w:before="0" w:beforeAutospacing="0"/>
+        <w:ind w:left="720" w:hanging="360"/>
+        <w:rPr>
+          <w:b w:val="1"/>
+          <w:bCs w:val="1"/>
+        </w:rPr>
+      </w:pPr>
+      <w:bookmarkStart w:colFirst="0" w:colLast="0" w:name="_puulhluwz86n" w:id="15"/>
+      <w:bookmarkEnd w:id="15"/>
+      <w:r>
+        <w:rPr>
+          <w:b w:val="1"/>
+          <w:bCs w:val="1"/>
+          <w:rtl w:val="0"/>
+        </w:rPr>
+        <w:t xml:space="preserve">UC02: Đăng nhập</w:t>
       </w:r>
     </w:p>
     <w:p>
@@ -3375,16 +4179,25 @@
         </w:numPr>
         <w:spacing w:after="0" w:afterAutospacing="0"/>
         <w:ind w:left="1440" w:hanging="360"/>
-        <w:jc w:val="left"/>
-        <w:rPr>
-          <w:b w:val="1"/>
-          <w:bCs w:val="1"/>
-        </w:rPr>
-      </w:pPr>
-      <w:r>
-        <w:rPr>
-          <w:b w:val="1"/>
-          <w:bCs w:val="1"/>
+      </w:pPr>
+      <w:r>
+        <w:rPr>
+          <w:rtl w:val="0"/>
+        </w:rPr>
+        <w:t xml:space="preserve">Mục tiêu: Xác thực người dùng thông qua hệ thống nội bộ hoặc MXH.</w:t>
+      </w:r>
+    </w:p>
+    <w:p>
+      <w:pPr>
+        <w:numPr>
+          <w:ilvl w:val="1"/>
+          <w:numId w:val="2"/>
+        </w:numPr>
+        <w:spacing w:after="0" w:afterAutospacing="0"/>
+        <w:ind w:left="1440" w:hanging="360"/>
+      </w:pPr>
+      <w:r>
+        <w:rPr>
           <w:rtl w:val="0"/>
         </w:rPr>
         <w:t xml:space="preserve">Kịch bản chính:</w:t>
@@ -3398,19 +4211,12 @@
         </w:numPr>
         <w:spacing w:after="0" w:afterAutospacing="0"/>
         <w:ind w:left="2160" w:hanging="360"/>
-        <w:jc w:val="left"/>
-        <w:rPr>
-          <w:b w:val="1"/>
-          <w:bCs w:val="1"/>
-        </w:rPr>
-      </w:pPr>
-      <w:r>
-        <w:rPr>
-          <w:b w:val="1"/>
-          <w:bCs w:val="1"/>
-          <w:rtl w:val="0"/>
-        </w:rPr>
-        <w:t xml:space="preserve">Bước 1:</w:t>
+      </w:pPr>
+      <w:r>
+        <w:rPr>
+          <w:rtl w:val="0"/>
+        </w:rPr>
+        <w:t xml:space="preserve">Tác nhân nhập Email/Mật khẩu hoặc chọn "Đăng nhập với Google/Facebook".</w:t>
       </w:r>
     </w:p>
     <w:p>
@@ -3421,16 +4227,69 @@
         </w:numPr>
         <w:spacing w:after="0" w:afterAutospacing="0"/>
         <w:ind w:left="2160" w:hanging="360"/>
-        <w:jc w:val="left"/>
-        <w:rPr>
-          <w:u w:val="none"/>
-        </w:rPr>
-      </w:pPr>
-      <w:r>
-        <w:rPr>
-          <w:rtl w:val="0"/>
-        </w:rPr>
-        <w:t xml:space="preserve">Tác nhân (Subject): NO_USER</w:t>
+      </w:pPr>
+      <w:r>
+        <w:rPr>
+          <w:rtl w:val="0"/>
+        </w:rPr>
+        <w:t xml:space="preserve">Hệ thống kiểm tra thông tin. Nếu hợp lệ, hệ thống chuyển trạng thái tác nhân thành USER (hoặc ADMIN tùy ROLE).</w:t>
+      </w:r>
+    </w:p>
+    <w:p>
+      <w:pPr>
+        <w:pStyle w:val="Heading2"/>
+        <w:numPr>
+          <w:ilvl w:val="0"/>
+          <w:numId w:val="2"/>
+        </w:numPr>
+        <w:spacing w:after="0" w:afterAutospacing="0" w:before="0" w:beforeAutospacing="0"/>
+        <w:ind w:left="720" w:hanging="360"/>
+        <w:rPr>
+          <w:b w:val="1"/>
+          <w:bCs w:val="1"/>
+        </w:rPr>
+      </w:pPr>
+      <w:bookmarkStart w:colFirst="0" w:colLast="0" w:name="_lgg25p2jzlzt" w:id="16"/>
+      <w:bookmarkEnd w:id="16"/>
+      <w:r>
+        <w:rPr>
+          <w:b w:val="1"/>
+          <w:bCs w:val="1"/>
+          <w:rtl w:val="0"/>
+        </w:rPr>
+        <w:t xml:space="preserve">UC03: Quên mật khẩu</w:t>
+      </w:r>
+    </w:p>
+    <w:p>
+      <w:pPr>
+        <w:numPr>
+          <w:ilvl w:val="1"/>
+          <w:numId w:val="2"/>
+        </w:numPr>
+        <w:spacing w:after="0" w:afterAutospacing="0"/>
+        <w:ind w:left="1440" w:hanging="360"/>
+      </w:pPr>
+      <w:r>
+        <w:rPr>
+          <w:rtl w:val="0"/>
+        </w:rPr>
+        <w:t xml:space="preserve">Mục tiêu: Cấp lại mật khẩu qua email khi người dùng quên.</w:t>
+      </w:r>
+    </w:p>
+    <w:p>
+      <w:pPr>
+        <w:numPr>
+          <w:ilvl w:val="1"/>
+          <w:numId w:val="2"/>
+        </w:numPr>
+        <w:spacing w:after="0" w:afterAutospacing="0"/>
+        <w:ind w:left="1440" w:hanging="360"/>
+      </w:pPr>
+      <w:r>
+        <w:rPr>
+          <w:rtl w:val="0"/>
+        </w:rPr>
+        <w:t xml:space="preserve">Kịch bản chính: </w:t>
       </w:r>
     </w:p>
     <w:p>
@@ -3441,16 +4300,142 @@
         </w:numPr>
         <w:spacing w:after="0" w:afterAutospacing="0"/>
         <w:ind w:left="2160" w:hanging="360"/>
-        <w:jc w:val="left"/>
-        <w:rPr>
-          <w:u w:val="none"/>
-        </w:rPr>
-      </w:pPr>
-      <w:r>
-        <w:rPr>
-          <w:rtl w:val="0"/>
-        </w:rPr>
-        <w:t xml:space="preserve">Hành động (Verb): Chọn</w:t>
+      </w:pPr>
+      <w:r>
+        <w:rPr>
+          <w:rtl w:val="0"/>
+        </w:rPr>
+        <w:t xml:space="preserve">Tác nhân nhập Email -&gt; Hệ thống gửi hướng dẫn/mật khẩu mới qua Email -&gt; Tác nhân sử dụng để đăng nhập lại.</w:t>
+      </w:r>
+    </w:p>
+    <w:p>
+      <w:pPr>
+        <w:pStyle w:val="Heading2"/>
+        <w:numPr>
+          <w:ilvl w:val="0"/>
+          <w:numId w:val="2"/>
+        </w:numPr>
+        <w:spacing w:after="0" w:afterAutospacing="0" w:before="0" w:beforeAutospacing="0"/>
+        <w:ind w:left="720" w:hanging="360"/>
+        <w:rPr>
+          <w:b w:val="1"/>
+          <w:bCs w:val="1"/>
+        </w:rPr>
+      </w:pPr>
+      <w:bookmarkStart w:colFirst="0" w:colLast="0" w:name="_hdku3l5h1yu" w:id="17"/>
+      <w:bookmarkEnd w:id="17"/>
+      <w:r>
+        <w:rPr>
+          <w:b w:val="1"/>
+          <w:bCs w:val="1"/>
+          <w:rtl w:val="0"/>
+        </w:rPr>
+        <w:t xml:space="preserve">UC04: Đổi mật khẩu</w:t>
+      </w:r>
+    </w:p>
+    <w:p>
+      <w:pPr>
+        <w:numPr>
+          <w:ilvl w:val="1"/>
+          <w:numId w:val="2"/>
+        </w:numPr>
+        <w:spacing w:after="0" w:afterAutospacing="0"/>
+        <w:ind w:left="1440" w:hanging="360"/>
+      </w:pPr>
+      <w:r>
+        <w:rPr>
+          <w:rtl w:val="0"/>
+        </w:rPr>
+        <w:t xml:space="preserve">Mục tiêu: Cho phép USER đổi mật khẩu đang sử dụng.</w:t>
+      </w:r>
+    </w:p>
+    <w:p>
+      <w:pPr>
+        <w:numPr>
+          <w:ilvl w:val="1"/>
+          <w:numId w:val="2"/>
+        </w:numPr>
+        <w:spacing w:after="0" w:afterAutospacing="0"/>
+        <w:ind w:left="1440" w:hanging="360"/>
+      </w:pPr>
+      <w:r>
+        <w:rPr>
+          <w:rtl w:val="0"/>
+        </w:rPr>
+        <w:t xml:space="preserve">Tiền điều kiện: Tác nhân đang đăng nhập.</w:t>
+      </w:r>
+    </w:p>
+    <w:p>
+      <w:pPr>
+        <w:pStyle w:val="Heading2"/>
+        <w:numPr>
+          <w:ilvl w:val="0"/>
+          <w:numId w:val="2"/>
+        </w:numPr>
+        <w:spacing w:after="0" w:afterAutospacing="0" w:before="0" w:beforeAutospacing="0"/>
+        <w:ind w:left="720" w:hanging="360"/>
+        <w:rPr>
+          <w:b w:val="1"/>
+          <w:bCs w:val="1"/>
+        </w:rPr>
+      </w:pPr>
+      <w:bookmarkStart w:colFirst="0" w:colLast="0" w:name="_qqkwhgjmgffn" w:id="18"/>
+      <w:bookmarkEnd w:id="18"/>
+      <w:r>
+        <w:rPr>
+          <w:b w:val="1"/>
+          <w:bCs w:val="1"/>
+          <w:rtl w:val="0"/>
+        </w:rPr>
+        <w:t xml:space="preserve">UC05: Dò nhanh</w:t>
+      </w:r>
+    </w:p>
+    <w:p>
+      <w:pPr>
+        <w:numPr>
+          <w:ilvl w:val="1"/>
+          <w:numId w:val="2"/>
+        </w:numPr>
+        <w:spacing w:after="0" w:afterAutospacing="0"/>
+        <w:ind w:left="1440" w:hanging="360"/>
+      </w:pPr>
+      <w:r>
+        <w:rPr>
+          <w:rtl w:val="0"/>
+        </w:rPr>
+        <w:t xml:space="preserve">Mục tiêu: Cho phép NO_USER kiểm tra nhanh 1 tờ vé số duy nhất.</w:t>
+      </w:r>
+    </w:p>
+    <w:p>
+      <w:pPr>
+        <w:numPr>
+          <w:ilvl w:val="1"/>
+          <w:numId w:val="2"/>
+        </w:numPr>
+        <w:spacing w:after="0" w:afterAutospacing="0"/>
+        <w:ind w:left="1440" w:hanging="360"/>
+      </w:pPr>
+      <w:r>
+        <w:rPr>
+          <w:rtl w:val="0"/>
+        </w:rPr>
+        <w:t xml:space="preserve">Tiền điều kiện: Tác nhân là NO_USER. Dữ liệu vé dò đã được PUBLISH.</w:t>
+      </w:r>
+    </w:p>
+    <w:p>
+      <w:pPr>
+        <w:numPr>
+          <w:ilvl w:val="1"/>
+          <w:numId w:val="2"/>
+        </w:numPr>
+        <w:spacing w:after="0" w:afterAutospacing="0"/>
+        <w:ind w:left="1440" w:hanging="360"/>
+      </w:pPr>
+      <w:r>
+        <w:rPr>
+          <w:rtl w:val="0"/>
+        </w:rPr>
+        <w:t xml:space="preserve">Kịch bản chính:</w:t>
       </w:r>
     </w:p>
     <w:p>
@@ -3461,16 +4446,12 @@
         </w:numPr>
         <w:spacing w:after="0" w:afterAutospacing="0"/>
         <w:ind w:left="2160" w:hanging="360"/>
-        <w:jc w:val="left"/>
-        <w:rPr>
-          <w:u w:val="none"/>
-        </w:rPr>
-      </w:pPr>
-      <w:r>
-        <w:rPr>
-          <w:rtl w:val="0"/>
-        </w:rPr>
-        <w:t xml:space="preserve">Đối tượng (Entity): Nút "Đăng ký"</w:t>
+      </w:pPr>
+      <w:r>
+        <w:rPr>
+          <w:rtl w:val="0"/>
+        </w:rPr>
+        <w:t xml:space="preserve">Tác nhân nhập dãy số của 1 tờ vé số.</w:t>
       </w:r>
     </w:p>
     <w:p>
@@ -3481,16 +4462,12 @@
         </w:numPr>
         <w:spacing w:after="0" w:afterAutospacing="0"/>
         <w:ind w:left="2160" w:hanging="360"/>
-        <w:jc w:val="left"/>
-        <w:rPr>
-          <w:u w:val="none"/>
-        </w:rPr>
-      </w:pPr>
-      <w:r>
-        <w:rPr>
-          <w:rtl w:val="0"/>
-        </w:rPr>
-        <w:t xml:space="preserve">Phản hồi (Response): Hệ thống hiển thị Form đăng ký (Tên, SĐT, Email, Mật khẩu).</w:t>
+      </w:pPr>
+      <w:r>
+        <w:rPr>
+          <w:rtl w:val="0"/>
+        </w:rPr>
+        <w:t xml:space="preserve">Hệ thống so khớp với Cơ sở dữ liệu.</w:t>
       </w:r>
     </w:p>
     <w:p>
@@ -3501,19 +4478,85 @@
         </w:numPr>
         <w:spacing w:after="0" w:afterAutospacing="0"/>
         <w:ind w:left="2160" w:hanging="360"/>
-        <w:jc w:val="left"/>
-        <w:rPr>
-          <w:b w:val="1"/>
-          <w:bCs w:val="1"/>
-        </w:rPr>
-      </w:pPr>
-      <w:r>
-        <w:rPr>
-          <w:b w:val="1"/>
-          <w:bCs w:val="1"/>
-          <w:rtl w:val="0"/>
-        </w:rPr>
-        <w:t xml:space="preserve">Bước 2:</w:t>
+      </w:pPr>
+      <w:r>
+        <w:rPr>
+          <w:rtl w:val="0"/>
+        </w:rPr>
+        <w:t xml:space="preserve">Hệ thống hiển thị kết quả (Trúng/Không trúng) kết hợp chèn mã quảng cáo Google AdSense (*) hiển thị cùng kết quả.</w:t>
+      </w:r>
+    </w:p>
+    <w:p>
+      <w:pPr>
+        <w:pStyle w:val="Heading2"/>
+        <w:numPr>
+          <w:ilvl w:val="0"/>
+          <w:numId w:val="2"/>
+        </w:numPr>
+        <w:spacing w:after="0" w:afterAutospacing="0" w:before="0" w:beforeAutospacing="0"/>
+        <w:ind w:left="720" w:hanging="360"/>
+        <w:rPr>
+          <w:b w:val="1"/>
+          <w:bCs w:val="1"/>
+        </w:rPr>
+      </w:pPr>
+      <w:bookmarkStart w:colFirst="0" w:colLast="0" w:name="_vc2m6rcsc4cg" w:id="19"/>
+      <w:bookmarkEnd w:id="19"/>
+      <w:r>
+        <w:rPr>
+          <w:b w:val="1"/>
+          <w:bCs w:val="1"/>
+          <w:rtl w:val="0"/>
+        </w:rPr>
+        <w:t xml:space="preserve">UC06: Dò nâng cao</w:t>
+      </w:r>
+    </w:p>
+    <w:p>
+      <w:pPr>
+        <w:numPr>
+          <w:ilvl w:val="1"/>
+          <w:numId w:val="2"/>
+        </w:numPr>
+        <w:spacing w:after="0" w:afterAutospacing="0"/>
+        <w:ind w:left="1440" w:hanging="360"/>
+      </w:pPr>
+      <w:r>
+        <w:rPr>
+          <w:rtl w:val="0"/>
+        </w:rPr>
+        <w:t xml:space="preserve">Mục tiêu: Cho phép USER dò hàng loạt vé số, trải nghiệm hiệu ứng Gamification và chia sẻ MXH.</w:t>
+      </w:r>
+    </w:p>
+    <w:p>
+      <w:pPr>
+        <w:numPr>
+          <w:ilvl w:val="1"/>
+          <w:numId w:val="2"/>
+        </w:numPr>
+        <w:spacing w:after="0" w:afterAutospacing="0"/>
+        <w:ind w:left="1440" w:hanging="360"/>
+      </w:pPr>
+      <w:r>
+        <w:rPr>
+          <w:rtl w:val="0"/>
+        </w:rPr>
+        <w:t xml:space="preserve">Tiền điều kiện: Tác nhân là USER.</w:t>
+      </w:r>
+    </w:p>
+    <w:p>
+      <w:pPr>
+        <w:numPr>
+          <w:ilvl w:val="1"/>
+          <w:numId w:val="2"/>
+        </w:numPr>
+        <w:spacing w:after="0" w:afterAutospacing="0"/>
+        <w:ind w:left="1440" w:hanging="360"/>
+      </w:pPr>
+      <w:r>
+        <w:rPr>
+          <w:rtl w:val="0"/>
+        </w:rPr>
+        <w:t xml:space="preserve">Kịch bản chính:</w:t>
       </w:r>
     </w:p>
     <w:p>
@@ -3524,16 +4567,12 @@
         </w:numPr>
         <w:spacing w:after="0" w:afterAutospacing="0"/>
         <w:ind w:left="2160" w:hanging="360"/>
-        <w:jc w:val="left"/>
-        <w:rPr>
-          <w:u w:val="none"/>
-        </w:rPr>
-      </w:pPr>
-      <w:r>
-        <w:rPr>
-          <w:rtl w:val="0"/>
-        </w:rPr>
-        <w:t xml:space="preserve">Tác nhân: NO_USER</w:t>
+      </w:pPr>
+      <w:r>
+        <w:rPr>
+          <w:rtl w:val="0"/>
+        </w:rPr>
+        <w:t xml:space="preserve">Tác nhân nhập một hoặc nhiều dãy số vé số của cùng một đài.</w:t>
       </w:r>
     </w:p>
     <w:p>
@@ -3544,16 +4583,12 @@
         </w:numPr>
         <w:spacing w:after="0" w:afterAutospacing="0"/>
         <w:ind w:left="2160" w:hanging="360"/>
-        <w:jc w:val="left"/>
-        <w:rPr>
-          <w:u w:val="none"/>
-        </w:rPr>
-      </w:pPr>
-      <w:r>
-        <w:rPr>
-          <w:rtl w:val="0"/>
-        </w:rPr>
-        <w:t xml:space="preserve">Hành động: Nhập thông tin &amp; Click</w:t>
+      </w:pPr>
+      <w:r>
+        <w:rPr>
+          <w:rtl w:val="0"/>
+        </w:rPr>
+        <w:t xml:space="preserve">Hệ thống chạy thuật toán so khớp.</w:t>
       </w:r>
     </w:p>
     <w:p>
@@ -3564,16 +4599,12 @@
         </w:numPr>
         <w:spacing w:after="0" w:afterAutospacing="0"/>
         <w:ind w:left="2160" w:hanging="360"/>
-        <w:jc w:val="left"/>
-        <w:rPr>
-          <w:u w:val="none"/>
-        </w:rPr>
-      </w:pPr>
-      <w:r>
-        <w:rPr>
-          <w:rtl w:val="0"/>
-        </w:rPr>
-        <w:t xml:space="preserve">Đối tượng: Nút "Đăng ký tài khoản"</w:t>
+      </w:pPr>
+      <w:r>
+        <w:rPr>
+          <w:rtl w:val="0"/>
+        </w:rPr>
+        <w:t xml:space="preserve">Gamification (*): Hệ thống trình diễn hiệu ứng lật mở từng giải. Hiển thị các câu thoại bình phẩm sinh động tương ứng với kết quả (vd: sai 1 số, ngược 2 số, trúng giải).</w:t>
       </w:r>
     </w:p>
     <w:p>
@@ -3584,24 +4615,718 @@
         </w:numPr>
         <w:spacing w:after="0" w:afterAutospacing="0"/>
         <w:ind w:left="2160" w:hanging="360"/>
-        <w:jc w:val="left"/>
-        <w:rPr>
-          <w:u w:val="none"/>
-        </w:rPr>
-      </w:pPr>
-      <w:r>
-        <w:rPr>
-          <w:rtl w:val="0"/>
-        </w:rPr>
-        <w:t xml:space="preserve">Phản hồi: Hệ thống kiểm tra dữ liệu. Nếu Email/SĐT đã tồn tại, báo lỗi: "Email/SĐT đã được sử dụng". Nếu hợp lệ, hệ thống mã hóa mật khẩu bằng BCrypt, lưu vào CSDL và thông báo "Đăng ký thành công".</w:t>
-      </w:r>
-    </w:p>
-    <w:p>
-      <w:pPr>
+      </w:pPr>
+      <w:r>
+        <w:rPr>
+          <w:rtl w:val="0"/>
+        </w:rPr>
+        <w:t xml:space="preserve">Hệ thống tổng hợp kết quả hiển thị cho Tác nhân.</w:t>
+      </w:r>
+    </w:p>
+    <w:p>
+      <w:pPr>
+        <w:numPr>
+          <w:ilvl w:val="1"/>
+          <w:numId w:val="2"/>
+        </w:numPr>
+        <w:spacing w:after="0" w:afterAutospacing="0"/>
+        <w:ind w:left="1440" w:hanging="360"/>
+      </w:pPr>
+      <w:r>
+        <w:rPr>
+          <w:rtl w:val="0"/>
+        </w:rPr>
+        <w:t xml:space="preserve">Luồng phụ (Alternative Flow):</w:t>
+      </w:r>
+    </w:p>
+    <w:p>
+      <w:pPr>
+        <w:numPr>
+          <w:ilvl w:val="2"/>
+          <w:numId w:val="2"/>
+        </w:numPr>
+        <w:spacing w:after="0" w:afterAutospacing="0"/>
+        <w:ind w:left="2160" w:hanging="360"/>
+      </w:pPr>
+      <w:r>
+        <w:rPr>
+          <w:rtl w:val="0"/>
+        </w:rPr>
+        <w:t xml:space="preserve">Tác nhân có thể click nút "Chia sẻ", hệ thống gọi API để share kết quả lên Facebook (*).</w:t>
+      </w:r>
+    </w:p>
+    <w:p>
+      <w:pPr>
+        <w:pStyle w:val="Heading2"/>
         <w:numPr>
           <w:ilvl w:val="0"/>
           <w:numId w:val="2"/>
         </w:numPr>
+        <w:spacing w:after="0" w:afterAutospacing="0" w:before="0" w:beforeAutospacing="0"/>
+        <w:ind w:left="720" w:hanging="360"/>
+        <w:rPr>
+          <w:b w:val="1"/>
+          <w:bCs w:val="1"/>
+        </w:rPr>
+      </w:pPr>
+      <w:bookmarkStart w:colFirst="0" w:colLast="0" w:name="_oqu2r4145y8g" w:id="20"/>
+      <w:bookmarkEnd w:id="20"/>
+      <w:r>
+        <w:rPr>
+          <w:b w:val="1"/>
+          <w:bCs w:val="1"/>
+          <w:rtl w:val="0"/>
+        </w:rPr>
+        <w:t xml:space="preserve">UC07: Xem lịch sử &amp; Biểu đồ thống kê</w:t>
+      </w:r>
+    </w:p>
+    <w:p>
+      <w:pPr>
+        <w:numPr>
+          <w:ilvl w:val="1"/>
+          <w:numId w:val="2"/>
+        </w:numPr>
+        <w:spacing w:after="0" w:afterAutospacing="0"/>
+        <w:ind w:left="1440" w:hanging="360"/>
+      </w:pPr>
+      <w:r>
+        <w:rPr>
+          <w:rtl w:val="0"/>
+        </w:rPr>
+        <w:t xml:space="preserve">Mục tiêu: USER xem lại dữ liệu chi tiêu và trúng thưởng cá nhân.</w:t>
+      </w:r>
+    </w:p>
+    <w:p>
+      <w:pPr>
+        <w:numPr>
+          <w:ilvl w:val="1"/>
+          <w:numId w:val="2"/>
+        </w:numPr>
+        <w:spacing w:after="0" w:afterAutospacing="0"/>
+        <w:ind w:left="1440" w:hanging="360"/>
+      </w:pPr>
+      <w:r>
+        <w:rPr>
+          <w:rtl w:val="0"/>
+        </w:rPr>
+        <w:t xml:space="preserve">Kịch bản chính:</w:t>
+      </w:r>
+    </w:p>
+    <w:p>
+      <w:pPr>
+        <w:numPr>
+          <w:ilvl w:val="2"/>
+          <w:numId w:val="2"/>
+        </w:numPr>
+        <w:spacing w:after="0" w:afterAutospacing="0"/>
+        <w:ind w:left="2160" w:hanging="360"/>
+      </w:pPr>
+      <w:r>
+        <w:rPr>
+          <w:rtl w:val="0"/>
+        </w:rPr>
+        <w:t xml:space="preserve">Tác nhân chọn xem Thống kê.</w:t>
+      </w:r>
+    </w:p>
+    <w:p>
+      <w:pPr>
+        <w:numPr>
+          <w:ilvl w:val="2"/>
+          <w:numId w:val="2"/>
+        </w:numPr>
+        <w:spacing w:after="0" w:afterAutospacing="0"/>
+        <w:ind w:left="2160" w:hanging="360"/>
+      </w:pPr>
+      <w:r>
+        <w:rPr>
+          <w:rtl w:val="0"/>
+        </w:rPr>
+        <w:t xml:space="preserve">Hệ thống hiển thị danh sách các lần dò vé số trước đó.</w:t>
+      </w:r>
+    </w:p>
+    <w:p>
+      <w:pPr>
+        <w:numPr>
+          <w:ilvl w:val="2"/>
+          <w:numId w:val="2"/>
+        </w:numPr>
+        <w:spacing w:after="0" w:afterAutospacing="0"/>
+        <w:ind w:left="2160" w:hanging="360"/>
+      </w:pPr>
+      <w:r>
+        <w:rPr>
+          <w:rtl w:val="0"/>
+        </w:rPr>
+        <w:t xml:space="preserve">Hệ thống vẽ và hiển thị biểu đồ dạng cột (*) so sánh "Tổng tiền đã tiêu mua vé" và "Tổng tiền đã trúng giải".</w:t>
+      </w:r>
+    </w:p>
+    <w:p>
+      <w:pPr>
+        <w:pStyle w:val="Heading2"/>
+        <w:numPr>
+          <w:ilvl w:val="0"/>
+          <w:numId w:val="2"/>
+        </w:numPr>
+        <w:spacing w:after="0" w:afterAutospacing="0" w:before="0" w:beforeAutospacing="0"/>
+        <w:ind w:left="720" w:hanging="360"/>
+        <w:rPr>
+          <w:b w:val="1"/>
+          <w:bCs w:val="1"/>
+        </w:rPr>
+      </w:pPr>
+      <w:bookmarkStart w:colFirst="0" w:colLast="0" w:name="_m18q8rbgwlm3" w:id="21"/>
+      <w:bookmarkEnd w:id="21"/>
+      <w:r>
+        <w:rPr>
+          <w:b w:val="1"/>
+          <w:bCs w:val="1"/>
+          <w:rtl w:val="0"/>
+        </w:rPr>
+        <w:t xml:space="preserve">UC08: Quản lý Người dùng</w:t>
+      </w:r>
+    </w:p>
+    <w:p>
+      <w:pPr>
+        <w:numPr>
+          <w:ilvl w:val="1"/>
+          <w:numId w:val="2"/>
+        </w:numPr>
+        <w:spacing w:after="0" w:afterAutospacing="0"/>
+        <w:ind w:left="1440" w:hanging="360"/>
+      </w:pPr>
+      <w:r>
+        <w:rPr>
+          <w:rtl w:val="0"/>
+        </w:rPr>
+        <w:t xml:space="preserve">Mục tiêu: ADMIN thực hiện các nghiệp vụ quản trị trên tập dữ liệu người dùng.</w:t>
+      </w:r>
+    </w:p>
+    <w:p>
+      <w:pPr>
+        <w:numPr>
+          <w:ilvl w:val="1"/>
+          <w:numId w:val="2"/>
+        </w:numPr>
+        <w:spacing w:after="0" w:afterAutospacing="0"/>
+        <w:ind w:left="1440" w:hanging="360"/>
+      </w:pPr>
+      <w:r>
+        <w:rPr>
+          <w:rtl w:val="0"/>
+        </w:rPr>
+        <w:t xml:space="preserve">Tiền điều kiện: Tác nhân là ADMIN.</w:t>
+      </w:r>
+    </w:p>
+    <w:p>
+      <w:pPr>
+        <w:numPr>
+          <w:ilvl w:val="1"/>
+          <w:numId w:val="2"/>
+        </w:numPr>
+        <w:spacing w:after="0" w:afterAutospacing="0"/>
+        <w:ind w:left="1440" w:hanging="360"/>
+      </w:pPr>
+      <w:r>
+        <w:rPr>
+          <w:rtl w:val="0"/>
+        </w:rPr>
+        <w:t xml:space="preserve">Kịch bản chính:</w:t>
+      </w:r>
+    </w:p>
+    <w:p>
+      <w:pPr>
+        <w:numPr>
+          <w:ilvl w:val="2"/>
+          <w:numId w:val="2"/>
+        </w:numPr>
+        <w:spacing w:after="0" w:afterAutospacing="0"/>
+        <w:ind w:left="2160" w:hanging="360"/>
+      </w:pPr>
+      <w:r>
+        <w:rPr>
+          <w:rtl w:val="0"/>
+        </w:rPr>
+        <w:t xml:space="preserve">Tác nhân truy cập chức năng Quản lý người dùng.</w:t>
+      </w:r>
+    </w:p>
+    <w:p>
+      <w:pPr>
+        <w:numPr>
+          <w:ilvl w:val="2"/>
+          <w:numId w:val="2"/>
+        </w:numPr>
+        <w:spacing w:after="0" w:afterAutospacing="0"/>
+        <w:ind w:left="2160" w:hanging="360"/>
+      </w:pPr>
+      <w:r>
+        <w:rPr>
+          <w:rtl w:val="0"/>
+        </w:rPr>
+        <w:t xml:space="preserve">Hệ thống hiển thị danh sách người dùng kèm theo Thời gian đăng nhập gần nhất (định dạng dd/mm/yyyy) (*). Danh sách được phân trang (mỗi trang tối đa 20 người dùng).</w:t>
+      </w:r>
+    </w:p>
+    <w:p>
+      <w:pPr>
+        <w:numPr>
+          <w:ilvl w:val="2"/>
+          <w:numId w:val="2"/>
+        </w:numPr>
+        <w:spacing w:after="0" w:afterAutospacing="0"/>
+        <w:ind w:left="2160" w:hanging="360"/>
+      </w:pPr>
+      <w:r>
+        <w:rPr>
+          <w:rtl w:val="0"/>
+        </w:rPr>
+        <w:t xml:space="preserve">Tác nhân thực hiện tương tác với hệ thống qua các Luồng phụ bên dưới.</w:t>
+      </w:r>
+    </w:p>
+    <w:p>
+      <w:pPr>
+        <w:numPr>
+          <w:ilvl w:val="1"/>
+          <w:numId w:val="2"/>
+        </w:numPr>
+        <w:spacing w:after="0" w:afterAutospacing="0"/>
+        <w:ind w:left="1440" w:hanging="360"/>
+      </w:pPr>
+      <w:r>
+        <w:rPr>
+          <w:rtl w:val="0"/>
+        </w:rPr>
+        <w:t xml:space="preserve">Các Luồng phụ (Sub-flows):</w:t>
+      </w:r>
+    </w:p>
+    <w:p>
+      <w:pPr>
+        <w:numPr>
+          <w:ilvl w:val="2"/>
+          <w:numId w:val="2"/>
+        </w:numPr>
+        <w:spacing w:after="0" w:afterAutospacing="0"/>
+        <w:ind w:left="2160" w:hanging="360"/>
+      </w:pPr>
+      <w:r>
+        <w:rPr>
+          <w:rtl w:val="0"/>
+        </w:rPr>
+        <w:t xml:space="preserve">Tìm kiếm: </w:t>
+      </w:r>
+    </w:p>
+    <w:p>
+      <w:pPr>
+        <w:numPr>
+          <w:ilvl w:val="3"/>
+          <w:numId w:val="2"/>
+        </w:numPr>
+        <w:spacing w:after="0" w:afterAutospacing="0"/>
+        <w:ind w:left="2880" w:hanging="360"/>
+      </w:pPr>
+      <w:r>
+        <w:rPr>
+          <w:rtl w:val="0"/>
+        </w:rPr>
+        <w:t xml:space="preserve">Tác nhân nhập SĐT hoặc Email -&gt; Hệ thống hiển thị danh sách khớp.</w:t>
+      </w:r>
+    </w:p>
+    <w:p>
+      <w:pPr>
+        <w:numPr>
+          <w:ilvl w:val="2"/>
+          <w:numId w:val="2"/>
+        </w:numPr>
+        <w:spacing w:after="0" w:afterAutospacing="0"/>
+        <w:ind w:left="2160" w:hanging="360"/>
+      </w:pPr>
+      <w:r>
+        <w:rPr>
+          <w:rtl w:val="0"/>
+        </w:rPr>
+        <w:t xml:space="preserve">Khóa/Mở &amp; Phân quyền: </w:t>
+      </w:r>
+    </w:p>
+    <w:p>
+      <w:pPr>
+        <w:numPr>
+          <w:ilvl w:val="3"/>
+          <w:numId w:val="2"/>
+        </w:numPr>
+        <w:spacing w:after="0" w:afterAutospacing="0"/>
+        <w:ind w:left="2880" w:hanging="360"/>
+      </w:pPr>
+      <w:r>
+        <w:rPr>
+          <w:rtl w:val="0"/>
+        </w:rPr>
+        <w:t xml:space="preserve">Tác nhân chọn 1 hoặc nhiều User -&gt; Thực hiện đổi ROLE hoặc Khóa/Mở tài khoản -&gt; Hệ thống lưu DB.</w:t>
+      </w:r>
+    </w:p>
+    <w:p>
+      <w:pPr>
+        <w:numPr>
+          <w:ilvl w:val="2"/>
+          <w:numId w:val="2"/>
+        </w:numPr>
+        <w:spacing w:after="0" w:afterAutospacing="0"/>
+        <w:ind w:left="2160" w:hanging="360"/>
+      </w:pPr>
+      <w:r>
+        <w:rPr>
+          <w:rtl w:val="0"/>
+        </w:rPr>
+        <w:t xml:space="preserve">Lọc &amp; Gửi Email (*): </w:t>
+      </w:r>
+    </w:p>
+    <w:p>
+      <w:pPr>
+        <w:numPr>
+          <w:ilvl w:val="3"/>
+          <w:numId w:val="2"/>
+        </w:numPr>
+        <w:spacing w:after="0" w:afterAutospacing="0"/>
+        <w:ind w:left="2880" w:hanging="360"/>
+      </w:pPr>
+      <w:r>
+        <w:rPr>
+          <w:rtl w:val="0"/>
+        </w:rPr>
+        <w:t xml:space="preserve">Tác nhân chọn lọc User không đăng nhập trong khoảng thời gian (1 tuần, 1 tháng...). Tác nhân nhập nội dung và bấm gửi -&gt; Hệ thống gửi Email mời tham gia lại.</w:t>
+      </w:r>
+    </w:p>
+    <w:p>
+      <w:pPr>
+        <w:numPr>
+          <w:ilvl w:val="2"/>
+          <w:numId w:val="2"/>
+        </w:numPr>
+        <w:spacing w:after="0" w:afterAutospacing="0"/>
+        <w:ind w:left="2160" w:hanging="360"/>
+      </w:pPr>
+      <w:r>
+        <w:rPr>
+          <w:rtl w:val="0"/>
+        </w:rPr>
+        <w:t xml:space="preserve">Xuất Excel (*): </w:t>
+      </w:r>
+    </w:p>
+    <w:p>
+      <w:pPr>
+        <w:numPr>
+          <w:ilvl w:val="3"/>
+          <w:numId w:val="2"/>
+        </w:numPr>
+        <w:spacing w:after="0" w:afterAutospacing="0"/>
+        <w:ind w:left="2880" w:hanging="360"/>
+      </w:pPr>
+      <w:r>
+        <w:rPr>
+          <w:rtl w:val="0"/>
+        </w:rPr>
+        <w:t xml:space="preserve">Tác nhân click Export -&gt; Hệ thống tải xuống file Excel chứa danh sách người dùng đang hiển thị.</w:t>
+      </w:r>
+    </w:p>
+    <w:p>
+      <w:pPr>
+        <w:pStyle w:val="Heading2"/>
+        <w:numPr>
+          <w:ilvl w:val="0"/>
+          <w:numId w:val="2"/>
+        </w:numPr>
+        <w:spacing w:after="0" w:afterAutospacing="0" w:before="0" w:beforeAutospacing="0"/>
+        <w:ind w:left="720" w:hanging="360"/>
+        <w:rPr>
+          <w:b w:val="1"/>
+          <w:bCs w:val="1"/>
+        </w:rPr>
+      </w:pPr>
+      <w:bookmarkStart w:colFirst="0" w:colLast="0" w:name="_jv6xfbmc36gc" w:id="22"/>
+      <w:bookmarkEnd w:id="22"/>
+      <w:r>
+        <w:rPr>
+          <w:b w:val="1"/>
+          <w:bCs w:val="1"/>
+          <w:rtl w:val="0"/>
+        </w:rPr>
+        <w:t xml:space="preserve">UC09: Quản lý Kết quả Xổ số</w:t>
+      </w:r>
+    </w:p>
+    <w:p>
+      <w:pPr>
+        <w:numPr>
+          <w:ilvl w:val="1"/>
+          <w:numId w:val="2"/>
+        </w:numPr>
+        <w:spacing w:after="0" w:afterAutospacing="0"/>
+        <w:ind w:left="1440" w:hanging="360"/>
+      </w:pPr>
+      <w:r>
+        <w:rPr>
+          <w:rtl w:val="0"/>
+        </w:rPr>
+        <w:t xml:space="preserve">Mục tiêu: ADMIN nhập liệu và công bố dữ liệu gốc (Kết quả xổ số) lên hệ thống.</w:t>
+      </w:r>
+    </w:p>
+    <w:p>
+      <w:pPr>
+        <w:numPr>
+          <w:ilvl w:val="1"/>
+          <w:numId w:val="2"/>
+        </w:numPr>
+        <w:spacing w:after="0" w:afterAutospacing="0"/>
+        <w:ind w:left="1440" w:hanging="360"/>
+      </w:pPr>
+      <w:r>
+        <w:rPr>
+          <w:rtl w:val="0"/>
+        </w:rPr>
+        <w:t xml:space="preserve">Tiền điều kiện: Tác nhân là ADMIN.</w:t>
+      </w:r>
+    </w:p>
+    <w:p>
+      <w:pPr>
+        <w:numPr>
+          <w:ilvl w:val="1"/>
+          <w:numId w:val="2"/>
+        </w:numPr>
+        <w:spacing w:after="0" w:afterAutospacing="0"/>
+        <w:ind w:left="1440" w:hanging="360"/>
+      </w:pPr>
+      <w:r>
+        <w:rPr>
+          <w:rtl w:val="0"/>
+        </w:rPr>
+        <w:t xml:space="preserve">Kịch bản chính:</w:t>
+      </w:r>
+    </w:p>
+    <w:p>
+      <w:pPr>
+        <w:numPr>
+          <w:ilvl w:val="2"/>
+          <w:numId w:val="2"/>
+        </w:numPr>
+        <w:spacing w:after="0" w:afterAutospacing="0"/>
+        <w:ind w:left="2160" w:hanging="360"/>
+      </w:pPr>
+      <w:r>
+        <w:rPr>
+          <w:rtl w:val="0"/>
+        </w:rPr>
+        <w:t xml:space="preserve">Tác nhân truy cập Quản lý Vé dò.</w:t>
+      </w:r>
+    </w:p>
+    <w:p>
+      <w:pPr>
+        <w:numPr>
+          <w:ilvl w:val="2"/>
+          <w:numId w:val="2"/>
+        </w:numPr>
+        <w:spacing w:after="0" w:afterAutospacing="0"/>
+        <w:ind w:left="2160" w:hanging="360"/>
+      </w:pPr>
+      <w:r>
+        <w:rPr>
+          <w:rtl w:val="0"/>
+        </w:rPr>
+        <w:t xml:space="preserve">Hệ thống hiển thị danh sách vé dò, phân trang (tối đa 10 vé/trang) kèm thống kê "Số lần được dò" trên từng vé.</w:t>
+      </w:r>
+    </w:p>
+    <w:p>
+      <w:pPr>
+        <w:numPr>
+          <w:ilvl w:val="2"/>
+          <w:numId w:val="2"/>
+        </w:numPr>
+        <w:spacing w:after="0" w:afterAutospacing="0"/>
+        <w:ind w:left="2160" w:hanging="360"/>
+      </w:pPr>
+      <w:r>
+        <w:rPr>
+          <w:rtl w:val="0"/>
+        </w:rPr>
+        <w:t xml:space="preserve">Tác nhân thực hiện các tương tác qua các Luồng phụ.</w:t>
+      </w:r>
+    </w:p>
+    <w:p>
+      <w:pPr>
+        <w:numPr>
+          <w:ilvl w:val="1"/>
+          <w:numId w:val="2"/>
+        </w:numPr>
+        <w:spacing w:after="0" w:afterAutospacing="0"/>
+        <w:ind w:left="1440" w:hanging="360"/>
+      </w:pPr>
+      <w:r>
+        <w:rPr>
+          <w:rtl w:val="0"/>
+        </w:rPr>
+        <w:t xml:space="preserve">Các Luồng phụ (Sub-flows):</w:t>
+      </w:r>
+    </w:p>
+    <w:p>
+      <w:pPr>
+        <w:numPr>
+          <w:ilvl w:val="2"/>
+          <w:numId w:val="2"/>
+        </w:numPr>
+        <w:spacing w:after="0" w:afterAutospacing="0"/>
+        <w:ind w:left="2160" w:hanging="360"/>
+      </w:pPr>
+      <w:r>
+        <w:rPr>
+          <w:rtl w:val="0"/>
+        </w:rPr>
+        <w:t xml:space="preserve">Thêm mới: </w:t>
+      </w:r>
+    </w:p>
+    <w:p>
+      <w:pPr>
+        <w:numPr>
+          <w:ilvl w:val="3"/>
+          <w:numId w:val="2"/>
+        </w:numPr>
+        <w:spacing w:after="0" w:afterAutospacing="0"/>
+        <w:ind w:left="2880" w:hanging="360"/>
+      </w:pPr>
+      <w:r>
+        <w:rPr>
+          <w:rtl w:val="0"/>
+        </w:rPr>
+        <w:t xml:space="preserve">Tác nhân nhập số liệu của 1 kỳ quay -&gt; Hệ thống lưu với trạng thái UNPUBLISH.</w:t>
+      </w:r>
+    </w:p>
+    <w:p>
+      <w:pPr>
+        <w:numPr>
+          <w:ilvl w:val="2"/>
+          <w:numId w:val="2"/>
+        </w:numPr>
+        <w:spacing w:after="0" w:afterAutospacing="0"/>
+        <w:ind w:left="2160" w:hanging="360"/>
+      </w:pPr>
+      <w:r>
+        <w:rPr>
+          <w:rtl w:val="0"/>
+        </w:rPr>
+        <w:t xml:space="preserve">Tìm kiếm: </w:t>
+      </w:r>
+    </w:p>
+    <w:p>
+      <w:pPr>
+        <w:numPr>
+          <w:ilvl w:val="3"/>
+          <w:numId w:val="2"/>
+        </w:numPr>
+        <w:spacing w:after="0" w:afterAutospacing="0"/>
+        <w:ind w:left="2880" w:hanging="360"/>
+      </w:pPr>
+      <w:r>
+        <w:rPr>
+          <w:rtl w:val="0"/>
+        </w:rPr>
+        <w:t xml:space="preserve">Tác nhân lọc vé dò theo Công ty XSKT và khoảng thời gian (Từ ngày - Đến ngày).</w:t>
+      </w:r>
+    </w:p>
+    <w:p>
+      <w:pPr>
+        <w:numPr>
+          <w:ilvl w:val="2"/>
+          <w:numId w:val="2"/>
+        </w:numPr>
+        <w:spacing w:after="0" w:afterAutospacing="0"/>
+        <w:ind w:left="2160" w:hanging="360"/>
+      </w:pPr>
+      <w:r>
+        <w:rPr>
+          <w:rtl w:val="0"/>
+        </w:rPr>
+        <w:t xml:space="preserve">Xem trước (Preview) (*): </w:t>
+      </w:r>
+    </w:p>
+    <w:p>
+      <w:pPr>
+        <w:numPr>
+          <w:ilvl w:val="3"/>
+          <w:numId w:val="2"/>
+        </w:numPr>
+        <w:spacing w:after="0" w:afterAutospacing="0"/>
+        <w:ind w:left="2880" w:hanging="360"/>
+      </w:pPr>
+      <w:r>
+        <w:rPr>
+          <w:rtl w:val="0"/>
+        </w:rPr>
+        <w:t xml:space="preserve">Tác nhân chọn vé dò -&gt; Hệ thống hiển thị popup xem trước chi tiết kết quả.</w:t>
+      </w:r>
+    </w:p>
+    <w:p>
+      <w:pPr>
+        <w:numPr>
+          <w:ilvl w:val="2"/>
+          <w:numId w:val="2"/>
+        </w:numPr>
+        <w:spacing w:after="0" w:afterAutospacing="0"/>
+        <w:ind w:left="2160" w:hanging="360"/>
+      </w:pPr>
+      <w:r>
+        <w:rPr>
+          <w:rtl w:val="0"/>
+        </w:rPr>
+        <w:t xml:space="preserve">Công bố: </w:t>
+      </w:r>
+    </w:p>
+    <w:p>
+      <w:pPr>
+        <w:numPr>
+          <w:ilvl w:val="3"/>
+          <w:numId w:val="2"/>
+        </w:numPr>
+        <w:ind w:left="2880" w:hanging="360"/>
+      </w:pPr>
+      <w:r>
+        <w:rPr>
+          <w:rtl w:val="0"/>
+        </w:rPr>
+        <w:t xml:space="preserve">Tác nhân chuyển trạng thái vé dò từ UNPUBLISH sang PUBLISH -&gt; Tác nhân NO_USER và USER có thể bắt đầu dò số.</w:t>
+      </w:r>
+    </w:p>
+    <w:p>
+      <w:pPr>
+        <w:ind w:left="0" w:firstLine="0"/>
+        <w:rPr/>
+      </w:pPr>
+      <w:r>
+        <w:rPr>
+          <w:rtl w:val="0"/>
+        </w:rPr>
+      </w:r>
+    </w:p>
+    <w:p>
+      <w:pPr>
+        <w:pStyle w:val="Heading2"/>
+        <w:jc w:val="left"/>
+        <w:rPr>
+          <w:b w:val="1"/>
+          <w:bCs w:val="1"/>
+        </w:rPr>
+      </w:pPr>
+      <w:bookmarkStart w:colFirst="0" w:colLast="0" w:name="_frxt29hr8o84" w:id="23"/>
+      <w:bookmarkEnd w:id="23"/>
+      <w:r>
+        <w:rPr>
+          <w:b w:val="1"/>
+          <w:bCs w:val="1"/>
+          <w:rtl w:val="0"/>
+        </w:rPr>
+        <w:t xml:space="preserve">2.5 Non Functional Requirements</w:t>
+      </w:r>
+    </w:p>
+    <w:p>
+      <w:pPr>
+        <w:pStyle w:val="Heading2"/>
+        <w:numPr>
+          <w:ilvl w:val="0"/>
+          <w:numId w:val="8"/>
+        </w:numPr>
         <w:spacing w:after="0" w:afterAutospacing="0"/>
         <w:ind w:left="720" w:hanging="360"/>
         <w:jc w:val="left"/>
@@ -3610,3047 +5335,8 @@
           <w:bCs w:val="1"/>
         </w:rPr>
       </w:pPr>
-      <w:r>
-        <w:rPr>
-          <w:b w:val="1"/>
-          <w:bCs w:val="1"/>
-          <w:rtl w:val="0"/>
-        </w:rPr>
-        <w:t xml:space="preserve">2.4.2 UC02: Đăng nhập</w:t>
-      </w:r>
-    </w:p>
-    <w:p>
-      <w:pPr>
-        <w:numPr>
-          <w:ilvl w:val="1"/>
-          <w:numId w:val="2"/>
-        </w:numPr>
-        <w:spacing w:after="0" w:afterAutospacing="0"/>
-        <w:ind w:left="1440" w:hanging="360"/>
-        <w:jc w:val="left"/>
-        <w:rPr>
-          <w:u w:val="none"/>
-        </w:rPr>
-      </w:pPr>
-      <w:r>
-        <w:rPr>
-          <w:b w:val="1"/>
-          <w:bCs w:val="1"/>
-          <w:rtl w:val="0"/>
-        </w:rPr>
-        <w:t xml:space="preserve">Mục tiêu: </w:t>
-      </w:r>
-      <w:r>
-        <w:rPr>
-          <w:rtl w:val="0"/>
-        </w:rPr>
-        <w:t xml:space="preserve">Xác thực danh tính để cấp quyền Thành viên (USER).</w:t>
-      </w:r>
-    </w:p>
-    <w:p>
-      <w:pPr>
-        <w:numPr>
-          <w:ilvl w:val="1"/>
-          <w:numId w:val="2"/>
-        </w:numPr>
-        <w:spacing w:after="0" w:afterAutospacing="0"/>
-        <w:ind w:left="1440" w:hanging="360"/>
-        <w:jc w:val="left"/>
-        <w:rPr>
-          <w:u w:val="none"/>
-        </w:rPr>
-      </w:pPr>
-      <w:r>
-        <w:rPr>
-          <w:b w:val="1"/>
-          <w:bCs w:val="1"/>
-          <w:rtl w:val="0"/>
-        </w:rPr>
-        <w:t xml:space="preserve">Tiền điều kiện:</w:t>
-      </w:r>
-      <w:r>
-        <w:rPr>
-          <w:rtl w:val="0"/>
-        </w:rPr>
-        <w:t xml:space="preserve"> Tác nhân đã có tài khoản Local hoặc tài khoản Social (Google/Facebook).</w:t>
-      </w:r>
-    </w:p>
-    <w:p>
-      <w:pPr>
-        <w:numPr>
-          <w:ilvl w:val="1"/>
-          <w:numId w:val="2"/>
-        </w:numPr>
-        <w:spacing w:after="0" w:afterAutospacing="0"/>
-        <w:ind w:left="1440" w:hanging="360"/>
-        <w:jc w:val="left"/>
-        <w:rPr>
-          <w:u w:val="none"/>
-        </w:rPr>
-      </w:pPr>
-      <w:r>
-        <w:rPr>
-          <w:b w:val="1"/>
-          <w:bCs w:val="1"/>
-          <w:rtl w:val="0"/>
-        </w:rPr>
-        <w:t xml:space="preserve">Hậu điều kiện:</w:t>
-      </w:r>
-      <w:r>
-        <w:rPr>
-          <w:rtl w:val="0"/>
-        </w:rPr>
-        <w:t xml:space="preserve"> Hệ thống cấp mã xác thực (JWT) và chuyển hướng người dùng.</w:t>
-      </w:r>
-    </w:p>
-    <w:p>
-      <w:pPr>
-        <w:numPr>
-          <w:ilvl w:val="1"/>
-          <w:numId w:val="2"/>
-        </w:numPr>
-        <w:spacing w:after="0" w:afterAutospacing="0"/>
-        <w:ind w:left="1440" w:hanging="360"/>
-        <w:jc w:val="left"/>
-        <w:rPr>
-          <w:b w:val="1"/>
-          <w:bCs w:val="1"/>
-        </w:rPr>
-      </w:pPr>
-      <w:r>
-        <w:rPr>
-          <w:b w:val="1"/>
-          <w:bCs w:val="1"/>
-          <w:rtl w:val="0"/>
-        </w:rPr>
-        <w:t xml:space="preserve">Kịch bản chính:</w:t>
-      </w:r>
-    </w:p>
-    <w:p>
-      <w:pPr>
-        <w:numPr>
-          <w:ilvl w:val="2"/>
-          <w:numId w:val="2"/>
-        </w:numPr>
-        <w:spacing w:after="0" w:afterAutospacing="0"/>
-        <w:ind w:left="2160" w:hanging="360"/>
-        <w:jc w:val="left"/>
-        <w:rPr>
-          <w:b w:val="1"/>
-          <w:bCs w:val="1"/>
-        </w:rPr>
-      </w:pPr>
-      <w:r>
-        <w:rPr>
-          <w:b w:val="1"/>
-          <w:bCs w:val="1"/>
-          <w:rtl w:val="0"/>
-        </w:rPr>
-        <w:t xml:space="preserve">Bước 1:</w:t>
-      </w:r>
-    </w:p>
-    <w:p>
-      <w:pPr>
-        <w:numPr>
-          <w:ilvl w:val="2"/>
-          <w:numId w:val="2"/>
-        </w:numPr>
-        <w:spacing w:after="0" w:afterAutospacing="0"/>
-        <w:ind w:left="2160" w:hanging="360"/>
-        <w:jc w:val="left"/>
-        <w:rPr>
-          <w:u w:val="none"/>
-        </w:rPr>
-      </w:pPr>
-      <w:r>
-        <w:rPr>
-          <w:rtl w:val="0"/>
-        </w:rPr>
-        <w:t xml:space="preserve">Tác nhân: NO_USER</w:t>
-      </w:r>
-    </w:p>
-    <w:p>
-      <w:pPr>
-        <w:numPr>
-          <w:ilvl w:val="2"/>
-          <w:numId w:val="2"/>
-        </w:numPr>
-        <w:spacing w:after="0" w:afterAutospacing="0"/>
-        <w:ind w:left="2160" w:hanging="360"/>
-        <w:jc w:val="left"/>
-        <w:rPr>
-          <w:u w:val="none"/>
-        </w:rPr>
-      </w:pPr>
-      <w:r>
-        <w:rPr>
-          <w:rtl w:val="0"/>
-        </w:rPr>
-        <w:t xml:space="preserve">Hành động: Nhập thông tin &amp; Click</w:t>
-      </w:r>
-    </w:p>
-    <w:p>
-      <w:pPr>
-        <w:numPr>
-          <w:ilvl w:val="2"/>
-          <w:numId w:val="2"/>
-        </w:numPr>
-        <w:spacing w:after="0" w:afterAutospacing="0"/>
-        <w:ind w:left="2160" w:hanging="360"/>
-        <w:jc w:val="left"/>
-        <w:rPr>
-          <w:u w:val="none"/>
-        </w:rPr>
-      </w:pPr>
-      <w:r>
-        <w:rPr>
-          <w:rtl w:val="0"/>
-        </w:rPr>
-        <w:t xml:space="preserve">Đối tượng: Email, Mật khẩu và nút "Đăng nhập"</w:t>
-      </w:r>
-    </w:p>
-    <w:p>
-      <w:pPr>
-        <w:numPr>
-          <w:ilvl w:val="2"/>
-          <w:numId w:val="2"/>
-        </w:numPr>
-        <w:spacing w:after="0" w:afterAutospacing="0"/>
-        <w:ind w:left="2160" w:hanging="360"/>
-        <w:jc w:val="left"/>
-        <w:rPr>
-          <w:u w:val="none"/>
-        </w:rPr>
-      </w:pPr>
-      <w:r>
-        <w:rPr>
-          <w:rtl w:val="0"/>
-        </w:rPr>
-        <w:t xml:space="preserve">Phản hồi: Hệ thống tìm Email trong DB, so khớp mật khẩu bằng thuật toán BCrypt. Nếu sai, báo lỗi: "Thông tin không chính xác". Nếu tài khoản bị vô hiệu hóa, báo lỗi: "Tài khoản đang bị tạm khóa".</w:t>
-      </w:r>
-    </w:p>
-    <w:p>
-      <w:pPr>
-        <w:numPr>
-          <w:ilvl w:val="2"/>
-          <w:numId w:val="2"/>
-        </w:numPr>
-        <w:spacing w:after="0" w:afterAutospacing="0"/>
-        <w:ind w:left="2160" w:hanging="360"/>
-        <w:jc w:val="left"/>
-        <w:rPr>
-          <w:b w:val="1"/>
-          <w:bCs w:val="1"/>
-        </w:rPr>
-      </w:pPr>
-      <w:r>
-        <w:rPr>
-          <w:b w:val="1"/>
-          <w:bCs w:val="1"/>
-          <w:rtl w:val="0"/>
-        </w:rPr>
-        <w:t xml:space="preserve">Bước 2:</w:t>
-      </w:r>
-    </w:p>
-    <w:p>
-      <w:pPr>
-        <w:numPr>
-          <w:ilvl w:val="2"/>
-          <w:numId w:val="2"/>
-        </w:numPr>
-        <w:spacing w:after="0" w:afterAutospacing="0"/>
-        <w:ind w:left="2160" w:hanging="360"/>
-        <w:jc w:val="left"/>
-        <w:rPr>
-          <w:u w:val="none"/>
-        </w:rPr>
-      </w:pPr>
-      <w:r>
-        <w:rPr>
-          <w:rtl w:val="0"/>
-        </w:rPr>
-        <w:t xml:space="preserve">Tác nhân: Hệ thống</w:t>
-      </w:r>
-    </w:p>
-    <w:p>
-      <w:pPr>
-        <w:numPr>
-          <w:ilvl w:val="2"/>
-          <w:numId w:val="2"/>
-        </w:numPr>
-        <w:spacing w:after="0" w:afterAutospacing="0"/>
-        <w:ind w:left="2160" w:hanging="360"/>
-        <w:jc w:val="left"/>
-        <w:rPr>
-          <w:u w:val="none"/>
-        </w:rPr>
-      </w:pPr>
-      <w:r>
-        <w:rPr>
-          <w:rtl w:val="0"/>
-        </w:rPr>
-        <w:t xml:space="preserve">Hành động: Tạo</w:t>
-      </w:r>
-    </w:p>
-    <w:p>
-      <w:pPr>
-        <w:numPr>
-          <w:ilvl w:val="2"/>
-          <w:numId w:val="2"/>
-        </w:numPr>
-        <w:spacing w:after="0" w:afterAutospacing="0"/>
-        <w:ind w:left="2160" w:hanging="360"/>
-        <w:jc w:val="left"/>
-        <w:rPr>
-          <w:u w:val="none"/>
-        </w:rPr>
-      </w:pPr>
-      <w:r>
-        <w:rPr>
-          <w:rtl w:val="0"/>
-        </w:rPr>
-        <w:t xml:space="preserve">Đối tượng: JWT (JSON Web Token)</w:t>
-      </w:r>
-    </w:p>
-    <w:p>
-      <w:pPr>
-        <w:numPr>
-          <w:ilvl w:val="2"/>
-          <w:numId w:val="2"/>
-        </w:numPr>
-        <w:spacing w:after="0" w:afterAutospacing="0"/>
-        <w:ind w:left="2160" w:hanging="360"/>
-        <w:jc w:val="left"/>
-        <w:rPr>
-          <w:u w:val="none"/>
-        </w:rPr>
-      </w:pPr>
-      <w:r>
-        <w:rPr>
-          <w:rtl w:val="0"/>
-        </w:rPr>
-        <w:t xml:space="preserve">Phản hồi: Cấp JWT lưu vào LocalStorage và chuyển hướng người dùng vào giao diện dành cho USER.</w:t>
-      </w:r>
-    </w:p>
-    <w:p>
-      <w:pPr>
-        <w:numPr>
-          <w:ilvl w:val="0"/>
-          <w:numId w:val="2"/>
-        </w:numPr>
-        <w:spacing w:after="0" w:afterAutospacing="0"/>
-        <w:ind w:left="720" w:hanging="360"/>
-        <w:jc w:val="left"/>
-        <w:rPr>
-          <w:b w:val="1"/>
-          <w:bCs w:val="1"/>
-        </w:rPr>
-      </w:pPr>
-      <w:r>
-        <w:rPr>
-          <w:b w:val="1"/>
-          <w:bCs w:val="1"/>
-          <w:rtl w:val="0"/>
-        </w:rPr>
-        <w:t xml:space="preserve">2.4.3 UC03: Quên mật khẩu</w:t>
-      </w:r>
-    </w:p>
-    <w:p>
-      <w:pPr>
-        <w:numPr>
-          <w:ilvl w:val="1"/>
-          <w:numId w:val="2"/>
-        </w:numPr>
-        <w:spacing w:after="0" w:afterAutospacing="0"/>
-        <w:ind w:left="1440" w:hanging="360"/>
-        <w:jc w:val="left"/>
-        <w:rPr>
-          <w:u w:val="none"/>
-        </w:rPr>
-      </w:pPr>
-      <w:r>
-        <w:rPr>
-          <w:b w:val="1"/>
-          <w:bCs w:val="1"/>
-          <w:rtl w:val="0"/>
-        </w:rPr>
-        <w:t xml:space="preserve">Mục tiêu: </w:t>
-      </w:r>
-      <w:r>
-        <w:rPr>
-          <w:rtl w:val="0"/>
-        </w:rPr>
-        <w:t xml:space="preserve">Cấp lại quyền truy cập khi người dùng quên mật khẩu.</w:t>
-      </w:r>
-    </w:p>
-    <w:p>
-      <w:pPr>
-        <w:numPr>
-          <w:ilvl w:val="1"/>
-          <w:numId w:val="2"/>
-        </w:numPr>
-        <w:spacing w:after="0" w:afterAutospacing="0"/>
-        <w:ind w:left="1440" w:hanging="360"/>
-        <w:jc w:val="left"/>
-        <w:rPr>
-          <w:u w:val="none"/>
-        </w:rPr>
-      </w:pPr>
-      <w:r>
-        <w:rPr>
-          <w:b w:val="1"/>
-          <w:bCs w:val="1"/>
-          <w:rtl w:val="0"/>
-        </w:rPr>
-        <w:t xml:space="preserve">Tiền điều kiện: </w:t>
-      </w:r>
-      <w:r>
-        <w:rPr>
-          <w:rtl w:val="0"/>
-        </w:rPr>
-        <w:t xml:space="preserve">Người dùng chưa đăng nhập. Email tài khoản có tồn tại.</w:t>
-      </w:r>
-    </w:p>
-    <w:p>
-      <w:pPr>
-        <w:numPr>
-          <w:ilvl w:val="1"/>
-          <w:numId w:val="2"/>
-        </w:numPr>
-        <w:spacing w:after="0" w:afterAutospacing="0"/>
-        <w:ind w:left="1440" w:hanging="360"/>
-        <w:jc w:val="left"/>
-        <w:rPr>
-          <w:u w:val="none"/>
-        </w:rPr>
-      </w:pPr>
-      <w:r>
-        <w:rPr>
-          <w:b w:val="1"/>
-          <w:bCs w:val="1"/>
-          <w:rtl w:val="0"/>
-        </w:rPr>
-        <w:t xml:space="preserve">Hậu điều kiện: </w:t>
-      </w:r>
-      <w:r>
-        <w:rPr>
-          <w:rtl w:val="0"/>
-        </w:rPr>
-        <w:t xml:space="preserve">Mật khẩu mới được cập nhật.</w:t>
-      </w:r>
-    </w:p>
-    <w:p>
-      <w:pPr>
-        <w:numPr>
-          <w:ilvl w:val="1"/>
-          <w:numId w:val="2"/>
-        </w:numPr>
-        <w:spacing w:after="0" w:afterAutospacing="0"/>
-        <w:ind w:left="1440" w:hanging="360"/>
-        <w:jc w:val="left"/>
-        <w:rPr>
-          <w:b w:val="1"/>
-          <w:bCs w:val="1"/>
-        </w:rPr>
-      </w:pPr>
-      <w:r>
-        <w:rPr>
-          <w:b w:val="1"/>
-          <w:bCs w:val="1"/>
-          <w:rtl w:val="0"/>
-        </w:rPr>
-        <w:t xml:space="preserve">Kịch bản chính:</w:t>
-      </w:r>
-    </w:p>
-    <w:p>
-      <w:pPr>
-        <w:numPr>
-          <w:ilvl w:val="2"/>
-          <w:numId w:val="2"/>
-        </w:numPr>
-        <w:spacing w:after="0" w:afterAutospacing="0"/>
-        <w:ind w:left="2160" w:hanging="360"/>
-        <w:jc w:val="left"/>
-        <w:rPr>
-          <w:b w:val="1"/>
-          <w:bCs w:val="1"/>
-        </w:rPr>
-      </w:pPr>
-      <w:r>
-        <w:rPr>
-          <w:b w:val="1"/>
-          <w:bCs w:val="1"/>
-          <w:rtl w:val="0"/>
-        </w:rPr>
-        <w:t xml:space="preserve">Bước 1:</w:t>
-      </w:r>
-    </w:p>
-    <w:p>
-      <w:pPr>
-        <w:numPr>
-          <w:ilvl w:val="2"/>
-          <w:numId w:val="2"/>
-        </w:numPr>
-        <w:spacing w:after="0" w:afterAutospacing="0"/>
-        <w:ind w:left="2160" w:hanging="360"/>
-        <w:jc w:val="left"/>
-        <w:rPr>
-          <w:u w:val="none"/>
-        </w:rPr>
-      </w:pPr>
-      <w:r>
-        <w:rPr>
-          <w:rtl w:val="0"/>
-        </w:rPr>
-        <w:t xml:space="preserve">Tác nhân: NO_USER</w:t>
-      </w:r>
-    </w:p>
-    <w:p>
-      <w:pPr>
-        <w:numPr>
-          <w:ilvl w:val="2"/>
-          <w:numId w:val="2"/>
-        </w:numPr>
-        <w:spacing w:after="0" w:afterAutospacing="0"/>
-        <w:ind w:left="2160" w:hanging="360"/>
-        <w:jc w:val="left"/>
-        <w:rPr>
-          <w:u w:val="none"/>
-        </w:rPr>
-      </w:pPr>
-      <w:r>
-        <w:rPr>
-          <w:rtl w:val="0"/>
-        </w:rPr>
-        <w:t xml:space="preserve">Hành động: Nhập Email &amp; Click</w:t>
-      </w:r>
-    </w:p>
-    <w:p>
-      <w:pPr>
-        <w:numPr>
-          <w:ilvl w:val="2"/>
-          <w:numId w:val="2"/>
-        </w:numPr>
-        <w:spacing w:after="0" w:afterAutospacing="0"/>
-        <w:ind w:left="2160" w:hanging="360"/>
-        <w:jc w:val="left"/>
-        <w:rPr>
-          <w:u w:val="none"/>
-        </w:rPr>
-      </w:pPr>
-      <w:r>
-        <w:rPr>
-          <w:rtl w:val="0"/>
-        </w:rPr>
-        <w:t xml:space="preserve">Đối tượng: Nút "Gửi mã xác nhận"</w:t>
-      </w:r>
-    </w:p>
-    <w:p>
-      <w:pPr>
-        <w:numPr>
-          <w:ilvl w:val="2"/>
-          <w:numId w:val="2"/>
-        </w:numPr>
-        <w:spacing w:after="0" w:afterAutospacing="0"/>
-        <w:ind w:left="2160" w:hanging="360"/>
-        <w:jc w:val="left"/>
-        <w:rPr>
-          <w:u w:val="none"/>
-        </w:rPr>
-      </w:pPr>
-      <w:r>
-        <w:rPr>
-          <w:rtl w:val="0"/>
-        </w:rPr>
-        <w:t xml:space="preserve">Phản hồi: Hệ thống kiểm tra Email trong DB. Nếu có, gửi mã OTP đến Email.</w:t>
-      </w:r>
-    </w:p>
-    <w:p>
-      <w:pPr>
-        <w:numPr>
-          <w:ilvl w:val="2"/>
-          <w:numId w:val="2"/>
-        </w:numPr>
-        <w:spacing w:after="0" w:afterAutospacing="0"/>
-        <w:ind w:left="2160" w:hanging="360"/>
-        <w:jc w:val="left"/>
-        <w:rPr>
-          <w:b w:val="1"/>
-          <w:bCs w:val="1"/>
-        </w:rPr>
-      </w:pPr>
-      <w:r>
-        <w:rPr>
-          <w:b w:val="1"/>
-          <w:bCs w:val="1"/>
-          <w:rtl w:val="0"/>
-        </w:rPr>
-        <w:t xml:space="preserve">Bước 2:</w:t>
-      </w:r>
-    </w:p>
-    <w:p>
-      <w:pPr>
-        <w:numPr>
-          <w:ilvl w:val="2"/>
-          <w:numId w:val="2"/>
-        </w:numPr>
-        <w:spacing w:after="0" w:afterAutospacing="0"/>
-        <w:ind w:left="2160" w:hanging="360"/>
-        <w:jc w:val="left"/>
-        <w:rPr>
-          <w:u w:val="none"/>
-        </w:rPr>
-      </w:pPr>
-      <w:r>
-        <w:rPr>
-          <w:rtl w:val="0"/>
-        </w:rPr>
-        <w:t xml:space="preserve">Tác nhân: NO_USER</w:t>
-      </w:r>
-    </w:p>
-    <w:p>
-      <w:pPr>
-        <w:numPr>
-          <w:ilvl w:val="2"/>
-          <w:numId w:val="2"/>
-        </w:numPr>
-        <w:spacing w:after="0" w:afterAutospacing="0"/>
-        <w:ind w:left="2160" w:hanging="360"/>
-        <w:jc w:val="left"/>
-        <w:rPr>
-          <w:u w:val="none"/>
-        </w:rPr>
-      </w:pPr>
-      <w:r>
-        <w:rPr>
-          <w:rtl w:val="0"/>
-        </w:rPr>
-        <w:t xml:space="preserve">Hành động: Nhập</w:t>
-      </w:r>
-    </w:p>
-    <w:p>
-      <w:pPr>
-        <w:numPr>
-          <w:ilvl w:val="2"/>
-          <w:numId w:val="2"/>
-        </w:numPr>
-        <w:spacing w:after="0" w:afterAutospacing="0"/>
-        <w:ind w:left="2160" w:hanging="360"/>
-        <w:jc w:val="left"/>
-        <w:rPr>
-          <w:u w:val="none"/>
-        </w:rPr>
-      </w:pPr>
-      <w:r>
-        <w:rPr>
-          <w:rtl w:val="0"/>
-        </w:rPr>
-        <w:t xml:space="preserve">Đối tượng: Mã OTP và Mật khẩu mới</w:t>
-      </w:r>
-    </w:p>
-    <w:p>
-      <w:pPr>
-        <w:numPr>
-          <w:ilvl w:val="2"/>
-          <w:numId w:val="2"/>
-        </w:numPr>
-        <w:spacing w:after="0" w:afterAutospacing="0"/>
-        <w:ind w:left="2160" w:hanging="360"/>
-        <w:jc w:val="left"/>
-        <w:rPr>
-          <w:u w:val="none"/>
-        </w:rPr>
-      </w:pPr>
-      <w:r>
-        <w:rPr>
-          <w:rtl w:val="0"/>
-        </w:rPr>
-        <w:t xml:space="preserve">Phản hồi: Hệ thống xác minh mã OTP. Nếu khớp, mã hóa mật khẩu mới (BCrypt), lưu DB và thông báo: "Khôi phục mật khẩu thành công".</w:t>
-      </w:r>
-    </w:p>
-    <w:p>
-      <w:pPr>
-        <w:numPr>
-          <w:ilvl w:val="0"/>
-          <w:numId w:val="2"/>
-        </w:numPr>
-        <w:spacing w:after="0" w:afterAutospacing="0"/>
-        <w:ind w:left="720" w:hanging="360"/>
-        <w:jc w:val="left"/>
-        <w:rPr>
-          <w:b w:val="1"/>
-          <w:bCs w:val="1"/>
-        </w:rPr>
-      </w:pPr>
-      <w:r>
-        <w:rPr>
-          <w:b w:val="1"/>
-          <w:bCs w:val="1"/>
-          <w:rtl w:val="0"/>
-        </w:rPr>
-        <w:t xml:space="preserve">2.4.4 UC04: Dò 1 vé số</w:t>
-      </w:r>
-    </w:p>
-    <w:p>
-      <w:pPr>
-        <w:numPr>
-          <w:ilvl w:val="1"/>
-          <w:numId w:val="2"/>
-        </w:numPr>
-        <w:spacing w:after="0" w:afterAutospacing="0"/>
-        <w:ind w:left="1440" w:hanging="360"/>
-        <w:jc w:val="left"/>
-        <w:rPr>
-          <w:u w:val="none"/>
-        </w:rPr>
-      </w:pPr>
-      <w:r>
-        <w:rPr>
-          <w:b w:val="1"/>
-          <w:bCs w:val="1"/>
-          <w:rtl w:val="0"/>
-        </w:rPr>
-        <w:t xml:space="preserve">Mục tiêu:</w:t>
-      </w:r>
-      <w:r>
-        <w:rPr>
-          <w:rtl w:val="0"/>
-        </w:rPr>
-        <w:t xml:space="preserve"> Cho phép khách tra cứu nhanh 1 vé số mà không cần đăng nhập.</w:t>
-      </w:r>
-    </w:p>
-    <w:p>
-      <w:pPr>
-        <w:numPr>
-          <w:ilvl w:val="1"/>
-          <w:numId w:val="2"/>
-        </w:numPr>
-        <w:spacing w:after="0" w:afterAutospacing="0"/>
-        <w:ind w:left="1440" w:hanging="360"/>
-        <w:jc w:val="left"/>
-        <w:rPr>
-          <w:u w:val="none"/>
-        </w:rPr>
-      </w:pPr>
-      <w:r>
-        <w:rPr>
-          <w:b w:val="1"/>
-          <w:bCs w:val="1"/>
-          <w:rtl w:val="0"/>
-        </w:rPr>
-        <w:t xml:space="preserve">Tiền điều kiện: </w:t>
-      </w:r>
-      <w:r>
-        <w:rPr>
-          <w:rtl w:val="0"/>
-        </w:rPr>
-        <w:t xml:space="preserve">Hệ thống đã có dữ liệu vé dò được PUBLISH.</w:t>
-      </w:r>
-    </w:p>
-    <w:p>
-      <w:pPr>
-        <w:numPr>
-          <w:ilvl w:val="1"/>
-          <w:numId w:val="2"/>
-        </w:numPr>
-        <w:spacing w:after="0" w:afterAutospacing="0"/>
-        <w:ind w:left="1440" w:hanging="360"/>
-        <w:jc w:val="left"/>
-        <w:rPr>
-          <w:u w:val="none"/>
-        </w:rPr>
-      </w:pPr>
-      <w:r>
-        <w:rPr>
-          <w:b w:val="1"/>
-          <w:bCs w:val="1"/>
-          <w:rtl w:val="0"/>
-        </w:rPr>
-        <w:t xml:space="preserve">Hậu điều kiện:</w:t>
-      </w:r>
-      <w:r>
-        <w:rPr>
-          <w:rtl w:val="0"/>
-        </w:rPr>
-        <w:t xml:space="preserve"> Hiển thị kết quả trúng thưởng kèm quảng cáo AdSense.</w:t>
-      </w:r>
-    </w:p>
-    <w:p>
-      <w:pPr>
-        <w:numPr>
-          <w:ilvl w:val="1"/>
-          <w:numId w:val="2"/>
-        </w:numPr>
-        <w:spacing w:after="0" w:afterAutospacing="0"/>
-        <w:ind w:left="1440" w:hanging="360"/>
-        <w:jc w:val="left"/>
-        <w:rPr>
-          <w:b w:val="1"/>
-          <w:bCs w:val="1"/>
-        </w:rPr>
-      </w:pPr>
-      <w:r>
-        <w:rPr>
-          <w:b w:val="1"/>
-          <w:bCs w:val="1"/>
-          <w:rtl w:val="0"/>
-        </w:rPr>
-        <w:t xml:space="preserve">Kịch bản chính:</w:t>
-      </w:r>
-    </w:p>
-    <w:p>
-      <w:pPr>
-        <w:numPr>
-          <w:ilvl w:val="2"/>
-          <w:numId w:val="2"/>
-        </w:numPr>
-        <w:spacing w:after="0" w:afterAutospacing="0"/>
-        <w:ind w:left="2160" w:hanging="360"/>
-        <w:jc w:val="left"/>
-        <w:rPr>
-          <w:b w:val="1"/>
-          <w:bCs w:val="1"/>
-        </w:rPr>
-      </w:pPr>
-      <w:r>
-        <w:rPr>
-          <w:b w:val="1"/>
-          <w:bCs w:val="1"/>
-          <w:rtl w:val="0"/>
-        </w:rPr>
-        <w:t xml:space="preserve">Bước 1:</w:t>
-      </w:r>
-    </w:p>
-    <w:p>
-      <w:pPr>
-        <w:numPr>
-          <w:ilvl w:val="2"/>
-          <w:numId w:val="2"/>
-        </w:numPr>
-        <w:spacing w:after="0" w:afterAutospacing="0"/>
-        <w:ind w:left="2160" w:hanging="360"/>
-        <w:jc w:val="left"/>
-        <w:rPr>
-          <w:u w:val="none"/>
-        </w:rPr>
-      </w:pPr>
-      <w:r>
-        <w:rPr>
-          <w:rtl w:val="0"/>
-        </w:rPr>
-        <w:t xml:space="preserve">Tác nhân: NO_USER</w:t>
-      </w:r>
-    </w:p>
-    <w:p>
-      <w:pPr>
-        <w:numPr>
-          <w:ilvl w:val="2"/>
-          <w:numId w:val="2"/>
-        </w:numPr>
-        <w:spacing w:after="0" w:afterAutospacing="0"/>
-        <w:ind w:left="2160" w:hanging="360"/>
-        <w:jc w:val="left"/>
-        <w:rPr>
-          <w:u w:val="none"/>
-        </w:rPr>
-      </w:pPr>
-      <w:r>
-        <w:rPr>
-          <w:rtl w:val="0"/>
-        </w:rPr>
-        <w:t xml:space="preserve">Hành động: Nhập</w:t>
-      </w:r>
-    </w:p>
-    <w:p>
-      <w:pPr>
-        <w:numPr>
-          <w:ilvl w:val="2"/>
-          <w:numId w:val="2"/>
-        </w:numPr>
-        <w:spacing w:after="0" w:afterAutospacing="0"/>
-        <w:ind w:left="2160" w:hanging="360"/>
-        <w:jc w:val="left"/>
-        <w:rPr>
-          <w:u w:val="none"/>
-        </w:rPr>
-      </w:pPr>
-      <w:r>
-        <w:rPr>
-          <w:rtl w:val="0"/>
-        </w:rPr>
-        <w:t xml:space="preserve">Đối tượng: Đài, Ngày, Dãy số</w:t>
-      </w:r>
-    </w:p>
-    <w:p>
-      <w:pPr>
-        <w:numPr>
-          <w:ilvl w:val="2"/>
-          <w:numId w:val="2"/>
-        </w:numPr>
-        <w:spacing w:after="0" w:afterAutospacing="0"/>
-        <w:ind w:left="2160" w:hanging="360"/>
-        <w:jc w:val="left"/>
-        <w:rPr>
-          <w:u w:val="none"/>
-        </w:rPr>
-      </w:pPr>
-      <w:r>
-        <w:rPr>
-          <w:rtl w:val="0"/>
-        </w:rPr>
-        <w:t xml:space="preserve">Phản hồi: Hệ thống kiểm tra tính hợp lệ của dãy số (2-6 số).</w:t>
-      </w:r>
-    </w:p>
-    <w:p>
-      <w:pPr>
-        <w:numPr>
-          <w:ilvl w:val="2"/>
-          <w:numId w:val="2"/>
-        </w:numPr>
-        <w:spacing w:after="0" w:afterAutospacing="0"/>
-        <w:ind w:left="2160" w:hanging="360"/>
-        <w:jc w:val="left"/>
-        <w:rPr>
-          <w:b w:val="1"/>
-          <w:bCs w:val="1"/>
-        </w:rPr>
-      </w:pPr>
-      <w:r>
-        <w:rPr>
-          <w:b w:val="1"/>
-          <w:bCs w:val="1"/>
-          <w:rtl w:val="0"/>
-        </w:rPr>
-        <w:t xml:space="preserve">Bước 2:</w:t>
-      </w:r>
-    </w:p>
-    <w:p>
-      <w:pPr>
-        <w:numPr>
-          <w:ilvl w:val="2"/>
-          <w:numId w:val="2"/>
-        </w:numPr>
-        <w:spacing w:after="0" w:afterAutospacing="0"/>
-        <w:ind w:left="2160" w:hanging="360"/>
-        <w:jc w:val="left"/>
-        <w:rPr>
-          <w:u w:val="none"/>
-        </w:rPr>
-      </w:pPr>
-      <w:r>
-        <w:rPr>
-          <w:rtl w:val="0"/>
-        </w:rPr>
-        <w:t xml:space="preserve">Tác nhân: Hệ thống</w:t>
-      </w:r>
-    </w:p>
-    <w:p>
-      <w:pPr>
-        <w:numPr>
-          <w:ilvl w:val="2"/>
-          <w:numId w:val="2"/>
-        </w:numPr>
-        <w:spacing w:after="0" w:afterAutospacing="0"/>
-        <w:ind w:left="2160" w:hanging="360"/>
-        <w:jc w:val="left"/>
-        <w:rPr>
-          <w:u w:val="none"/>
-        </w:rPr>
-      </w:pPr>
-      <w:r>
-        <w:rPr>
-          <w:rtl w:val="0"/>
-        </w:rPr>
-        <w:t xml:space="preserve">Hành động: So khớp &amp; Hiển thị</w:t>
-      </w:r>
-    </w:p>
-    <w:p>
-      <w:pPr>
-        <w:numPr>
-          <w:ilvl w:val="2"/>
-          <w:numId w:val="2"/>
-        </w:numPr>
-        <w:spacing w:after="0" w:afterAutospacing="0"/>
-        <w:ind w:left="2160" w:hanging="360"/>
-        <w:jc w:val="left"/>
-        <w:rPr>
-          <w:u w:val="none"/>
-        </w:rPr>
-      </w:pPr>
-      <w:r>
-        <w:rPr>
-          <w:rtl w:val="0"/>
-        </w:rPr>
-        <w:t xml:space="preserve">Đối tượng: CSDL Kết quả</w:t>
-      </w:r>
-    </w:p>
-    <w:p>
-      <w:pPr>
-        <w:numPr>
-          <w:ilvl w:val="2"/>
-          <w:numId w:val="2"/>
-        </w:numPr>
-        <w:spacing w:after="0" w:afterAutospacing="0"/>
-        <w:ind w:left="2160" w:hanging="360"/>
-        <w:jc w:val="left"/>
-        <w:rPr>
-          <w:u w:val="none"/>
-        </w:rPr>
-      </w:pPr>
-      <w:r>
-        <w:rPr>
-          <w:rtl w:val="0"/>
-        </w:rPr>
-        <w:t xml:space="preserve">Phản hồi: Truy vấn DB, hiển thị kết quả trúng/trượt trên màn hình có gắn Google AdSense.</w:t>
-      </w:r>
-    </w:p>
-    <w:p>
-      <w:pPr>
-        <w:numPr>
-          <w:ilvl w:val="0"/>
-          <w:numId w:val="2"/>
-        </w:numPr>
-        <w:spacing w:after="0" w:afterAutospacing="0"/>
-        <w:ind w:left="720" w:hanging="360"/>
-        <w:jc w:val="left"/>
-        <w:rPr>
-          <w:b w:val="1"/>
-          <w:bCs w:val="1"/>
-        </w:rPr>
-      </w:pPr>
-      <w:r>
-        <w:rPr>
-          <w:b w:val="1"/>
-          <w:bCs w:val="1"/>
-          <w:rtl w:val="0"/>
-        </w:rPr>
-        <w:t xml:space="preserve">2.4.5 UC05: Đổi mật khẩu</w:t>
-      </w:r>
-    </w:p>
-    <w:p>
-      <w:pPr>
-        <w:numPr>
-          <w:ilvl w:val="1"/>
-          <w:numId w:val="2"/>
-        </w:numPr>
-        <w:spacing w:after="0" w:afterAutospacing="0"/>
-        <w:ind w:left="1440" w:hanging="360"/>
-        <w:jc w:val="left"/>
-        <w:rPr>
-          <w:u w:val="none"/>
-        </w:rPr>
-      </w:pPr>
-      <w:r>
-        <w:rPr>
-          <w:b w:val="1"/>
-          <w:bCs w:val="1"/>
-          <w:rtl w:val="0"/>
-        </w:rPr>
-        <w:t xml:space="preserve">Mục tiêu:</w:t>
-      </w:r>
-      <w:r>
-        <w:rPr>
-          <w:rtl w:val="0"/>
-        </w:rPr>
-        <w:t xml:space="preserve"> Thay đổi mật khẩu định kỳ để bảo mật.</w:t>
-      </w:r>
-    </w:p>
-    <w:p>
-      <w:pPr>
-        <w:numPr>
-          <w:ilvl w:val="1"/>
-          <w:numId w:val="2"/>
-        </w:numPr>
-        <w:spacing w:after="0" w:afterAutospacing="0"/>
-        <w:ind w:left="1440" w:hanging="360"/>
-        <w:jc w:val="left"/>
-        <w:rPr>
-          <w:u w:val="none"/>
-        </w:rPr>
-      </w:pPr>
-      <w:r>
-        <w:rPr>
-          <w:b w:val="1"/>
-          <w:bCs w:val="1"/>
-          <w:rtl w:val="0"/>
-        </w:rPr>
-        <w:t xml:space="preserve">Tiền điều kiện: </w:t>
-      </w:r>
-      <w:r>
-        <w:rPr>
-          <w:rtl w:val="0"/>
-        </w:rPr>
-        <w:t xml:space="preserve">Tác nhân đã đăng nhập (USER).</w:t>
-      </w:r>
-    </w:p>
-    <w:p>
-      <w:pPr>
-        <w:numPr>
-          <w:ilvl w:val="1"/>
-          <w:numId w:val="2"/>
-        </w:numPr>
-        <w:spacing w:after="0" w:afterAutospacing="0"/>
-        <w:ind w:left="1440" w:hanging="360"/>
-        <w:jc w:val="left"/>
-        <w:rPr>
-          <w:u w:val="none"/>
-        </w:rPr>
-      </w:pPr>
-      <w:r>
-        <w:rPr>
-          <w:b w:val="1"/>
-          <w:bCs w:val="1"/>
-          <w:rtl w:val="0"/>
-        </w:rPr>
-        <w:t xml:space="preserve">Hậu điều kiện: </w:t>
-      </w:r>
-      <w:r>
-        <w:rPr>
-          <w:rtl w:val="0"/>
-        </w:rPr>
-        <w:t xml:space="preserve">Mật khẩu mới có hiệu lực.</w:t>
-      </w:r>
-    </w:p>
-    <w:p>
-      <w:pPr>
-        <w:numPr>
-          <w:ilvl w:val="1"/>
-          <w:numId w:val="2"/>
-        </w:numPr>
-        <w:spacing w:after="0" w:afterAutospacing="0"/>
-        <w:ind w:left="1440" w:hanging="360"/>
-        <w:jc w:val="left"/>
-        <w:rPr>
-          <w:b w:val="1"/>
-          <w:bCs w:val="1"/>
-        </w:rPr>
-      </w:pPr>
-      <w:r>
-        <w:rPr>
-          <w:b w:val="1"/>
-          <w:bCs w:val="1"/>
-          <w:rtl w:val="0"/>
-        </w:rPr>
-        <w:t xml:space="preserve">Kịch bản chính:</w:t>
-      </w:r>
-    </w:p>
-    <w:p>
-      <w:pPr>
-        <w:numPr>
-          <w:ilvl w:val="1"/>
-          <w:numId w:val="2"/>
-        </w:numPr>
-        <w:spacing w:after="0" w:afterAutospacing="0"/>
-        <w:ind w:left="1440" w:hanging="360"/>
-        <w:jc w:val="left"/>
-        <w:rPr>
-          <w:b w:val="1"/>
-          <w:bCs w:val="1"/>
-        </w:rPr>
-      </w:pPr>
-      <w:r>
-        <w:rPr>
-          <w:b w:val="1"/>
-          <w:bCs w:val="1"/>
-          <w:rtl w:val="0"/>
-        </w:rPr>
-        <w:t xml:space="preserve">Bước 1:</w:t>
-      </w:r>
-    </w:p>
-    <w:p>
-      <w:pPr>
-        <w:numPr>
-          <w:ilvl w:val="2"/>
-          <w:numId w:val="2"/>
-        </w:numPr>
-        <w:spacing w:after="0" w:afterAutospacing="0"/>
-        <w:ind w:left="2160" w:hanging="360"/>
-        <w:jc w:val="left"/>
-        <w:rPr>
-          <w:u w:val="none"/>
-        </w:rPr>
-      </w:pPr>
-      <w:r>
-        <w:rPr>
-          <w:rtl w:val="0"/>
-        </w:rPr>
-        <w:t xml:space="preserve">Tác nhân: USER</w:t>
-      </w:r>
-    </w:p>
-    <w:p>
-      <w:pPr>
-        <w:numPr>
-          <w:ilvl w:val="2"/>
-          <w:numId w:val="2"/>
-        </w:numPr>
-        <w:spacing w:after="0" w:afterAutospacing="0"/>
-        <w:ind w:left="2160" w:hanging="360"/>
-        <w:jc w:val="left"/>
-        <w:rPr>
-          <w:u w:val="none"/>
-        </w:rPr>
-      </w:pPr>
-      <w:r>
-        <w:rPr>
-          <w:rtl w:val="0"/>
-        </w:rPr>
-        <w:t xml:space="preserve">Hành động: Nhập</w:t>
-      </w:r>
-    </w:p>
-    <w:p>
-      <w:pPr>
-        <w:numPr>
-          <w:ilvl w:val="2"/>
-          <w:numId w:val="2"/>
-        </w:numPr>
-        <w:spacing w:after="0" w:afterAutospacing="0"/>
-        <w:ind w:left="2160" w:hanging="360"/>
-        <w:jc w:val="left"/>
-        <w:rPr>
-          <w:u w:val="none"/>
-        </w:rPr>
-      </w:pPr>
-      <w:r>
-        <w:rPr>
-          <w:rtl w:val="0"/>
-        </w:rPr>
-        <w:t xml:space="preserve">Đối tượng: Mật khẩu cũ, Mật khẩu mới</w:t>
-      </w:r>
-    </w:p>
-    <w:p>
-      <w:pPr>
-        <w:numPr>
-          <w:ilvl w:val="2"/>
-          <w:numId w:val="2"/>
-        </w:numPr>
-        <w:spacing w:after="0" w:afterAutospacing="0"/>
-        <w:ind w:left="2160" w:hanging="360"/>
-        <w:jc w:val="left"/>
-        <w:rPr>
-          <w:u w:val="none"/>
-        </w:rPr>
-      </w:pPr>
-      <w:r>
-        <w:rPr>
-          <w:rtl w:val="0"/>
-        </w:rPr>
-        <w:t xml:space="preserve">Phản hồi: Hệ thống kiểm tra Mật khẩu cũ. Nếu sai, báo lỗi: "Mật khẩu hiện tại không đúng". Nếu đúng, mã hóa mật khẩu mới cập nhật vào DB, bắt buộc người dùng đăng nhập lại.</w:t>
-      </w:r>
-    </w:p>
-    <w:p>
-      <w:pPr>
-        <w:numPr>
-          <w:ilvl w:val="0"/>
-          <w:numId w:val="2"/>
-        </w:numPr>
-        <w:spacing w:after="0" w:afterAutospacing="0"/>
-        <w:ind w:left="720" w:hanging="360"/>
-        <w:jc w:val="left"/>
-        <w:rPr>
-          <w:b w:val="1"/>
-          <w:bCs w:val="1"/>
-        </w:rPr>
-      </w:pPr>
-      <w:r>
-        <w:rPr>
-          <w:b w:val="1"/>
-          <w:bCs w:val="1"/>
-          <w:rtl w:val="0"/>
-        </w:rPr>
-        <w:t xml:space="preserve">2.4.6 UC06: Dò nhiều vé số</w:t>
-      </w:r>
-    </w:p>
-    <w:p>
-      <w:pPr>
-        <w:numPr>
-          <w:ilvl w:val="1"/>
-          <w:numId w:val="2"/>
-        </w:numPr>
-        <w:spacing w:after="0" w:afterAutospacing="0"/>
-        <w:ind w:left="1440" w:hanging="360"/>
-        <w:jc w:val="left"/>
-        <w:rPr>
-          <w:u w:val="none"/>
-        </w:rPr>
-      </w:pPr>
-      <w:r>
-        <w:rPr>
-          <w:b w:val="1"/>
-          <w:bCs w:val="1"/>
-          <w:rtl w:val="0"/>
-        </w:rPr>
-        <w:t xml:space="preserve">Mục tiêu:</w:t>
-      </w:r>
-      <w:r>
-        <w:rPr>
-          <w:rtl w:val="0"/>
-        </w:rPr>
-        <w:t xml:space="preserve"> Dò danh sách nhiều tờ vé số cùng lúc, có hiệu ứng bình phẩm.</w:t>
-      </w:r>
-    </w:p>
-    <w:p>
-      <w:pPr>
-        <w:numPr>
-          <w:ilvl w:val="1"/>
-          <w:numId w:val="2"/>
-        </w:numPr>
-        <w:spacing w:after="0" w:afterAutospacing="0"/>
-        <w:ind w:left="1440" w:hanging="360"/>
-        <w:jc w:val="left"/>
-        <w:rPr>
-          <w:u w:val="none"/>
-        </w:rPr>
-      </w:pPr>
-      <w:r>
-        <w:rPr>
-          <w:b w:val="1"/>
-          <w:bCs w:val="1"/>
-          <w:rtl w:val="0"/>
-        </w:rPr>
-        <w:t xml:space="preserve">Tiền điều kiện: </w:t>
-      </w:r>
-      <w:r>
-        <w:rPr>
-          <w:rtl w:val="0"/>
-        </w:rPr>
-        <w:t xml:space="preserve">Tác nhân đã đăng nhập (USER).</w:t>
-      </w:r>
-    </w:p>
-    <w:p>
-      <w:pPr>
-        <w:numPr>
-          <w:ilvl w:val="1"/>
-          <w:numId w:val="2"/>
-        </w:numPr>
-        <w:spacing w:after="0" w:afterAutospacing="0"/>
-        <w:ind w:left="1440" w:hanging="360"/>
-        <w:jc w:val="left"/>
-        <w:rPr>
-          <w:u w:val="none"/>
-        </w:rPr>
-      </w:pPr>
-      <w:r>
-        <w:rPr>
-          <w:b w:val="1"/>
-          <w:bCs w:val="1"/>
-          <w:rtl w:val="0"/>
-        </w:rPr>
-        <w:t xml:space="preserve">Hậu điều kiện: </w:t>
-      </w:r>
-      <w:r>
-        <w:rPr>
-          <w:rtl w:val="0"/>
-        </w:rPr>
-        <w:t xml:space="preserve">Lịch sử tra cứu được lưu vào CSDL.</w:t>
-      </w:r>
-    </w:p>
-    <w:p>
-      <w:pPr>
-        <w:numPr>
-          <w:ilvl w:val="1"/>
-          <w:numId w:val="2"/>
-        </w:numPr>
-        <w:spacing w:after="0" w:afterAutospacing="0"/>
-        <w:ind w:left="1440" w:hanging="360"/>
-        <w:jc w:val="left"/>
-        <w:rPr>
-          <w:b w:val="1"/>
-          <w:bCs w:val="1"/>
-        </w:rPr>
-      </w:pPr>
-      <w:r>
-        <w:rPr>
-          <w:b w:val="1"/>
-          <w:bCs w:val="1"/>
-          <w:rtl w:val="0"/>
-        </w:rPr>
-        <w:t xml:space="preserve">Kịch bản chính:</w:t>
-      </w:r>
-    </w:p>
-    <w:p>
-      <w:pPr>
-        <w:numPr>
-          <w:ilvl w:val="2"/>
-          <w:numId w:val="2"/>
-        </w:numPr>
-        <w:spacing w:after="0" w:afterAutospacing="0"/>
-        <w:ind w:left="2160" w:hanging="360"/>
-        <w:jc w:val="left"/>
-        <w:rPr>
-          <w:b w:val="1"/>
-          <w:bCs w:val="1"/>
-        </w:rPr>
-      </w:pPr>
-      <w:r>
-        <w:rPr>
-          <w:b w:val="1"/>
-          <w:bCs w:val="1"/>
-          <w:rtl w:val="0"/>
-        </w:rPr>
-        <w:t xml:space="preserve">Bước 1:</w:t>
-      </w:r>
-    </w:p>
-    <w:p>
-      <w:pPr>
-        <w:numPr>
-          <w:ilvl w:val="2"/>
-          <w:numId w:val="2"/>
-        </w:numPr>
-        <w:spacing w:after="0" w:afterAutospacing="0"/>
-        <w:ind w:left="2160" w:hanging="360"/>
-        <w:jc w:val="left"/>
-        <w:rPr>
-          <w:u w:val="none"/>
-        </w:rPr>
-      </w:pPr>
-      <w:r>
-        <w:rPr>
-          <w:rtl w:val="0"/>
-        </w:rPr>
-        <w:t xml:space="preserve">Tác nhân: USER</w:t>
-      </w:r>
-    </w:p>
-    <w:p>
-      <w:pPr>
-        <w:numPr>
-          <w:ilvl w:val="2"/>
-          <w:numId w:val="2"/>
-        </w:numPr>
-        <w:spacing w:after="0" w:afterAutospacing="0"/>
-        <w:ind w:left="2160" w:hanging="360"/>
-        <w:jc w:val="left"/>
-        <w:rPr>
-          <w:u w:val="none"/>
-        </w:rPr>
-      </w:pPr>
-      <w:r>
-        <w:rPr>
-          <w:rtl w:val="0"/>
-        </w:rPr>
-        <w:t xml:space="preserve">Hành động: Chọn &amp; Nhập</w:t>
-      </w:r>
-    </w:p>
-    <w:p>
-      <w:pPr>
-        <w:numPr>
-          <w:ilvl w:val="2"/>
-          <w:numId w:val="2"/>
-        </w:numPr>
-        <w:spacing w:after="0" w:afterAutospacing="0"/>
-        <w:ind w:left="2160" w:hanging="360"/>
-        <w:jc w:val="left"/>
-        <w:rPr>
-          <w:u w:val="none"/>
-        </w:rPr>
-      </w:pPr>
-      <w:r>
-        <w:rPr>
-          <w:rtl w:val="0"/>
-        </w:rPr>
-        <w:t xml:space="preserve">Đối tượng: Đài, Ngày, Danh sách các dãy số</w:t>
-      </w:r>
-    </w:p>
-    <w:p>
-      <w:pPr>
-        <w:numPr>
-          <w:ilvl w:val="2"/>
-          <w:numId w:val="2"/>
-        </w:numPr>
-        <w:spacing w:after="0" w:afterAutospacing="0"/>
-        <w:ind w:left="2160" w:hanging="360"/>
-        <w:jc w:val="left"/>
-        <w:rPr>
-          <w:u w:val="none"/>
-        </w:rPr>
-      </w:pPr>
-      <w:r>
-        <w:rPr>
-          <w:rtl w:val="0"/>
-        </w:rPr>
-        <w:t xml:space="preserve">Phản hồi: Hệ thống ghi nhận các dãy số.</w:t>
-      </w:r>
-    </w:p>
-    <w:p>
-      <w:pPr>
-        <w:numPr>
-          <w:ilvl w:val="2"/>
-          <w:numId w:val="2"/>
-        </w:numPr>
-        <w:spacing w:after="0" w:afterAutospacing="0"/>
-        <w:ind w:left="2160" w:hanging="360"/>
-        <w:jc w:val="left"/>
-        <w:rPr>
-          <w:b w:val="1"/>
-          <w:bCs w:val="1"/>
-        </w:rPr>
-      </w:pPr>
-      <w:r>
-        <w:rPr>
-          <w:b w:val="1"/>
-          <w:bCs w:val="1"/>
-          <w:rtl w:val="0"/>
-        </w:rPr>
-        <w:t xml:space="preserve">Bước 2:</w:t>
-      </w:r>
-    </w:p>
-    <w:p>
-      <w:pPr>
-        <w:numPr>
-          <w:ilvl w:val="2"/>
-          <w:numId w:val="2"/>
-        </w:numPr>
-        <w:spacing w:after="0" w:afterAutospacing="0"/>
-        <w:ind w:left="2160" w:hanging="360"/>
-        <w:jc w:val="left"/>
-        <w:rPr>
-          <w:u w:val="none"/>
-        </w:rPr>
-      </w:pPr>
-      <w:r>
-        <w:rPr>
-          <w:rtl w:val="0"/>
-        </w:rPr>
-        <w:t xml:space="preserve">Tác nhân: Hệ thống</w:t>
-      </w:r>
-    </w:p>
-    <w:p>
-      <w:pPr>
-        <w:numPr>
-          <w:ilvl w:val="2"/>
-          <w:numId w:val="2"/>
-        </w:numPr>
-        <w:spacing w:after="0" w:afterAutospacing="0"/>
-        <w:ind w:left="2160" w:hanging="360"/>
-        <w:jc w:val="left"/>
-        <w:rPr>
-          <w:u w:val="none"/>
-        </w:rPr>
-      </w:pPr>
-      <w:r>
-        <w:rPr>
-          <w:rtl w:val="0"/>
-        </w:rPr>
-        <w:t xml:space="preserve">Hành động: So khớp &amp; Trình diễn</w:t>
-      </w:r>
-    </w:p>
-    <w:p>
-      <w:pPr>
-        <w:numPr>
-          <w:ilvl w:val="2"/>
-          <w:numId w:val="2"/>
-        </w:numPr>
-        <w:spacing w:after="0" w:afterAutospacing="0"/>
-        <w:ind w:left="2160" w:hanging="360"/>
-        <w:jc w:val="left"/>
-        <w:rPr>
-          <w:u w:val="none"/>
-        </w:rPr>
-      </w:pPr>
-      <w:r>
-        <w:rPr>
-          <w:rtl w:val="0"/>
-        </w:rPr>
-        <w:t xml:space="preserve">Đối tượng: Giao diện kết quả</w:t>
-      </w:r>
-    </w:p>
-    <w:p>
-      <w:pPr>
-        <w:numPr>
-          <w:ilvl w:val="2"/>
-          <w:numId w:val="2"/>
-        </w:numPr>
-        <w:spacing w:after="0" w:afterAutospacing="0"/>
-        <w:ind w:left="2160" w:hanging="360"/>
-        <w:jc w:val="left"/>
-        <w:rPr>
-          <w:u w:val="none"/>
-        </w:rPr>
-      </w:pPr>
-      <w:r>
-        <w:rPr>
-          <w:rtl w:val="0"/>
-        </w:rPr>
-        <w:t xml:space="preserve">Phản hồi: Chạy hiệu ứng lật mở từng giải. Hiển thị thông báo bình phẩm dạng popup (Ví dụ: "Lệch 1 số rồi, tiếc quá"). Tính tổng tiền trúng, lưu vào CheckHistory.</w:t>
-      </w:r>
-    </w:p>
-    <w:p>
-      <w:pPr>
-        <w:numPr>
-          <w:ilvl w:val="0"/>
-          <w:numId w:val="2"/>
-        </w:numPr>
-        <w:spacing w:after="0" w:afterAutospacing="0"/>
-        <w:ind w:left="720" w:hanging="360"/>
-        <w:jc w:val="left"/>
-        <w:rPr>
-          <w:b w:val="1"/>
-          <w:bCs w:val="1"/>
-        </w:rPr>
-      </w:pPr>
-      <w:r>
-        <w:rPr>
-          <w:b w:val="1"/>
-          <w:bCs w:val="1"/>
-          <w:rtl w:val="0"/>
-        </w:rPr>
-        <w:t xml:space="preserve">2.4.7 UC07: Xem lịch sử &amp; Thống kê</w:t>
-      </w:r>
-    </w:p>
-    <w:p>
-      <w:pPr>
-        <w:numPr>
-          <w:ilvl w:val="1"/>
-          <w:numId w:val="2"/>
-        </w:numPr>
-        <w:spacing w:after="0" w:afterAutospacing="0"/>
-        <w:ind w:left="1440" w:hanging="360"/>
-        <w:jc w:val="left"/>
-        <w:rPr>
-          <w:u w:val="none"/>
-        </w:rPr>
-      </w:pPr>
-      <w:r>
-        <w:rPr>
-          <w:b w:val="1"/>
-          <w:bCs w:val="1"/>
-          <w:rtl w:val="0"/>
-        </w:rPr>
-        <w:t xml:space="preserve">Mục tiêu: </w:t>
-      </w:r>
-      <w:r>
-        <w:rPr>
-          <w:rtl w:val="0"/>
-        </w:rPr>
-        <w:t xml:space="preserve">Xem lại quá trình dò vé và biểu đồ chi tiêu.</w:t>
-      </w:r>
-    </w:p>
-    <w:p>
-      <w:pPr>
-        <w:numPr>
-          <w:ilvl w:val="1"/>
-          <w:numId w:val="2"/>
-        </w:numPr>
-        <w:spacing w:after="0" w:afterAutospacing="0"/>
-        <w:ind w:left="1440" w:hanging="360"/>
-        <w:jc w:val="left"/>
-        <w:rPr>
-          <w:u w:val="none"/>
-        </w:rPr>
-      </w:pPr>
-      <w:r>
-        <w:rPr>
-          <w:b w:val="1"/>
-          <w:bCs w:val="1"/>
-          <w:rtl w:val="0"/>
-        </w:rPr>
-        <w:t xml:space="preserve">Tiền điều kiện: </w:t>
-      </w:r>
-      <w:r>
-        <w:rPr>
-          <w:rtl w:val="0"/>
-        </w:rPr>
-        <w:t xml:space="preserve">Tác nhân đã đăng nhập (USER).</w:t>
-      </w:r>
-    </w:p>
-    <w:p>
-      <w:pPr>
-        <w:numPr>
-          <w:ilvl w:val="1"/>
-          <w:numId w:val="2"/>
-        </w:numPr>
-        <w:spacing w:after="0" w:afterAutospacing="0"/>
-        <w:ind w:left="1440" w:hanging="360"/>
-        <w:jc w:val="left"/>
-        <w:rPr>
-          <w:b w:val="1"/>
-          <w:bCs w:val="1"/>
-        </w:rPr>
-      </w:pPr>
-      <w:r>
-        <w:rPr>
-          <w:b w:val="1"/>
-          <w:bCs w:val="1"/>
-          <w:rtl w:val="0"/>
-        </w:rPr>
-        <w:t xml:space="preserve">Kịch bản chính:</w:t>
-      </w:r>
-    </w:p>
-    <w:p>
-      <w:pPr>
-        <w:numPr>
-          <w:ilvl w:val="2"/>
-          <w:numId w:val="2"/>
-        </w:numPr>
-        <w:spacing w:after="0" w:afterAutospacing="0"/>
-        <w:ind w:left="2160" w:hanging="360"/>
-        <w:jc w:val="left"/>
-        <w:rPr>
-          <w:b w:val="1"/>
-          <w:bCs w:val="1"/>
-        </w:rPr>
-      </w:pPr>
-      <w:r>
-        <w:rPr>
-          <w:b w:val="1"/>
-          <w:bCs w:val="1"/>
-          <w:rtl w:val="0"/>
-        </w:rPr>
-        <w:t xml:space="preserve">Bước 1:</w:t>
-      </w:r>
-    </w:p>
-    <w:p>
-      <w:pPr>
-        <w:numPr>
-          <w:ilvl w:val="2"/>
-          <w:numId w:val="2"/>
-        </w:numPr>
-        <w:spacing w:after="0" w:afterAutospacing="0"/>
-        <w:ind w:left="2160" w:hanging="360"/>
-        <w:jc w:val="left"/>
-        <w:rPr>
-          <w:u w:val="none"/>
-        </w:rPr>
-      </w:pPr>
-      <w:r>
-        <w:rPr>
-          <w:rtl w:val="0"/>
-        </w:rPr>
-        <w:t xml:space="preserve">Tác nhân: USER</w:t>
-      </w:r>
-    </w:p>
-    <w:p>
-      <w:pPr>
-        <w:numPr>
-          <w:ilvl w:val="2"/>
-          <w:numId w:val="2"/>
-        </w:numPr>
-        <w:spacing w:after="0" w:afterAutospacing="0"/>
-        <w:ind w:left="2160" w:hanging="360"/>
-        <w:jc w:val="left"/>
-        <w:rPr>
-          <w:u w:val="none"/>
-        </w:rPr>
-      </w:pPr>
-      <w:r>
-        <w:rPr>
-          <w:rtl w:val="0"/>
-        </w:rPr>
-        <w:t xml:space="preserve">Hành động: Chọn</w:t>
-      </w:r>
-    </w:p>
-    <w:p>
-      <w:pPr>
-        <w:numPr>
-          <w:ilvl w:val="2"/>
-          <w:numId w:val="2"/>
-        </w:numPr>
-        <w:spacing w:after="0" w:afterAutospacing="0"/>
-        <w:ind w:left="2160" w:hanging="360"/>
-        <w:jc w:val="left"/>
-        <w:rPr>
-          <w:u w:val="none"/>
-        </w:rPr>
-      </w:pPr>
-      <w:r>
-        <w:rPr>
-          <w:rtl w:val="0"/>
-        </w:rPr>
-        <w:t xml:space="preserve">Đối tượng: Menu "Thống kê cá nhân"</w:t>
-      </w:r>
-    </w:p>
-    <w:p>
-      <w:pPr>
-        <w:numPr>
-          <w:ilvl w:val="2"/>
-          <w:numId w:val="2"/>
-        </w:numPr>
-        <w:spacing w:after="0" w:afterAutospacing="0"/>
-        <w:ind w:left="2160" w:hanging="360"/>
-        <w:jc w:val="left"/>
-        <w:rPr>
-          <w:u w:val="none"/>
-        </w:rPr>
-      </w:pPr>
-      <w:r>
-        <w:rPr>
-          <w:rtl w:val="0"/>
-        </w:rPr>
-        <w:t xml:space="preserve">Phản hồi: Hệ thống gọi API lấy danh sách CheckHistory. Hiển thị bảng lịch sử.</w:t>
-      </w:r>
-    </w:p>
-    <w:p>
-      <w:pPr>
-        <w:numPr>
-          <w:ilvl w:val="2"/>
-          <w:numId w:val="2"/>
-        </w:numPr>
-        <w:spacing w:after="0" w:afterAutospacing="0"/>
-        <w:ind w:left="2160" w:hanging="360"/>
-        <w:jc w:val="left"/>
-        <w:rPr>
-          <w:b w:val="1"/>
-          <w:bCs w:val="1"/>
-        </w:rPr>
-      </w:pPr>
-      <w:r>
-        <w:rPr>
-          <w:b w:val="1"/>
-          <w:bCs w:val="1"/>
-          <w:rtl w:val="0"/>
-        </w:rPr>
-        <w:t xml:space="preserve">Bước 2:</w:t>
-      </w:r>
-    </w:p>
-    <w:p>
-      <w:pPr>
-        <w:numPr>
-          <w:ilvl w:val="2"/>
-          <w:numId w:val="2"/>
-        </w:numPr>
-        <w:spacing w:after="0" w:afterAutospacing="0"/>
-        <w:ind w:left="2160" w:hanging="360"/>
-        <w:jc w:val="left"/>
-        <w:rPr>
-          <w:u w:val="none"/>
-        </w:rPr>
-      </w:pPr>
-      <w:r>
-        <w:rPr>
-          <w:rtl w:val="0"/>
-        </w:rPr>
-        <w:t xml:space="preserve">Tác nhân: Hệ thống</w:t>
-      </w:r>
-    </w:p>
-    <w:p>
-      <w:pPr>
-        <w:numPr>
-          <w:ilvl w:val="2"/>
-          <w:numId w:val="2"/>
-        </w:numPr>
-        <w:spacing w:after="0" w:afterAutospacing="0"/>
-        <w:ind w:left="2160" w:hanging="360"/>
-        <w:jc w:val="left"/>
-        <w:rPr>
-          <w:u w:val="none"/>
-        </w:rPr>
-      </w:pPr>
-      <w:r>
-        <w:rPr>
-          <w:rtl w:val="0"/>
-        </w:rPr>
-        <w:t xml:space="preserve">Hành động: Render (Vẽ biểu đồ)</w:t>
-      </w:r>
-    </w:p>
-    <w:p>
-      <w:pPr>
-        <w:numPr>
-          <w:ilvl w:val="2"/>
-          <w:numId w:val="2"/>
-        </w:numPr>
-        <w:spacing w:after="0" w:afterAutospacing="0"/>
-        <w:ind w:left="2160" w:hanging="360"/>
-        <w:jc w:val="left"/>
-        <w:rPr>
-          <w:u w:val="none"/>
-        </w:rPr>
-      </w:pPr>
-      <w:r>
-        <w:rPr>
-          <w:rtl w:val="0"/>
-        </w:rPr>
-        <w:t xml:space="preserve">Đối tượng: Thư viện Recharts</w:t>
-      </w:r>
-    </w:p>
-    <w:p>
-      <w:pPr>
-        <w:numPr>
-          <w:ilvl w:val="2"/>
-          <w:numId w:val="2"/>
-        </w:numPr>
-        <w:spacing w:after="0" w:afterAutospacing="0"/>
-        <w:ind w:left="2160" w:hanging="360"/>
-        <w:jc w:val="left"/>
-        <w:rPr>
-          <w:u w:val="none"/>
-        </w:rPr>
-      </w:pPr>
-      <w:r>
-        <w:rPr>
-          <w:rtl w:val="0"/>
-        </w:rPr>
-        <w:t xml:space="preserve">Phản hồi: Hệ thống tính toán tổng tiền mua vé và tổng tiền thắng giải, vẽ biểu đồ dạng cột so sánh 2 thông số này.</w:t>
-      </w:r>
-    </w:p>
-    <w:p>
-      <w:pPr>
-        <w:numPr>
-          <w:ilvl w:val="0"/>
-          <w:numId w:val="2"/>
-        </w:numPr>
-        <w:spacing w:after="0" w:afterAutospacing="0"/>
-        <w:ind w:left="720" w:hanging="360"/>
-        <w:jc w:val="left"/>
-        <w:rPr>
-          <w:b w:val="1"/>
-          <w:bCs w:val="1"/>
-        </w:rPr>
-      </w:pPr>
-      <w:r>
-        <w:rPr>
-          <w:b w:val="1"/>
-          <w:bCs w:val="1"/>
-          <w:rtl w:val="0"/>
-        </w:rPr>
-        <w:t xml:space="preserve">2.4.8 UC08: Chia sẻ kết quả lên mạng xã hội</w:t>
-      </w:r>
-    </w:p>
-    <w:p>
-      <w:pPr>
-        <w:numPr>
-          <w:ilvl w:val="1"/>
-          <w:numId w:val="2"/>
-        </w:numPr>
-        <w:spacing w:after="0" w:afterAutospacing="0"/>
-        <w:ind w:left="1440" w:hanging="360"/>
-        <w:jc w:val="left"/>
-        <w:rPr>
-          <w:u w:val="none"/>
-        </w:rPr>
-      </w:pPr>
-      <w:r>
-        <w:rPr>
-          <w:b w:val="1"/>
-          <w:bCs w:val="1"/>
-          <w:rtl w:val="0"/>
-        </w:rPr>
-        <w:t xml:space="preserve">Mục tiêu: </w:t>
-      </w:r>
-      <w:r>
-        <w:rPr>
-          <w:rtl w:val="0"/>
-        </w:rPr>
-        <w:t xml:space="preserve">Khoe kết quả dò vé lên Facebook.</w:t>
-      </w:r>
-    </w:p>
-    <w:p>
-      <w:pPr>
-        <w:numPr>
-          <w:ilvl w:val="1"/>
-          <w:numId w:val="2"/>
-        </w:numPr>
-        <w:spacing w:after="0" w:afterAutospacing="0"/>
-        <w:ind w:left="1440" w:hanging="360"/>
-        <w:jc w:val="left"/>
-        <w:rPr>
-          <w:u w:val="none"/>
-        </w:rPr>
-      </w:pPr>
-      <w:r>
-        <w:rPr>
-          <w:b w:val="1"/>
-          <w:bCs w:val="1"/>
-          <w:rtl w:val="0"/>
-        </w:rPr>
-        <w:t xml:space="preserve">Tiền điều kiện:</w:t>
-      </w:r>
-      <w:r>
-        <w:rPr>
-          <w:rtl w:val="0"/>
-        </w:rPr>
-        <w:t xml:space="preserve"> Vừa thực hiện dò vé thành công.</w:t>
-      </w:r>
-    </w:p>
-    <w:p>
-      <w:pPr>
-        <w:numPr>
-          <w:ilvl w:val="1"/>
-          <w:numId w:val="2"/>
-        </w:numPr>
-        <w:spacing w:after="0" w:afterAutospacing="0"/>
-        <w:ind w:left="1440" w:hanging="360"/>
-        <w:jc w:val="left"/>
-        <w:rPr>
-          <w:b w:val="1"/>
-          <w:bCs w:val="1"/>
-        </w:rPr>
-      </w:pPr>
-      <w:r>
-        <w:rPr>
-          <w:b w:val="1"/>
-          <w:bCs w:val="1"/>
-          <w:rtl w:val="0"/>
-        </w:rPr>
-        <w:t xml:space="preserve">Kịch bản chính:</w:t>
-      </w:r>
-    </w:p>
-    <w:p>
-      <w:pPr>
-        <w:numPr>
-          <w:ilvl w:val="2"/>
-          <w:numId w:val="2"/>
-        </w:numPr>
-        <w:spacing w:after="0" w:afterAutospacing="0"/>
-        <w:ind w:left="2160" w:hanging="360"/>
-        <w:jc w:val="left"/>
-        <w:rPr>
-          <w:b w:val="1"/>
-          <w:bCs w:val="1"/>
-        </w:rPr>
-      </w:pPr>
-      <w:r>
-        <w:rPr>
-          <w:b w:val="1"/>
-          <w:bCs w:val="1"/>
-          <w:rtl w:val="0"/>
-        </w:rPr>
-        <w:t xml:space="preserve">Bước 1:</w:t>
-      </w:r>
-    </w:p>
-    <w:p>
-      <w:pPr>
-        <w:numPr>
-          <w:ilvl w:val="2"/>
-          <w:numId w:val="2"/>
-        </w:numPr>
-        <w:spacing w:after="0" w:afterAutospacing="0"/>
-        <w:ind w:left="2160" w:hanging="360"/>
-        <w:jc w:val="left"/>
-        <w:rPr>
-          <w:u w:val="none"/>
-        </w:rPr>
-      </w:pPr>
-      <w:r>
-        <w:rPr>
-          <w:rtl w:val="0"/>
-        </w:rPr>
-        <w:t xml:space="preserve">Tác nhân: USER</w:t>
-      </w:r>
-    </w:p>
-    <w:p>
-      <w:pPr>
-        <w:numPr>
-          <w:ilvl w:val="2"/>
-          <w:numId w:val="2"/>
-        </w:numPr>
-        <w:spacing w:after="0" w:afterAutospacing="0"/>
-        <w:ind w:left="2160" w:hanging="360"/>
-        <w:jc w:val="left"/>
-        <w:rPr>
-          <w:u w:val="none"/>
-        </w:rPr>
-      </w:pPr>
-      <w:r>
-        <w:rPr>
-          <w:rtl w:val="0"/>
-        </w:rPr>
-        <w:t xml:space="preserve">Hành động: Click</w:t>
-      </w:r>
-    </w:p>
-    <w:p>
-      <w:pPr>
-        <w:numPr>
-          <w:ilvl w:val="2"/>
-          <w:numId w:val="2"/>
-        </w:numPr>
-        <w:spacing w:after="0" w:afterAutospacing="0"/>
-        <w:ind w:left="2160" w:hanging="360"/>
-        <w:jc w:val="left"/>
-        <w:rPr>
-          <w:u w:val="none"/>
-        </w:rPr>
-      </w:pPr>
-      <w:r>
-        <w:rPr>
-          <w:rtl w:val="0"/>
-        </w:rPr>
-        <w:t xml:space="preserve">Đối tượng: Nút "Chia sẻ Facebook"</w:t>
-      </w:r>
-    </w:p>
-    <w:p>
-      <w:pPr>
-        <w:numPr>
-          <w:ilvl w:val="2"/>
-          <w:numId w:val="2"/>
-        </w:numPr>
-        <w:spacing w:after="0" w:afterAutospacing="0"/>
-        <w:ind w:left="2160" w:hanging="360"/>
-        <w:jc w:val="left"/>
-        <w:rPr>
-          <w:u w:val="none"/>
-        </w:rPr>
-      </w:pPr>
-      <w:r>
-        <w:rPr>
-          <w:rtl w:val="0"/>
-        </w:rPr>
-        <w:t xml:space="preserve">Phản hồi: Hệ thống gọi Facebook SDK, mở cửa sổ pop-up chia sẻ với nội dung mồi: "Hôm nay tôi trúng X đồng từ hệ thống Dò vé số!".</w:t>
-      </w:r>
-    </w:p>
-    <w:p>
-      <w:pPr>
-        <w:numPr>
-          <w:ilvl w:val="0"/>
-          <w:numId w:val="2"/>
-        </w:numPr>
-        <w:spacing w:after="0" w:afterAutospacing="0"/>
-        <w:ind w:left="720" w:hanging="360"/>
-        <w:jc w:val="left"/>
-        <w:rPr>
-          <w:b w:val="1"/>
-          <w:bCs w:val="1"/>
-        </w:rPr>
-      </w:pPr>
-      <w:r>
-        <w:rPr>
-          <w:b w:val="1"/>
-          <w:bCs w:val="1"/>
-          <w:rtl w:val="0"/>
-        </w:rPr>
-        <w:t xml:space="preserve">2.4.9 UC09: Đăng xuất</w:t>
-      </w:r>
-    </w:p>
-    <w:p>
-      <w:pPr>
-        <w:numPr>
-          <w:ilvl w:val="1"/>
-          <w:numId w:val="2"/>
-        </w:numPr>
-        <w:spacing w:after="0" w:afterAutospacing="0"/>
-        <w:ind w:left="1440" w:hanging="360"/>
-        <w:jc w:val="left"/>
-        <w:rPr>
-          <w:u w:val="none"/>
-        </w:rPr>
-      </w:pPr>
-      <w:r>
-        <w:rPr>
-          <w:b w:val="1"/>
-          <w:bCs w:val="1"/>
-          <w:rtl w:val="0"/>
-        </w:rPr>
-        <w:t xml:space="preserve">Mục tiêu:</w:t>
-      </w:r>
-      <w:r>
-        <w:rPr>
-          <w:rtl w:val="0"/>
-        </w:rPr>
-        <w:t xml:space="preserve"> Thoát phiên làm việc an toàn.</w:t>
-      </w:r>
-    </w:p>
-    <w:p>
-      <w:pPr>
-        <w:numPr>
-          <w:ilvl w:val="1"/>
-          <w:numId w:val="2"/>
-        </w:numPr>
-        <w:spacing w:after="0" w:afterAutospacing="0"/>
-        <w:ind w:left="1440" w:hanging="360"/>
-        <w:jc w:val="left"/>
-        <w:rPr>
-          <w:u w:val="none"/>
-        </w:rPr>
-      </w:pPr>
-      <w:r>
-        <w:rPr>
-          <w:b w:val="1"/>
-          <w:bCs w:val="1"/>
-          <w:rtl w:val="0"/>
-        </w:rPr>
-        <w:t xml:space="preserve">Tiền điều kiện: </w:t>
-      </w:r>
-      <w:r>
-        <w:rPr>
-          <w:rtl w:val="0"/>
-        </w:rPr>
-        <w:t xml:space="preserve">Tác nhân đang đăng nhập.</w:t>
-      </w:r>
-    </w:p>
-    <w:p>
-      <w:pPr>
-        <w:numPr>
-          <w:ilvl w:val="1"/>
-          <w:numId w:val="2"/>
-        </w:numPr>
-        <w:spacing w:after="0" w:afterAutospacing="0"/>
-        <w:ind w:left="1440" w:hanging="360"/>
-        <w:jc w:val="left"/>
-        <w:rPr>
-          <w:b w:val="1"/>
-          <w:bCs w:val="1"/>
-        </w:rPr>
-      </w:pPr>
-      <w:r>
-        <w:rPr>
-          <w:b w:val="1"/>
-          <w:bCs w:val="1"/>
-          <w:rtl w:val="0"/>
-        </w:rPr>
-        <w:t xml:space="preserve">Kịch bản chính:</w:t>
-      </w:r>
-    </w:p>
-    <w:p>
-      <w:pPr>
-        <w:numPr>
-          <w:ilvl w:val="2"/>
-          <w:numId w:val="2"/>
-        </w:numPr>
-        <w:spacing w:after="0" w:afterAutospacing="0"/>
-        <w:ind w:left="2160" w:hanging="360"/>
-        <w:jc w:val="left"/>
-        <w:rPr>
-          <w:b w:val="1"/>
-          <w:bCs w:val="1"/>
-        </w:rPr>
-      </w:pPr>
-      <w:r>
-        <w:rPr>
-          <w:b w:val="1"/>
-          <w:bCs w:val="1"/>
-          <w:rtl w:val="0"/>
-        </w:rPr>
-        <w:t xml:space="preserve">Bước 1:</w:t>
-      </w:r>
-    </w:p>
-    <w:p>
-      <w:pPr>
-        <w:numPr>
-          <w:ilvl w:val="2"/>
-          <w:numId w:val="2"/>
-        </w:numPr>
-        <w:spacing w:after="0" w:afterAutospacing="0"/>
-        <w:ind w:left="2160" w:hanging="360"/>
-        <w:jc w:val="left"/>
-        <w:rPr>
-          <w:u w:val="none"/>
-        </w:rPr>
-      </w:pPr>
-      <w:r>
-        <w:rPr>
-          <w:rtl w:val="0"/>
-        </w:rPr>
-        <w:t xml:space="preserve">Tác nhân: USER</w:t>
-      </w:r>
-    </w:p>
-    <w:p>
-      <w:pPr>
-        <w:numPr>
-          <w:ilvl w:val="2"/>
-          <w:numId w:val="2"/>
-        </w:numPr>
-        <w:spacing w:after="0" w:afterAutospacing="0"/>
-        <w:ind w:left="2160" w:hanging="360"/>
-        <w:jc w:val="left"/>
-        <w:rPr>
-          <w:u w:val="none"/>
-        </w:rPr>
-      </w:pPr>
-      <w:r>
-        <w:rPr>
-          <w:rtl w:val="0"/>
-        </w:rPr>
-        <w:t xml:space="preserve">Hành động: Click</w:t>
-      </w:r>
-    </w:p>
-    <w:p>
-      <w:pPr>
-        <w:numPr>
-          <w:ilvl w:val="2"/>
-          <w:numId w:val="2"/>
-        </w:numPr>
-        <w:spacing w:after="0" w:afterAutospacing="0"/>
-        <w:ind w:left="2160" w:hanging="360"/>
-        <w:jc w:val="left"/>
-        <w:rPr>
-          <w:u w:val="none"/>
-        </w:rPr>
-      </w:pPr>
-      <w:r>
-        <w:rPr>
-          <w:rtl w:val="0"/>
-        </w:rPr>
-        <w:t xml:space="preserve">Đối tượng: Nút "Đăng xuất"</w:t>
-      </w:r>
-    </w:p>
-    <w:p>
-      <w:pPr>
-        <w:numPr>
-          <w:ilvl w:val="2"/>
-          <w:numId w:val="2"/>
-        </w:numPr>
-        <w:spacing w:after="0" w:afterAutospacing="0"/>
-        <w:ind w:left="2160" w:hanging="360"/>
-        <w:jc w:val="left"/>
-        <w:rPr>
-          <w:u w:val="none"/>
-        </w:rPr>
-      </w:pPr>
-      <w:r>
-        <w:rPr>
-          <w:rtl w:val="0"/>
-        </w:rPr>
-        <w:t xml:space="preserve">Phản hồi: Hệ thống xóa JWT khỏi LocalStorage, vô hiệu hóa phiên làm việc và chuyển hướng về trang chủ (chuyển về trạng thái NO_USER).</w:t>
-      </w:r>
-    </w:p>
-    <w:p>
-      <w:pPr>
-        <w:numPr>
-          <w:ilvl w:val="0"/>
-          <w:numId w:val="2"/>
-        </w:numPr>
-        <w:spacing w:after="0" w:afterAutospacing="0"/>
-        <w:ind w:left="720" w:hanging="360"/>
-        <w:jc w:val="left"/>
-        <w:rPr>
-          <w:b w:val="1"/>
-          <w:bCs w:val="1"/>
-        </w:rPr>
-      </w:pPr>
-      <w:r>
-        <w:rPr>
-          <w:b w:val="1"/>
-          <w:bCs w:val="1"/>
-          <w:rtl w:val="0"/>
-        </w:rPr>
-        <w:t xml:space="preserve">2.4.10 UC10: Quản lý người dùng</w:t>
-      </w:r>
-    </w:p>
-    <w:p>
-      <w:pPr>
-        <w:numPr>
-          <w:ilvl w:val="1"/>
-          <w:numId w:val="2"/>
-        </w:numPr>
-        <w:spacing w:after="0" w:afterAutospacing="0"/>
-        <w:ind w:left="1440" w:hanging="360"/>
-        <w:jc w:val="left"/>
-        <w:rPr>
-          <w:u w:val="none"/>
-        </w:rPr>
-      </w:pPr>
-      <w:r>
-        <w:rPr>
-          <w:b w:val="1"/>
-          <w:bCs w:val="1"/>
-          <w:rtl w:val="0"/>
-        </w:rPr>
-        <w:t xml:space="preserve">Mục tiêu:</w:t>
-      </w:r>
-      <w:r>
-        <w:rPr>
-          <w:rtl w:val="0"/>
-        </w:rPr>
-        <w:t xml:space="preserve"> Tìm kiếm, khóa/mở khóa tài khoản, gửi email nhắc nhở và xuất Excel.</w:t>
-      </w:r>
-    </w:p>
-    <w:p>
-      <w:pPr>
-        <w:numPr>
-          <w:ilvl w:val="1"/>
-          <w:numId w:val="2"/>
-        </w:numPr>
-        <w:spacing w:after="0" w:afterAutospacing="0"/>
-        <w:ind w:left="1440" w:hanging="360"/>
-        <w:jc w:val="left"/>
-        <w:rPr>
-          <w:u w:val="none"/>
-        </w:rPr>
-      </w:pPr>
-      <w:r>
-        <w:rPr>
-          <w:b w:val="1"/>
-          <w:bCs w:val="1"/>
-          <w:rtl w:val="0"/>
-        </w:rPr>
-        <w:t xml:space="preserve">Tiền điều kiện:</w:t>
-      </w:r>
-      <w:r>
-        <w:rPr>
-          <w:rtl w:val="0"/>
-        </w:rPr>
-        <w:t xml:space="preserve"> Tác nhân có quyền ADMIN.</w:t>
-      </w:r>
-    </w:p>
-    <w:p>
-      <w:pPr>
-        <w:numPr>
-          <w:ilvl w:val="1"/>
-          <w:numId w:val="2"/>
-        </w:numPr>
-        <w:spacing w:after="0" w:afterAutospacing="0"/>
-        <w:ind w:left="1440" w:hanging="360"/>
-        <w:jc w:val="left"/>
-        <w:rPr>
-          <w:b w:val="1"/>
-          <w:bCs w:val="1"/>
-        </w:rPr>
-      </w:pPr>
-      <w:r>
-        <w:rPr>
-          <w:b w:val="1"/>
-          <w:bCs w:val="1"/>
-          <w:rtl w:val="0"/>
-        </w:rPr>
-        <w:t xml:space="preserve">Kịch bản chính:</w:t>
-      </w:r>
-    </w:p>
-    <w:p>
-      <w:pPr>
-        <w:numPr>
-          <w:ilvl w:val="2"/>
-          <w:numId w:val="2"/>
-        </w:numPr>
-        <w:spacing w:after="0" w:afterAutospacing="0"/>
-        <w:ind w:left="2160" w:hanging="360"/>
-        <w:jc w:val="left"/>
-        <w:rPr>
-          <w:b w:val="1"/>
-          <w:bCs w:val="1"/>
-        </w:rPr>
-      </w:pPr>
-      <w:r>
-        <w:rPr>
-          <w:b w:val="1"/>
-          <w:bCs w:val="1"/>
-          <w:rtl w:val="0"/>
-        </w:rPr>
-        <w:t xml:space="preserve">Bước 1:</w:t>
-      </w:r>
-    </w:p>
-    <w:p>
-      <w:pPr>
-        <w:numPr>
-          <w:ilvl w:val="2"/>
-          <w:numId w:val="2"/>
-        </w:numPr>
-        <w:spacing w:after="0" w:afterAutospacing="0"/>
-        <w:ind w:left="2160" w:hanging="360"/>
-        <w:jc w:val="left"/>
-        <w:rPr>
-          <w:u w:val="none"/>
-        </w:rPr>
-      </w:pPr>
-      <w:r>
-        <w:rPr>
-          <w:rtl w:val="0"/>
-        </w:rPr>
-        <w:t xml:space="preserve">Tác nhân: ADMIN</w:t>
-      </w:r>
-    </w:p>
-    <w:p>
-      <w:pPr>
-        <w:numPr>
-          <w:ilvl w:val="2"/>
-          <w:numId w:val="2"/>
-        </w:numPr>
-        <w:spacing w:after="0" w:afterAutospacing="0"/>
-        <w:ind w:left="2160" w:hanging="360"/>
-        <w:jc w:val="left"/>
-        <w:rPr>
-          <w:u w:val="none"/>
-        </w:rPr>
-      </w:pPr>
-      <w:r>
-        <w:rPr>
-          <w:rtl w:val="0"/>
-        </w:rPr>
-        <w:t xml:space="preserve">Hành động: Tìm kiếm / Lọc thời gian</w:t>
-      </w:r>
-    </w:p>
-    <w:p>
-      <w:pPr>
-        <w:numPr>
-          <w:ilvl w:val="2"/>
-          <w:numId w:val="2"/>
-        </w:numPr>
-        <w:spacing w:after="0" w:afterAutospacing="0"/>
-        <w:ind w:left="2160" w:hanging="360"/>
-        <w:jc w:val="left"/>
-        <w:rPr>
-          <w:u w:val="none"/>
-        </w:rPr>
-      </w:pPr>
-      <w:r>
-        <w:rPr>
-          <w:rtl w:val="0"/>
-        </w:rPr>
-        <w:t xml:space="preserve">Đối tượng: Thanh tìm kiếm / Dropdown Filter</w:t>
-      </w:r>
-    </w:p>
-    <w:p>
-      <w:pPr>
-        <w:numPr>
-          <w:ilvl w:val="2"/>
-          <w:numId w:val="2"/>
-        </w:numPr>
-        <w:spacing w:after="0" w:afterAutospacing="0"/>
-        <w:ind w:left="2160" w:hanging="360"/>
-        <w:jc w:val="left"/>
-        <w:rPr>
-          <w:u w:val="none"/>
-        </w:rPr>
-      </w:pPr>
-      <w:r>
-        <w:rPr>
-          <w:rtl w:val="0"/>
-        </w:rPr>
-        <w:t xml:space="preserve">Phản hồi: Bảng danh sách người dùng tự động reload hiển thị dữ liệu khớp (Phân trang 20 dòng).</w:t>
-      </w:r>
-    </w:p>
-    <w:p>
-      <w:pPr>
-        <w:numPr>
-          <w:ilvl w:val="2"/>
-          <w:numId w:val="2"/>
-        </w:numPr>
-        <w:spacing w:after="0" w:afterAutospacing="0"/>
-        <w:ind w:left="2160" w:hanging="360"/>
-        <w:jc w:val="left"/>
-        <w:rPr>
-          <w:b w:val="1"/>
-          <w:bCs w:val="1"/>
-        </w:rPr>
-      </w:pPr>
-      <w:r>
-        <w:rPr>
-          <w:b w:val="1"/>
-          <w:bCs w:val="1"/>
-          <w:rtl w:val="0"/>
-        </w:rPr>
-        <w:t xml:space="preserve">Bước 2:</w:t>
-      </w:r>
-    </w:p>
-    <w:p>
-      <w:pPr>
-        <w:numPr>
-          <w:ilvl w:val="2"/>
-          <w:numId w:val="2"/>
-        </w:numPr>
-        <w:spacing w:after="0" w:afterAutospacing="0"/>
-        <w:ind w:left="2160" w:hanging="360"/>
-        <w:jc w:val="left"/>
-        <w:rPr>
-          <w:u w:val="none"/>
-        </w:rPr>
-      </w:pPr>
-      <w:r>
-        <w:rPr>
-          <w:rtl w:val="0"/>
-        </w:rPr>
-        <w:t xml:space="preserve">Tác nhân: ADMIN</w:t>
-      </w:r>
-    </w:p>
-    <w:p>
-      <w:pPr>
-        <w:numPr>
-          <w:ilvl w:val="2"/>
-          <w:numId w:val="2"/>
-        </w:numPr>
-        <w:spacing w:after="0" w:afterAutospacing="0"/>
-        <w:ind w:left="2160" w:hanging="360"/>
-        <w:jc w:val="left"/>
-        <w:rPr>
-          <w:u w:val="none"/>
-        </w:rPr>
-      </w:pPr>
-      <w:r>
-        <w:rPr>
-          <w:rtl w:val="0"/>
-        </w:rPr>
-        <w:t xml:space="preserve">Hành động: Chọn một hoặc nhiều User (Checkbox) -&gt; Click Nút "Khóa / Mở khóa" / "Phân quyền" hoặc Nút "Gửi Email nhắc nhở".</w:t>
-      </w:r>
-    </w:p>
-    <w:p>
-      <w:pPr>
-        <w:numPr>
-          <w:ilvl w:val="2"/>
-          <w:numId w:val="2"/>
-        </w:numPr>
-        <w:spacing w:after="0" w:afterAutospacing="0"/>
-        <w:ind w:left="2160" w:hanging="360"/>
-        <w:jc w:val="left"/>
-        <w:rPr>
-          <w:u w:val="none"/>
-        </w:rPr>
-      </w:pPr>
-      <w:r>
-        <w:rPr>
-          <w:rtl w:val="0"/>
-        </w:rPr>
-        <w:t xml:space="preserve">Đối tượng: Nút "Khóa" / Nút "Gửi Email" / Nút "Xuất Excel"</w:t>
-      </w:r>
-    </w:p>
-    <w:p>
-      <w:pPr>
-        <w:numPr>
-          <w:ilvl w:val="2"/>
-          <w:numId w:val="2"/>
-        </w:numPr>
-        <w:spacing w:after="0" w:afterAutospacing="0"/>
-        <w:ind w:left="2160" w:hanging="360"/>
-        <w:jc w:val="left"/>
-        <w:rPr>
-          <w:u w:val="none"/>
-        </w:rPr>
-      </w:pPr>
-      <w:r>
-        <w:rPr>
-          <w:rtl w:val="0"/>
-        </w:rPr>
-        <w:t xml:space="preserve">Phản hồi:  Hệ thống hiển thị hộp thoại xác nhận. Khi đồng ý, cập nhật trạng thái/quyền của các user đã chọn vào DB. Load lại bảng.</w:t>
-      </w:r>
-    </w:p>
-    <w:p>
-      <w:pPr>
-        <w:numPr>
-          <w:ilvl w:val="0"/>
-          <w:numId w:val="2"/>
-        </w:numPr>
-        <w:spacing w:after="0" w:afterAutospacing="0"/>
-        <w:ind w:left="720" w:hanging="360"/>
-        <w:jc w:val="left"/>
-        <w:rPr>
-          <w:b w:val="1"/>
-          <w:bCs w:val="1"/>
-        </w:rPr>
-      </w:pPr>
-      <w:r>
-        <w:rPr>
-          <w:b w:val="1"/>
-          <w:bCs w:val="1"/>
-          <w:rtl w:val="0"/>
-        </w:rPr>
-        <w:t xml:space="preserve">2.4.11 UC11: Quản lý kết quả xổ số</w:t>
-      </w:r>
-    </w:p>
-    <w:p>
-      <w:pPr>
-        <w:numPr>
-          <w:ilvl w:val="1"/>
-          <w:numId w:val="2"/>
-        </w:numPr>
-        <w:spacing w:after="0" w:afterAutospacing="0"/>
-        <w:ind w:left="1440" w:hanging="360"/>
-        <w:jc w:val="left"/>
-        <w:rPr>
-          <w:u w:val="none"/>
-        </w:rPr>
-      </w:pPr>
-      <w:r>
-        <w:rPr>
-          <w:b w:val="1"/>
-          <w:bCs w:val="1"/>
-          <w:rtl w:val="0"/>
-        </w:rPr>
-        <w:t xml:space="preserve">Mục tiêu: </w:t>
-      </w:r>
-      <w:r>
-        <w:rPr>
-          <w:rtl w:val="0"/>
-        </w:rPr>
-        <w:t xml:space="preserve">Nhập dữ liệu gốc kết quả vé số vào hệ thống.</w:t>
-      </w:r>
-    </w:p>
-    <w:p>
-      <w:pPr>
-        <w:numPr>
-          <w:ilvl w:val="1"/>
-          <w:numId w:val="2"/>
-        </w:numPr>
-        <w:spacing w:after="0" w:afterAutospacing="0"/>
-        <w:ind w:left="1440" w:hanging="360"/>
-        <w:jc w:val="left"/>
-        <w:rPr>
-          <w:u w:val="none"/>
-        </w:rPr>
-      </w:pPr>
-      <w:r>
-        <w:rPr>
-          <w:b w:val="1"/>
-          <w:bCs w:val="1"/>
-          <w:rtl w:val="0"/>
-        </w:rPr>
-        <w:t xml:space="preserve">Tiền điều kiện: </w:t>
-      </w:r>
-      <w:r>
-        <w:rPr>
-          <w:rtl w:val="0"/>
-        </w:rPr>
-        <w:t xml:space="preserve">Tác nhân có quyền ADMIN.</w:t>
-      </w:r>
-    </w:p>
-    <w:p>
-      <w:pPr>
-        <w:numPr>
-          <w:ilvl w:val="1"/>
-          <w:numId w:val="2"/>
-        </w:numPr>
-        <w:spacing w:after="0" w:afterAutospacing="0"/>
-        <w:ind w:left="1440" w:hanging="360"/>
-        <w:jc w:val="left"/>
-        <w:rPr>
-          <w:b w:val="1"/>
-          <w:bCs w:val="1"/>
-        </w:rPr>
-      </w:pPr>
-      <w:r>
-        <w:rPr>
-          <w:b w:val="1"/>
-          <w:bCs w:val="1"/>
-          <w:rtl w:val="0"/>
-        </w:rPr>
-        <w:t xml:space="preserve">Kịch bản chính:</w:t>
-      </w:r>
-    </w:p>
-    <w:p>
-      <w:pPr>
-        <w:numPr>
-          <w:ilvl w:val="2"/>
-          <w:numId w:val="2"/>
-        </w:numPr>
-        <w:spacing w:after="0" w:afterAutospacing="0"/>
-        <w:ind w:left="2160" w:hanging="360"/>
-        <w:jc w:val="left"/>
-        <w:rPr>
-          <w:b w:val="1"/>
-          <w:bCs w:val="1"/>
-        </w:rPr>
-      </w:pPr>
-      <w:r>
-        <w:rPr>
-          <w:b w:val="1"/>
-          <w:bCs w:val="1"/>
-          <w:rtl w:val="0"/>
-        </w:rPr>
-        <w:t xml:space="preserve">Bước 1:</w:t>
-      </w:r>
-    </w:p>
-    <w:p>
-      <w:pPr>
-        <w:numPr>
-          <w:ilvl w:val="2"/>
-          <w:numId w:val="2"/>
-        </w:numPr>
-        <w:spacing w:after="0" w:afterAutospacing="0"/>
-        <w:ind w:left="2160" w:hanging="360"/>
-        <w:jc w:val="left"/>
-        <w:rPr>
-          <w:u w:val="none"/>
-        </w:rPr>
-      </w:pPr>
-      <w:r>
-        <w:rPr>
-          <w:rtl w:val="0"/>
-        </w:rPr>
-        <w:t xml:space="preserve">Tác nhân: ADMIN</w:t>
-      </w:r>
-    </w:p>
-    <w:p>
-      <w:pPr>
-        <w:numPr>
-          <w:ilvl w:val="2"/>
-          <w:numId w:val="2"/>
-        </w:numPr>
-        <w:spacing w:after="0" w:afterAutospacing="0"/>
-        <w:ind w:left="2160" w:hanging="360"/>
-        <w:jc w:val="left"/>
-        <w:rPr>
-          <w:u w:val="none"/>
-        </w:rPr>
-      </w:pPr>
-      <w:r>
-        <w:rPr>
-          <w:rtl w:val="0"/>
-        </w:rPr>
-        <w:t xml:space="preserve">Hành động: Click</w:t>
-      </w:r>
-    </w:p>
-    <w:p>
-      <w:pPr>
-        <w:numPr>
-          <w:ilvl w:val="2"/>
-          <w:numId w:val="2"/>
-        </w:numPr>
-        <w:spacing w:after="0" w:afterAutospacing="0"/>
-        <w:ind w:left="2160" w:hanging="360"/>
-        <w:jc w:val="left"/>
-        <w:rPr>
-          <w:u w:val="none"/>
-        </w:rPr>
-      </w:pPr>
-      <w:r>
-        <w:rPr>
-          <w:rtl w:val="0"/>
-        </w:rPr>
-        <w:t xml:space="preserve">Đối tượng: Nút "Thêm vé dò mới"</w:t>
-      </w:r>
-    </w:p>
-    <w:p>
-      <w:pPr>
-        <w:numPr>
-          <w:ilvl w:val="2"/>
-          <w:numId w:val="2"/>
-        </w:numPr>
-        <w:spacing w:after="0" w:afterAutospacing="0"/>
-        <w:ind w:left="2160" w:hanging="360"/>
-        <w:jc w:val="left"/>
-        <w:rPr>
-          <w:u w:val="none"/>
-        </w:rPr>
-      </w:pPr>
-      <w:r>
-        <w:rPr>
-          <w:rtl w:val="0"/>
-        </w:rPr>
-        <w:t xml:space="preserve">Phản hồi: Hệ thống mở form nhập Đài, Ngày và các giải thưởng.</w:t>
-      </w:r>
-    </w:p>
-    <w:p>
-      <w:pPr>
-        <w:numPr>
-          <w:ilvl w:val="2"/>
-          <w:numId w:val="2"/>
-        </w:numPr>
-        <w:spacing w:after="0" w:afterAutospacing="0"/>
-        <w:ind w:left="2160" w:hanging="360"/>
-        <w:jc w:val="left"/>
-        <w:rPr>
-          <w:b w:val="1"/>
-          <w:bCs w:val="1"/>
-        </w:rPr>
-      </w:pPr>
-      <w:r>
-        <w:rPr>
-          <w:b w:val="1"/>
-          <w:bCs w:val="1"/>
-          <w:rtl w:val="0"/>
-        </w:rPr>
-        <w:t xml:space="preserve">Bước 2:</w:t>
-      </w:r>
-    </w:p>
-    <w:p>
-      <w:pPr>
-        <w:numPr>
-          <w:ilvl w:val="2"/>
-          <w:numId w:val="2"/>
-        </w:numPr>
-        <w:spacing w:after="0" w:afterAutospacing="0"/>
-        <w:ind w:left="2160" w:hanging="360"/>
-        <w:jc w:val="left"/>
-        <w:rPr>
-          <w:u w:val="none"/>
-        </w:rPr>
-      </w:pPr>
-      <w:r>
-        <w:rPr>
-          <w:rtl w:val="0"/>
-        </w:rPr>
-        <w:t xml:space="preserve">Tác nhân: ADMIN</w:t>
-      </w:r>
-    </w:p>
-    <w:p>
-      <w:pPr>
-        <w:numPr>
-          <w:ilvl w:val="2"/>
-          <w:numId w:val="2"/>
-        </w:numPr>
-        <w:spacing w:after="0" w:afterAutospacing="0"/>
-        <w:ind w:left="2160" w:hanging="360"/>
-        <w:jc w:val="left"/>
-        <w:rPr>
-          <w:u w:val="none"/>
-        </w:rPr>
-      </w:pPr>
-      <w:r>
-        <w:rPr>
-          <w:rtl w:val="0"/>
-        </w:rPr>
-        <w:t xml:space="preserve">Hành động: Nhập &amp; Lưu</w:t>
-      </w:r>
-    </w:p>
-    <w:p>
-      <w:pPr>
-        <w:numPr>
-          <w:ilvl w:val="2"/>
-          <w:numId w:val="2"/>
-        </w:numPr>
-        <w:spacing w:after="0" w:afterAutospacing="0"/>
-        <w:ind w:left="2160" w:hanging="360"/>
-        <w:jc w:val="left"/>
-        <w:rPr>
-          <w:u w:val="none"/>
-        </w:rPr>
-      </w:pPr>
-      <w:r>
-        <w:rPr>
-          <w:rtl w:val="0"/>
-        </w:rPr>
-        <w:t xml:space="preserve">Đối tượng: Form dữ liệu</w:t>
-      </w:r>
-    </w:p>
-    <w:p>
-      <w:pPr>
-        <w:numPr>
-          <w:ilvl w:val="2"/>
-          <w:numId w:val="2"/>
-        </w:numPr>
-        <w:spacing w:after="0" w:afterAutospacing="0"/>
-        <w:ind w:left="2160" w:hanging="360"/>
-        <w:jc w:val="left"/>
-        <w:rPr>
-          <w:u w:val="none"/>
-        </w:rPr>
-      </w:pPr>
-      <w:r>
-        <w:rPr>
-          <w:rtl w:val="0"/>
-        </w:rPr>
-        <w:t xml:space="preserve">Phản hồi: Hệ thống kiểm tra logic (Ngày không ở tương lai, không trùng đài). Lưu DB trạng thái "UNPUBLISH".</w:t>
-      </w:r>
-    </w:p>
-    <w:p>
-      <w:pPr>
-        <w:numPr>
-          <w:ilvl w:val="2"/>
-          <w:numId w:val="2"/>
-        </w:numPr>
-        <w:spacing w:after="0" w:afterAutospacing="0"/>
-        <w:ind w:left="2160" w:hanging="360"/>
-        <w:jc w:val="left"/>
-        <w:rPr>
-          <w:b w:val="1"/>
-          <w:bCs w:val="1"/>
-        </w:rPr>
-      </w:pPr>
-      <w:r>
-        <w:rPr>
-          <w:b w:val="1"/>
-          <w:bCs w:val="1"/>
-          <w:rtl w:val="0"/>
-        </w:rPr>
-        <w:t xml:space="preserve">Bước 3:</w:t>
-      </w:r>
-    </w:p>
-    <w:p>
-      <w:pPr>
-        <w:numPr>
-          <w:ilvl w:val="2"/>
-          <w:numId w:val="2"/>
-        </w:numPr>
-        <w:spacing w:after="0" w:afterAutospacing="0"/>
-        <w:ind w:left="2160" w:hanging="360"/>
-        <w:jc w:val="left"/>
-        <w:rPr>
-          <w:u w:val="none"/>
-        </w:rPr>
-      </w:pPr>
-      <w:r>
-        <w:rPr>
-          <w:rtl w:val="0"/>
-        </w:rPr>
-        <w:t xml:space="preserve">Tác nhân: ADMIN</w:t>
-      </w:r>
-    </w:p>
-    <w:p>
-      <w:pPr>
-        <w:numPr>
-          <w:ilvl w:val="2"/>
-          <w:numId w:val="2"/>
-        </w:numPr>
-        <w:spacing w:after="0" w:afterAutospacing="0"/>
-        <w:ind w:left="2160" w:hanging="360"/>
-        <w:jc w:val="left"/>
-        <w:rPr>
-          <w:u w:val="none"/>
-        </w:rPr>
-      </w:pPr>
-      <w:r>
-        <w:rPr>
-          <w:rtl w:val="0"/>
-        </w:rPr>
-        <w:t xml:space="preserve">Hành động: Gạt Switch</w:t>
-      </w:r>
-    </w:p>
-    <w:p>
-      <w:pPr>
-        <w:numPr>
-          <w:ilvl w:val="2"/>
-          <w:numId w:val="2"/>
-        </w:numPr>
-        <w:spacing w:after="0" w:afterAutospacing="0"/>
-        <w:ind w:left="2160" w:hanging="360"/>
-        <w:jc w:val="left"/>
-        <w:rPr>
-          <w:u w:val="none"/>
-        </w:rPr>
-      </w:pPr>
-      <w:r>
-        <w:rPr>
-          <w:rtl w:val="0"/>
-        </w:rPr>
-        <w:t xml:space="preserve">Đối tượng: Nút chuyển trạng thái</w:t>
-      </w:r>
-    </w:p>
-    <w:p>
-      <w:pPr>
-        <w:numPr>
-          <w:ilvl w:val="2"/>
-          <w:numId w:val="2"/>
-        </w:numPr>
-        <w:ind w:left="2160" w:hanging="360"/>
-        <w:jc w:val="left"/>
-        <w:rPr>
-          <w:u w:val="none"/>
-        </w:rPr>
-      </w:pPr>
-      <w:r>
-        <w:rPr>
-          <w:rtl w:val="0"/>
-        </w:rPr>
-        <w:t xml:space="preserve">Phản hồi: Đổi trạng thái thành "PUBLISH". Ghi nhận biến "Tổng số lượt dò" bằng 0 trên giao diện để theo dõi sau này.</w:t>
-      </w:r>
-      <w:r>
-        <w:rPr>
-          <w:rtl w:val="0"/>
-        </w:rPr>
-      </w:r>
-    </w:p>
-    <w:p>
-      <w:pPr>
-        <w:pStyle w:val="Heading2"/>
-        <w:jc w:val="left"/>
-        <w:rPr>
-          <w:b w:val="1"/>
-          <w:bCs w:val="1"/>
-        </w:rPr>
-      </w:pPr>
-      <w:bookmarkStart w:colFirst="0" w:colLast="0" w:name="_frxt29hr8o84" w:id="14"/>
-      <w:bookmarkEnd w:id="14"/>
-      <w:r>
-        <w:rPr>
-          <w:b w:val="1"/>
-          <w:bCs w:val="1"/>
-          <w:rtl w:val="0"/>
-        </w:rPr>
-        <w:t xml:space="preserve">2.5 Non Functional Requirements</w:t>
-      </w:r>
-    </w:p>
-    <w:p>
-      <w:pPr>
-        <w:pStyle w:val="Heading2"/>
-        <w:numPr>
-          <w:ilvl w:val="0"/>
-          <w:numId w:val="8"/>
-        </w:numPr>
-        <w:spacing w:after="0" w:afterAutospacing="0"/>
-        <w:ind w:left="720" w:hanging="360"/>
-        <w:jc w:val="left"/>
-        <w:rPr>
-          <w:b w:val="1"/>
-          <w:bCs w:val="1"/>
-        </w:rPr>
-      </w:pPr>
-      <w:bookmarkStart w:colFirst="0" w:colLast="0" w:name="_od0c93f31ihy" w:id="15"/>
-      <w:bookmarkEnd w:id="15"/>
+      <w:bookmarkStart w:colFirst="0" w:colLast="0" w:name="_od0c93f31ihy" w:id="24"/>
+      <w:bookmarkEnd w:id="24"/>
       <w:r>
         <w:rPr>
           <w:b w:val="1"/>
@@ -6674,8 +5360,8 @@
           <w:u w:val="none"/>
         </w:rPr>
       </w:pPr>
-      <w:bookmarkStart w:colFirst="0" w:colLast="0" w:name="_frxt29hr8o84" w:id="14"/>
-      <w:bookmarkEnd w:id="14"/>
+      <w:bookmarkStart w:colFirst="0" w:colLast="0" w:name="_frxt29hr8o84" w:id="23"/>
+      <w:bookmarkEnd w:id="23"/>
       <w:r>
         <w:rPr>
           <w:rtl w:val="0"/>
@@ -6697,8 +5383,8 @@
           <w:u w:val="none"/>
         </w:rPr>
       </w:pPr>
-      <w:bookmarkStart w:colFirst="0" w:colLast="0" w:name="_frxt29hr8o84" w:id="14"/>
-      <w:bookmarkEnd w:id="14"/>
+      <w:bookmarkStart w:colFirst="0" w:colLast="0" w:name="_frxt29hr8o84" w:id="23"/>
+      <w:bookmarkEnd w:id="23"/>
       <w:r>
         <w:rPr>
           <w:rtl w:val="0"/>
@@ -6721,8 +5407,8 @@
           <w:bCs w:val="1"/>
         </w:rPr>
       </w:pPr>
-      <w:bookmarkStart w:colFirst="0" w:colLast="0" w:name="_frxt29hr8o84" w:id="14"/>
-      <w:bookmarkEnd w:id="14"/>
+      <w:bookmarkStart w:colFirst="0" w:colLast="0" w:name="_frxt29hr8o84" w:id="23"/>
+      <w:bookmarkEnd w:id="23"/>
       <w:r>
         <w:rPr>
           <w:b w:val="1"/>
@@ -6746,8 +5432,8 @@
           <w:u w:val="none"/>
         </w:rPr>
       </w:pPr>
-      <w:bookmarkStart w:colFirst="0" w:colLast="0" w:name="_frxt29hr8o84" w:id="14"/>
-      <w:bookmarkEnd w:id="14"/>
+      <w:bookmarkStart w:colFirst="0" w:colLast="0" w:name="_frxt29hr8o84" w:id="23"/>
+      <w:bookmarkEnd w:id="23"/>
       <w:r>
         <w:rPr>
           <w:rtl w:val="0"/>
@@ -6769,8 +5455,8 @@
           <w:u w:val="none"/>
         </w:rPr>
       </w:pPr>
-      <w:bookmarkStart w:colFirst="0" w:colLast="0" w:name="_frxt29hr8o84" w:id="14"/>
-      <w:bookmarkEnd w:id="14"/>
+      <w:bookmarkStart w:colFirst="0" w:colLast="0" w:name="_frxt29hr8o84" w:id="23"/>
+      <w:bookmarkEnd w:id="23"/>
       <w:r>
         <w:rPr>
           <w:rtl w:val="0"/>
@@ -6793,8 +5479,8 @@
           <w:bCs w:val="1"/>
         </w:rPr>
       </w:pPr>
-      <w:bookmarkStart w:colFirst="0" w:colLast="0" w:name="_frxt29hr8o84" w:id="14"/>
-      <w:bookmarkEnd w:id="14"/>
+      <w:bookmarkStart w:colFirst="0" w:colLast="0" w:name="_frxt29hr8o84" w:id="23"/>
+      <w:bookmarkEnd w:id="23"/>
       <w:r>
         <w:rPr>
           <w:b w:val="1"/>
@@ -6818,8 +5504,8 @@
           <w:u w:val="none"/>
         </w:rPr>
       </w:pPr>
-      <w:bookmarkStart w:colFirst="0" w:colLast="0" w:name="_frxt29hr8o84" w:id="14"/>
-      <w:bookmarkEnd w:id="14"/>
+      <w:bookmarkStart w:colFirst="0" w:colLast="0" w:name="_frxt29hr8o84" w:id="23"/>
+      <w:bookmarkEnd w:id="23"/>
       <w:r>
         <w:rPr>
           <w:rtl w:val="0"/>
@@ -6841,8 +5527,8 @@
           <w:u w:val="none"/>
         </w:rPr>
       </w:pPr>
-      <w:bookmarkStart w:colFirst="0" w:colLast="0" w:name="_frxt29hr8o84" w:id="14"/>
-      <w:bookmarkEnd w:id="14"/>
+      <w:bookmarkStart w:colFirst="0" w:colLast="0" w:name="_frxt29hr8o84" w:id="23"/>
+      <w:bookmarkEnd w:id="23"/>
       <w:r>
         <w:rPr>
           <w:rtl w:val="0"/>
@@ -6865,8 +5551,8 @@
           <w:bCs w:val="1"/>
         </w:rPr>
       </w:pPr>
-      <w:bookmarkStart w:colFirst="0" w:colLast="0" w:name="_frxt29hr8o84" w:id="14"/>
-      <w:bookmarkEnd w:id="14"/>
+      <w:bookmarkStart w:colFirst="0" w:colLast="0" w:name="_frxt29hr8o84" w:id="23"/>
+      <w:bookmarkEnd w:id="23"/>
       <w:r>
         <w:rPr>
           <w:b w:val="1"/>
@@ -6890,8 +5576,8 @@
           <w:u w:val="none"/>
         </w:rPr>
       </w:pPr>
-      <w:bookmarkStart w:colFirst="0" w:colLast="0" w:name="_frxt29hr8o84" w:id="14"/>
-      <w:bookmarkEnd w:id="14"/>
+      <w:bookmarkStart w:colFirst="0" w:colLast="0" w:name="_frxt29hr8o84" w:id="23"/>
+      <w:bookmarkEnd w:id="23"/>
       <w:r>
         <w:rPr>
           <w:rtl w:val="0"/>
@@ -6913,8 +5599,8 @@
           <w:u w:val="none"/>
         </w:rPr>
       </w:pPr>
-      <w:bookmarkStart w:colFirst="0" w:colLast="0" w:name="_fpns9twj895d" w:id="16"/>
-      <w:bookmarkEnd w:id="16"/>
+      <w:bookmarkStart w:colFirst="0" w:colLast="0" w:name="_fpns9twj895d" w:id="25"/>
+      <w:bookmarkEnd w:id="25"/>
       <w:r>
         <w:rPr>
           <w:rtl w:val="0"/>
@@ -6932,8 +5618,8 @@
           <w:bCs w:val="1"/>
         </w:rPr>
       </w:pPr>
-      <w:bookmarkStart w:colFirst="0" w:colLast="0" w:name="_ncopz4u6gj2c" w:id="17"/>
-      <w:bookmarkEnd w:id="17"/>
+      <w:bookmarkStart w:colFirst="0" w:colLast="0" w:name="_ncopz4u6gj2c" w:id="26"/>
+      <w:bookmarkEnd w:id="26"/>
       <w:r>
         <w:br w:type="page"/>
       </w:r>
@@ -6953,8 +5639,8 @@
           <w:bCs w:val="1"/>
         </w:rPr>
       </w:pPr>
-      <w:bookmarkStart w:colFirst="0" w:colLast="0" w:name="_x24gcmf8f2xm" w:id="18"/>
-      <w:bookmarkEnd w:id="18"/>
+      <w:bookmarkStart w:colFirst="0" w:colLast="0" w:name="_x24gcmf8f2xm" w:id="27"/>
+      <w:bookmarkEnd w:id="27"/>
       <w:r>
         <w:rPr>
           <w:b w:val="1"/>
@@ -7081,8 +5767,8 @@
         <w:pStyle w:val="Heading1"/>
         <w:rPr/>
       </w:pPr>
-      <w:bookmarkStart w:colFirst="0" w:colLast="0" w:name="_2u62obo0s66v" w:id="19"/>
-      <w:bookmarkEnd w:id="19"/>
+      <w:bookmarkStart w:colFirst="0" w:colLast="0" w:name="_2u62obo0s66v" w:id="28"/>
+      <w:bookmarkEnd w:id="28"/>
       <w:r>
         <w:rPr>
           <w:rtl w:val="0"/>
@@ -8649,8 +7335,8 @@
         <w:pStyle w:val="Heading1"/>
         <w:rPr/>
       </w:pPr>
-      <w:bookmarkStart w:colFirst="0" w:colLast="0" w:name="_2u62obo0s66v" w:id="19"/>
-      <w:bookmarkEnd w:id="19"/>
+      <w:bookmarkStart w:colFirst="0" w:colLast="0" w:name="_2u62obo0s66v" w:id="28"/>
+      <w:bookmarkEnd w:id="28"/>
       <w:r>
         <w:br w:type="page"/>
       </w:r>
@@ -8665,8 +7351,8 @@
         <w:pStyle w:val="Heading1"/>
         <w:rPr/>
       </w:pPr>
-      <w:bookmarkStart w:colFirst="0" w:colLast="0" w:name="_iphmu751beh2" w:id="20"/>
-      <w:bookmarkEnd w:id="20"/>
+      <w:bookmarkStart w:colFirst="0" w:colLast="0" w:name="_iphmu751beh2" w:id="29"/>
+      <w:bookmarkEnd w:id="29"/>
       <w:r>
         <w:rPr>
           <w:rtl w:val="0"/>
@@ -9025,8 +7711,8 @@
         <w:pStyle w:val="Heading1"/>
         <w:rPr/>
       </w:pPr>
-      <w:bookmarkStart w:colFirst="0" w:colLast="0" w:name="_rvc89zvh03fj" w:id="21"/>
-      <w:bookmarkEnd w:id="21"/>
+      <w:bookmarkStart w:colFirst="0" w:colLast="0" w:name="_rvc89zvh03fj" w:id="30"/>
+      <w:bookmarkEnd w:id="30"/>
       <w:r>
         <w:rPr>
           <w:rtl w:val="0"/>
@@ -9241,8 +7927,8 @@
         <w:pStyle w:val="Heading1"/>
         <w:rPr/>
       </w:pPr>
-      <w:bookmarkStart w:colFirst="0" w:colLast="0" w:name="_cpwde1nf4gpb" w:id="22"/>
-      <w:bookmarkEnd w:id="22"/>
+      <w:bookmarkStart w:colFirst="0" w:colLast="0" w:name="_cpwde1nf4gpb" w:id="31"/>
+      <w:bookmarkEnd w:id="31"/>
       <w:r>
         <w:rPr>
           <w:rtl w:val="0"/>
@@ -9498,8 +8184,8 @@
         <w:pStyle w:val="Heading1"/>
         <w:rPr/>
       </w:pPr>
-      <w:bookmarkStart w:colFirst="0" w:colLast="0" w:name="_hweis36eey3b" w:id="23"/>
-      <w:bookmarkEnd w:id="23"/>
+      <w:bookmarkStart w:colFirst="0" w:colLast="0" w:name="_hweis36eey3b" w:id="32"/>
+      <w:bookmarkEnd w:id="32"/>
       <w:r>
         <w:rPr>
           <w:rtl w:val="0"/>
@@ -9512,8 +8198,8 @@
         <w:pStyle w:val="Heading2"/>
         <w:rPr/>
       </w:pPr>
-      <w:bookmarkStart w:colFirst="0" w:colLast="0" w:name="_tvrz3iup3yrs" w:id="24"/>
-      <w:bookmarkEnd w:id="24"/>
+      <w:bookmarkStart w:colFirst="0" w:colLast="0" w:name="_tvrz3iup3yrs" w:id="33"/>
+      <w:bookmarkEnd w:id="33"/>
       <w:r>
         <w:rPr>
           <w:rtl w:val="0"/>
@@ -9582,8 +8268,8 @@
         <w:pStyle w:val="Heading2"/>
         <w:rPr/>
       </w:pPr>
-      <w:bookmarkStart w:colFirst="0" w:colLast="0" w:name="_2co1mi1jjdle" w:id="25"/>
-      <w:bookmarkEnd w:id="25"/>
+      <w:bookmarkStart w:colFirst="0" w:colLast="0" w:name="_2co1mi1jjdle" w:id="34"/>
+      <w:bookmarkEnd w:id="34"/>
       <w:r>
         <w:rPr>
           <w:rtl w:val="0"/>
@@ -9839,8 +8525,8 @@
         <w:pStyle w:val="Heading1"/>
         <w:rPr/>
       </w:pPr>
-      <w:bookmarkStart w:colFirst="0" w:colLast="0" w:name="_tz8ez8otxg40" w:id="26"/>
-      <w:bookmarkEnd w:id="26"/>
+      <w:bookmarkStart w:colFirst="0" w:colLast="0" w:name="_tz8ez8otxg40" w:id="35"/>
+      <w:bookmarkEnd w:id="35"/>
       <w:r>
         <w:rPr>
           <w:rtl w:val="0"/>
@@ -9853,8 +8539,8 @@
         <w:pStyle w:val="Heading2"/>
         <w:rPr/>
       </w:pPr>
-      <w:bookmarkStart w:colFirst="0" w:colLast="0" w:name="_ue1hr2ma3f98" w:id="27"/>
-      <w:bookmarkEnd w:id="27"/>
+      <w:bookmarkStart w:colFirst="0" w:colLast="0" w:name="_ue1hr2ma3f98" w:id="36"/>
+      <w:bookmarkEnd w:id="36"/>
       <w:r>
         <w:rPr>
           <w:rtl w:val="0"/>
@@ -9923,8 +8609,8 @@
         <w:pStyle w:val="Heading2"/>
         <w:rPr/>
       </w:pPr>
-      <w:bookmarkStart w:colFirst="0" w:colLast="0" w:name="_tcgm70x9hatz" w:id="28"/>
-      <w:bookmarkEnd w:id="28"/>
+      <w:bookmarkStart w:colFirst="0" w:colLast="0" w:name="_tcgm70x9hatz" w:id="37"/>
+      <w:bookmarkEnd w:id="37"/>
       <w:r>
         <w:rPr>
           <w:rtl w:val="0"/>
@@ -10017,8 +8703,8 @@
         <w:pStyle w:val="Heading1"/>
         <w:rPr/>
       </w:pPr>
-      <w:bookmarkStart w:colFirst="0" w:colLast="0" w:name="_n9hh3c5i3csi" w:id="29"/>
-      <w:bookmarkEnd w:id="29"/>
+      <w:bookmarkStart w:colFirst="0" w:colLast="0" w:name="_n9hh3c5i3csi" w:id="38"/>
+      <w:bookmarkEnd w:id="38"/>
       <w:r>
         <w:rPr>
           <w:rtl w:val="0"/>
@@ -10031,8 +8717,8 @@
         <w:pStyle w:val="Heading2"/>
         <w:rPr/>
       </w:pPr>
-      <w:bookmarkStart w:colFirst="0" w:colLast="0" w:name="_t8qdkigxe27j" w:id="30"/>
-      <w:bookmarkEnd w:id="30"/>
+      <w:bookmarkStart w:colFirst="0" w:colLast="0" w:name="_t8qdkigxe27j" w:id="39"/>
+      <w:bookmarkEnd w:id="39"/>
       <w:r>
         <w:rPr>
           <w:rtl w:val="0"/>
@@ -10106,8 +8792,8 @@
         <w:pStyle w:val="Heading2"/>
         <w:rPr/>
       </w:pPr>
-      <w:bookmarkStart w:colFirst="0" w:colLast="0" w:name="_wom4755e183g" w:id="31"/>
-      <w:bookmarkEnd w:id="31"/>
+      <w:bookmarkStart w:colFirst="0" w:colLast="0" w:name="_wom4755e183g" w:id="40"/>
+      <w:bookmarkEnd w:id="40"/>
       <w:r>
         <w:rPr>
           <w:rtl w:val="0"/>
@@ -10200,8 +8886,8 @@
         <w:pStyle w:val="Heading1"/>
         <w:rPr/>
       </w:pPr>
-      <w:bookmarkStart w:colFirst="0" w:colLast="0" w:name="_vavkmtazyq9g" w:id="32"/>
-      <w:bookmarkEnd w:id="32"/>
+      <w:bookmarkStart w:colFirst="0" w:colLast="0" w:name="_vavkmtazyq9g" w:id="41"/>
+      <w:bookmarkEnd w:id="41"/>
       <w:r>
         <w:rPr>
           <w:rtl w:val="0"/>
@@ -10278,8 +8964,8 @@
         <w:pStyle w:val="Heading1"/>
         <w:rPr/>
       </w:pPr>
-      <w:bookmarkStart w:colFirst="0" w:colLast="0" w:name="_uylq3epsvta1" w:id="33"/>
-      <w:bookmarkEnd w:id="33"/>
+      <w:bookmarkStart w:colFirst="0" w:colLast="0" w:name="_uylq3epsvta1" w:id="42"/>
+      <w:bookmarkEnd w:id="42"/>
       <w:r>
         <w:rPr>
           <w:rtl w:val="0"/>

--- a/Task 1/HV_SRS.docx
+++ b/Task 1/HV_SRS.docx
@@ -792,7 +792,7 @@
             <wp:extent cx="2518590" cy="897531"/>
             <wp:effectExtent b="0" l="0" r="0" t="0"/>
             <wp:wrapNone/>
-            <wp:docPr descr="Logo_FUNIX_update_9102015_convert-01.png" id="7" name="image1.png"/>
+            <wp:docPr descr="Logo_FUNIX_update_9102015_convert-01.png" id="9" name="image1.png"/>
             <a:graphic>
               <a:graphicData uri="http://schemas.openxmlformats.org/drawingml/2006/picture">
                 <pic:pic>
@@ -877,7 +877,7 @@
     </w:p>
     <w:sdt>
       <w:sdtPr>
-        <w:id w:val="209480241"/>
+        <w:id w:val="-1583045220"/>
         <w:docPartObj>
           <w:docPartGallery w:val="Table of Contents"/>
           <w:docPartUnique w:val="1"/>
@@ -3984,14 +3984,14 @@
         <w:rPr/>
         <w:drawing>
           <wp:inline distB="114300" distT="114300" distL="114300" distR="114300">
-            <wp:extent cx="3929063" cy="8386786"/>
+            <wp:extent cx="5731200" cy="7772400"/>
             <wp:effectExtent b="0" l="0" r="0" t="0"/>
-            <wp:docPr id="8" name="image3.png"/>
+            <wp:docPr id="7" name="image2.png"/>
             <a:graphic>
               <a:graphicData uri="http://schemas.openxmlformats.org/drawingml/2006/picture">
                 <pic:pic>
                   <pic:nvPicPr>
-                    <pic:cNvPr id="0" name="image3.png"/>
+                    <pic:cNvPr id="0" name="image2.png"/>
                     <pic:cNvPicPr preferRelativeResize="0"/>
                   </pic:nvPicPr>
                   <pic:blipFill>
@@ -4004,7 +4004,7 @@
                   <pic:spPr>
                     <a:xfrm>
                       <a:off x="0" y="0"/>
-                      <a:ext cx="3929063" cy="8386786"/>
+                      <a:ext cx="5731200" cy="7772400"/>
                     </a:xfrm>
                     <a:prstGeom prst="rect"/>
                     <a:ln/>
@@ -5684,19 +5684,33 @@
       </w:pPr>
       <w:r>
         <w:rPr>
+          <w:rtl w:val="0"/>
+        </w:rPr>
+      </w:r>
+    </w:p>
+    <w:p>
+      <w:pPr>
+        <w:jc w:val="left"/>
+        <w:rPr>
+          <w:b w:val="1"/>
+          <w:bCs w:val="1"/>
+        </w:rPr>
+      </w:pPr>
+      <w:r>
+        <w:rPr>
           <w:b w:val="1"/>
           <w:bCs w:val="1"/>
         </w:rPr>
         <w:drawing>
           <wp:inline distB="114300" distT="114300" distL="114300" distR="114300">
-            <wp:extent cx="5731200" cy="5562600"/>
+            <wp:extent cx="6024563" cy="3917814"/>
             <wp:effectExtent b="0" l="0" r="0" t="0"/>
-            <wp:docPr id="9" name="image2.png"/>
+            <wp:docPr id="8" name="image3.png"/>
             <a:graphic>
               <a:graphicData uri="http://schemas.openxmlformats.org/drawingml/2006/picture">
                 <pic:pic>
                   <pic:nvPicPr>
-                    <pic:cNvPr id="0" name="image2.png"/>
+                    <pic:cNvPr id="0" name="image3.png"/>
                     <pic:cNvPicPr preferRelativeResize="0"/>
                   </pic:nvPicPr>
                   <pic:blipFill>
@@ -5709,7 +5723,7 @@
                   <pic:spPr>
                     <a:xfrm>
                       <a:off x="0" y="0"/>
-                      <a:ext cx="5731200" cy="5562600"/>
+                      <a:ext cx="6024563" cy="3917814"/>
                     </a:xfrm>
                     <a:prstGeom prst="rect"/>
                     <a:ln/>
@@ -5730,14 +5744,23 @@
       <w:pPr>
         <w:ind w:left="720" w:firstLine="0"/>
         <w:jc w:val="left"/>
-        <w:rPr>
-          <w:b w:val="1"/>
-          <w:bCs w:val="1"/>
-        </w:rPr>
+        <w:rPr/>
       </w:pPr>
       <w:r>
         <w:br w:type="page"/>
       </w:r>
+      <w:r>
+        <w:rPr>
+          <w:rtl w:val="0"/>
+        </w:rPr>
+      </w:r>
+    </w:p>
+    <w:p>
+      <w:pPr>
+        <w:ind w:left="720" w:firstLine="0"/>
+        <w:jc w:val="left"/>
+        <w:rPr/>
+      </w:pPr>
       <w:r>
         <w:rPr>
           <w:rtl w:val="0"/>
@@ -5780,56 +5803,49 @@
         <w:tblStyle w:val="Table1"/>
         <w:tblW w:w="8790.0" w:type="dxa"/>
         <w:jc w:val="left"/>
-        <w:tblBorders>
-          <w:top w:color="000000" w:space="0" w:sz="0" w:val="nil"/>
-          <w:left w:color="000000" w:space="0" w:sz="0" w:val="nil"/>
-          <w:bottom w:color="000000" w:space="0" w:sz="0" w:val="nil"/>
-          <w:right w:color="000000" w:space="0" w:sz="0" w:val="nil"/>
-          <w:insideH w:color="000000" w:space="0" w:sz="0" w:val="nil"/>
-          <w:insideV w:color="000000" w:space="0" w:sz="0" w:val="nil"/>
-        </w:tblBorders>
         <w:tblLayout w:type="fixed"/>
         <w:tblLook w:val="0600"/>
       </w:tblPr>
       <w:tblGrid>
-        <w:gridCol w:w="870"/>
-        <w:gridCol w:w="2265"/>
-        <w:gridCol w:w="3210"/>
-        <w:gridCol w:w="2445"/>
+        <w:gridCol w:w="885"/>
+        <w:gridCol w:w="1950"/>
+        <w:gridCol w:w="4290"/>
+        <w:gridCol w:w="1665"/>
         <w:tblGridChange w:id="0">
           <w:tblGrid>
-            <w:gridCol w:w="870"/>
-            <w:gridCol w:w="2265"/>
-            <w:gridCol w:w="3210"/>
-            <w:gridCol w:w="2445"/>
+            <w:gridCol w:w="885"/>
+            <w:gridCol w:w="1950"/>
+            <w:gridCol w:w="4290"/>
+            <w:gridCol w:w="1665"/>
           </w:tblGrid>
         </w:tblGridChange>
       </w:tblGrid>
       <w:tr>
         <w:trPr>
           <w:cantSplit w:val="0"/>
-          <w:trHeight w:val="1095" w:hRule="atLeast"/>
+          <w:trHeight w:val="1440" w:hRule="atLeast"/>
           <w:tblHeader w:val="0"/>
         </w:trPr>
         <w:tc>
           <w:tcPr>
             <w:tcBorders>
-              <w:top w:color="c4c7c5" w:space="0" w:sz="5" w:val="single"/>
-              <w:left w:color="c4c7c5" w:space="0" w:sz="5" w:val="single"/>
-              <w:bottom w:color="c4c7c5" w:space="0" w:sz="5" w:val="single"/>
-              <w:right w:color="c4c7c5" w:space="0" w:sz="5" w:val="single"/>
+              <w:top w:color="000000" w:space="0" w:sz="8" w:val="single"/>
+              <w:left w:color="000000" w:space="0" w:sz="8" w:val="single"/>
+              <w:bottom w:color="000000" w:space="0" w:sz="8" w:val="single"/>
+              <w:right w:color="000000" w:space="0" w:sz="8" w:val="single"/>
             </w:tcBorders>
+            <w:shd w:fill="auto" w:val="clear"/>
             <w:tcMar>
-              <w:top w:w="120.0" w:type="dxa"/>
+              <w:top w:w="100.0" w:type="dxa"/>
               <w:left w:w="180.0" w:type="dxa"/>
-              <w:bottom w:w="120.0" w:type="dxa"/>
+              <w:bottom w:w="100.0" w:type="dxa"/>
               <w:right w:w="180.0" w:type="dxa"/>
             </w:tcMar>
             <w:vAlign w:val="top"/>
           </w:tcPr>
           <w:p>
             <w:pPr>
-              <w:spacing w:after="480" w:before="0" w:line="276" w:lineRule="auto"/>
+              <w:spacing w:line="360" w:lineRule="auto"/>
               <w:jc w:val="left"/>
               <w:rPr/>
             </w:pPr>
@@ -5844,22 +5860,23 @@
         <w:tc>
           <w:tcPr>
             <w:tcBorders>
-              <w:top w:color="c4c7c5" w:space="0" w:sz="5" w:val="single"/>
-              <w:left w:color="c4c7c5" w:space="0" w:sz="5" w:val="single"/>
-              <w:bottom w:color="c4c7c5" w:space="0" w:sz="5" w:val="single"/>
-              <w:right w:color="c4c7c5" w:space="0" w:sz="5" w:val="single"/>
+              <w:top w:color="000000" w:space="0" w:sz="8" w:val="single"/>
+              <w:left w:color="000000" w:space="0" w:sz="8" w:val="single"/>
+              <w:bottom w:color="000000" w:space="0" w:sz="8" w:val="single"/>
+              <w:right w:color="000000" w:space="0" w:sz="8" w:val="single"/>
             </w:tcBorders>
+            <w:shd w:fill="auto" w:val="clear"/>
             <w:tcMar>
-              <w:top w:w="120.0" w:type="dxa"/>
+              <w:top w:w="100.0" w:type="dxa"/>
               <w:left w:w="180.0" w:type="dxa"/>
-              <w:bottom w:w="120.0" w:type="dxa"/>
+              <w:bottom w:w="100.0" w:type="dxa"/>
               <w:right w:w="180.0" w:type="dxa"/>
             </w:tcMar>
             <w:vAlign w:val="top"/>
           </w:tcPr>
           <w:p>
             <w:pPr>
-              <w:spacing w:after="480" w:before="0" w:line="276" w:lineRule="auto"/>
+              <w:spacing w:line="360" w:lineRule="auto"/>
               <w:jc w:val="left"/>
               <w:rPr/>
             </w:pPr>
@@ -5874,22 +5891,23 @@
         <w:tc>
           <w:tcPr>
             <w:tcBorders>
-              <w:top w:color="c4c7c5" w:space="0" w:sz="5" w:val="single"/>
-              <w:left w:color="c4c7c5" w:space="0" w:sz="5" w:val="single"/>
-              <w:bottom w:color="c4c7c5" w:space="0" w:sz="5" w:val="single"/>
-              <w:right w:color="c4c7c5" w:space="0" w:sz="5" w:val="single"/>
+              <w:top w:color="000000" w:space="0" w:sz="8" w:val="single"/>
+              <w:left w:color="000000" w:space="0" w:sz="8" w:val="single"/>
+              <w:bottom w:color="000000" w:space="0" w:sz="8" w:val="single"/>
+              <w:right w:color="000000" w:space="0" w:sz="8" w:val="single"/>
             </w:tcBorders>
+            <w:shd w:fill="auto" w:val="clear"/>
             <w:tcMar>
-              <w:top w:w="120.0" w:type="dxa"/>
+              <w:top w:w="100.0" w:type="dxa"/>
               <w:left w:w="180.0" w:type="dxa"/>
-              <w:bottom w:w="120.0" w:type="dxa"/>
+              <w:bottom w:w="100.0" w:type="dxa"/>
               <w:right w:w="180.0" w:type="dxa"/>
             </w:tcMar>
             <w:vAlign w:val="top"/>
           </w:tcPr>
           <w:p>
             <w:pPr>
-              <w:spacing w:after="480" w:before="0" w:line="276" w:lineRule="auto"/>
+              <w:spacing w:line="360" w:lineRule="auto"/>
               <w:jc w:val="left"/>
               <w:rPr/>
             </w:pPr>
@@ -5904,22 +5922,23 @@
         <w:tc>
           <w:tcPr>
             <w:tcBorders>
-              <w:top w:color="c4c7c5" w:space="0" w:sz="5" w:val="single"/>
-              <w:left w:color="c4c7c5" w:space="0" w:sz="5" w:val="single"/>
-              <w:bottom w:color="c4c7c5" w:space="0" w:sz="5" w:val="single"/>
-              <w:right w:color="c4c7c5" w:space="0" w:sz="5" w:val="single"/>
+              <w:top w:color="000000" w:space="0" w:sz="8" w:val="single"/>
+              <w:left w:color="000000" w:space="0" w:sz="8" w:val="single"/>
+              <w:bottom w:color="000000" w:space="0" w:sz="8" w:val="single"/>
+              <w:right w:color="000000" w:space="0" w:sz="8" w:val="single"/>
             </w:tcBorders>
+            <w:shd w:fill="auto" w:val="clear"/>
             <w:tcMar>
-              <w:top w:w="120.0" w:type="dxa"/>
+              <w:top w:w="100.0" w:type="dxa"/>
               <w:left w:w="180.0" w:type="dxa"/>
-              <w:bottom w:w="120.0" w:type="dxa"/>
+              <w:bottom w:w="100.0" w:type="dxa"/>
               <w:right w:w="180.0" w:type="dxa"/>
             </w:tcMar>
             <w:vAlign w:val="top"/>
           </w:tcPr>
           <w:p>
             <w:pPr>
-              <w:spacing w:after="480" w:before="0" w:line="276" w:lineRule="auto"/>
+              <w:spacing w:line="360" w:lineRule="auto"/>
               <w:jc w:val="left"/>
               <w:rPr/>
             </w:pPr>
@@ -5935,28 +5954,29 @@
       <w:tr>
         <w:trPr>
           <w:cantSplit w:val="0"/>
-          <w:trHeight w:val="90" w:hRule="atLeast"/>
+          <w:trHeight w:val="1440" w:hRule="atLeast"/>
           <w:tblHeader w:val="0"/>
         </w:trPr>
         <w:tc>
           <w:tcPr>
             <w:tcBorders>
-              <w:top w:color="c4c7c5" w:space="0" w:sz="5" w:val="single"/>
-              <w:left w:color="c4c7c5" w:space="0" w:sz="5" w:val="single"/>
-              <w:bottom w:color="c4c7c5" w:space="0" w:sz="5" w:val="single"/>
-              <w:right w:color="c4c7c5" w:space="0" w:sz="5" w:val="single"/>
+              <w:top w:color="000000" w:space="0" w:sz="8" w:val="single"/>
+              <w:left w:color="000000" w:space="0" w:sz="8" w:val="single"/>
+              <w:bottom w:color="000000" w:space="0" w:sz="8" w:val="single"/>
+              <w:right w:color="000000" w:space="0" w:sz="8" w:val="single"/>
             </w:tcBorders>
+            <w:shd w:fill="auto" w:val="clear"/>
             <w:tcMar>
-              <w:top w:w="120.0" w:type="dxa"/>
+              <w:top w:w="100.0" w:type="dxa"/>
               <w:left w:w="180.0" w:type="dxa"/>
-              <w:bottom w:w="120.0" w:type="dxa"/>
+              <w:bottom w:w="100.0" w:type="dxa"/>
               <w:right w:w="180.0" w:type="dxa"/>
             </w:tcMar>
             <w:vAlign w:val="top"/>
           </w:tcPr>
           <w:p>
             <w:pPr>
-              <w:spacing w:after="480" w:before="0" w:line="276" w:lineRule="auto"/>
+              <w:spacing w:line="360" w:lineRule="auto"/>
               <w:jc w:val="left"/>
               <w:rPr/>
             </w:pPr>
@@ -5971,22 +5991,23 @@
         <w:tc>
           <w:tcPr>
             <w:tcBorders>
-              <w:top w:color="c4c7c5" w:space="0" w:sz="5" w:val="single"/>
-              <w:left w:color="c4c7c5" w:space="0" w:sz="5" w:val="single"/>
-              <w:bottom w:color="c4c7c5" w:space="0" w:sz="5" w:val="single"/>
-              <w:right w:color="c4c7c5" w:space="0" w:sz="5" w:val="single"/>
+              <w:top w:color="000000" w:space="0" w:sz="8" w:val="single"/>
+              <w:left w:color="000000" w:space="0" w:sz="8" w:val="single"/>
+              <w:bottom w:color="000000" w:space="0" w:sz="8" w:val="single"/>
+              <w:right w:color="000000" w:space="0" w:sz="8" w:val="single"/>
             </w:tcBorders>
+            <w:shd w:fill="auto" w:val="clear"/>
             <w:tcMar>
-              <w:top w:w="120.0" w:type="dxa"/>
+              <w:top w:w="100.0" w:type="dxa"/>
               <w:left w:w="180.0" w:type="dxa"/>
-              <w:bottom w:w="120.0" w:type="dxa"/>
+              <w:bottom w:w="100.0" w:type="dxa"/>
               <w:right w:w="180.0" w:type="dxa"/>
             </w:tcMar>
             <w:vAlign w:val="top"/>
           </w:tcPr>
           <w:p>
             <w:pPr>
-              <w:spacing w:after="480" w:before="0" w:line="276" w:lineRule="auto"/>
+              <w:spacing w:line="360" w:lineRule="auto"/>
               <w:jc w:val="left"/>
               <w:rPr/>
             </w:pPr>
@@ -5994,29 +6015,30 @@
               <w:rPr>
                 <w:rtl w:val="0"/>
               </w:rPr>
-              <w:t xml:space="preserve">Màn hình chính (No User)</w:t>
+              <w:t xml:space="preserve">Màn hình Trang Chủ (Dò 1 vé số)</w:t>
             </w:r>
           </w:p>
         </w:tc>
         <w:tc>
           <w:tcPr>
             <w:tcBorders>
-              <w:top w:color="c4c7c5" w:space="0" w:sz="5" w:val="single"/>
-              <w:left w:color="c4c7c5" w:space="0" w:sz="5" w:val="single"/>
-              <w:bottom w:color="c4c7c5" w:space="0" w:sz="5" w:val="single"/>
-              <w:right w:color="c4c7c5" w:space="0" w:sz="5" w:val="single"/>
+              <w:top w:color="000000" w:space="0" w:sz="8" w:val="single"/>
+              <w:left w:color="000000" w:space="0" w:sz="8" w:val="single"/>
+              <w:bottom w:color="000000" w:space="0" w:sz="8" w:val="single"/>
+              <w:right w:color="000000" w:space="0" w:sz="8" w:val="single"/>
             </w:tcBorders>
+            <w:shd w:fill="auto" w:val="clear"/>
             <w:tcMar>
-              <w:top w:w="120.0" w:type="dxa"/>
+              <w:top w:w="100.0" w:type="dxa"/>
               <w:left w:w="180.0" w:type="dxa"/>
-              <w:bottom w:w="120.0" w:type="dxa"/>
+              <w:bottom w:w="100.0" w:type="dxa"/>
               <w:right w:w="180.0" w:type="dxa"/>
             </w:tcMar>
             <w:vAlign w:val="top"/>
           </w:tcPr>
           <w:p>
             <w:pPr>
-              <w:spacing w:after="480" w:before="0" w:line="276" w:lineRule="auto"/>
+              <w:spacing w:line="360" w:lineRule="auto"/>
               <w:jc w:val="left"/>
               <w:rPr/>
             </w:pPr>
@@ -6024,29 +6046,30 @@
               <w:rPr>
                 <w:rtl w:val="0"/>
               </w:rPr>
-              <w:t xml:space="preserve">Trang chủ công khai, cho phép tìm kiếm kết quả và truy cập đăng nhập.</w:t>
+              <w:t xml:space="preserve">Trang chủ công khai dành cho khách vãng lai (NO_USER). Cho phép dò nhanh 1 tờ vé số và click điều hướng sang Đăng nhập.</w:t>
             </w:r>
           </w:p>
         </w:tc>
         <w:tc>
           <w:tcPr>
             <w:tcBorders>
-              <w:top w:color="c4c7c5" w:space="0" w:sz="5" w:val="single"/>
-              <w:left w:color="c4c7c5" w:space="0" w:sz="5" w:val="single"/>
-              <w:bottom w:color="c4c7c5" w:space="0" w:sz="5" w:val="single"/>
-              <w:right w:color="c4c7c5" w:space="0" w:sz="5" w:val="single"/>
+              <w:top w:color="000000" w:space="0" w:sz="8" w:val="single"/>
+              <w:left w:color="000000" w:space="0" w:sz="8" w:val="single"/>
+              <w:bottom w:color="000000" w:space="0" w:sz="8" w:val="single"/>
+              <w:right w:color="000000" w:space="0" w:sz="8" w:val="single"/>
             </w:tcBorders>
+            <w:shd w:fill="auto" w:val="clear"/>
             <w:tcMar>
-              <w:top w:w="120.0" w:type="dxa"/>
+              <w:top w:w="100.0" w:type="dxa"/>
               <w:left w:w="180.0" w:type="dxa"/>
-              <w:bottom w:w="120.0" w:type="dxa"/>
+              <w:bottom w:w="100.0" w:type="dxa"/>
               <w:right w:w="180.0" w:type="dxa"/>
             </w:tcMar>
             <w:vAlign w:val="top"/>
           </w:tcPr>
           <w:p>
             <w:pPr>
-              <w:spacing w:after="480" w:before="0" w:line="276" w:lineRule="auto"/>
+              <w:spacing w:line="360" w:lineRule="auto"/>
               <w:jc w:val="left"/>
               <w:rPr/>
             </w:pPr>
@@ -6056,34 +6079,40 @@
               </w:rPr>
               <w:t xml:space="preserve">xskt.com.vn</w:t>
             </w:r>
+            <w:r>
+              <w:rPr>
+                <w:rtl w:val="0"/>
+              </w:rPr>
+            </w:r>
           </w:p>
         </w:tc>
       </w:tr>
       <w:tr>
         <w:trPr>
           <w:cantSplit w:val="0"/>
-          <w:trHeight w:val="1650" w:hRule="atLeast"/>
+          <w:trHeight w:val="1440" w:hRule="atLeast"/>
           <w:tblHeader w:val="0"/>
         </w:trPr>
         <w:tc>
           <w:tcPr>
             <w:tcBorders>
-              <w:top w:color="c4c7c5" w:space="0" w:sz="5" w:val="single"/>
-              <w:left w:color="c4c7c5" w:space="0" w:sz="5" w:val="single"/>
-              <w:bottom w:color="c4c7c5" w:space="0" w:sz="5" w:val="single"/>
-              <w:right w:color="c4c7c5" w:space="0" w:sz="5" w:val="single"/>
+              <w:top w:color="000000" w:space="0" w:sz="8" w:val="single"/>
+              <w:left w:color="000000" w:space="0" w:sz="8" w:val="single"/>
+              <w:bottom w:color="000000" w:space="0" w:sz="8" w:val="single"/>
+              <w:right w:color="000000" w:space="0" w:sz="8" w:val="single"/>
             </w:tcBorders>
+            <w:shd w:fill="auto" w:val="clear"/>
             <w:tcMar>
-              <w:top w:w="120.0" w:type="dxa"/>
+              <w:top w:w="100.0" w:type="dxa"/>
               <w:left w:w="180.0" w:type="dxa"/>
-              <w:bottom w:w="120.0" w:type="dxa"/>
+              <w:bottom w:w="100.0" w:type="dxa"/>
               <w:right w:w="180.0" w:type="dxa"/>
             </w:tcMar>
             <w:vAlign w:val="top"/>
           </w:tcPr>
           <w:p>
             <w:pPr>
-              <w:spacing w:after="480" w:before="0" w:line="276" w:lineRule="auto"/>
+              <w:spacing w:line="360" w:lineRule="auto"/>
               <w:jc w:val="left"/>
               <w:rPr/>
             </w:pPr>
@@ -6098,22 +6127,23 @@
         <w:tc>
           <w:tcPr>
             <w:tcBorders>
-              <w:top w:color="c4c7c5" w:space="0" w:sz="5" w:val="single"/>
-              <w:left w:color="c4c7c5" w:space="0" w:sz="5" w:val="single"/>
-              <w:bottom w:color="c4c7c5" w:space="0" w:sz="5" w:val="single"/>
-              <w:right w:color="c4c7c5" w:space="0" w:sz="5" w:val="single"/>
+              <w:top w:color="000000" w:space="0" w:sz="8" w:val="single"/>
+              <w:left w:color="000000" w:space="0" w:sz="8" w:val="single"/>
+              <w:bottom w:color="000000" w:space="0" w:sz="8" w:val="single"/>
+              <w:right w:color="000000" w:space="0" w:sz="8" w:val="single"/>
             </w:tcBorders>
+            <w:shd w:fill="auto" w:val="clear"/>
             <w:tcMar>
-              <w:top w:w="120.0" w:type="dxa"/>
+              <w:top w:w="100.0" w:type="dxa"/>
               <w:left w:w="180.0" w:type="dxa"/>
-              <w:bottom w:w="120.0" w:type="dxa"/>
+              <w:bottom w:w="100.0" w:type="dxa"/>
               <w:right w:w="180.0" w:type="dxa"/>
             </w:tcMar>
             <w:vAlign w:val="top"/>
           </w:tcPr>
           <w:p>
             <w:pPr>
-              <w:spacing w:after="480" w:before="0" w:line="276" w:lineRule="auto"/>
+              <w:spacing w:line="360" w:lineRule="auto"/>
               <w:jc w:val="left"/>
               <w:rPr/>
             </w:pPr>
@@ -6128,22 +6158,23 @@
         <w:tc>
           <w:tcPr>
             <w:tcBorders>
-              <w:top w:color="c4c7c5" w:space="0" w:sz="5" w:val="single"/>
-              <w:left w:color="c4c7c5" w:space="0" w:sz="5" w:val="single"/>
-              <w:bottom w:color="c4c7c5" w:space="0" w:sz="5" w:val="single"/>
-              <w:right w:color="c4c7c5" w:space="0" w:sz="5" w:val="single"/>
+              <w:top w:color="000000" w:space="0" w:sz="8" w:val="single"/>
+              <w:left w:color="000000" w:space="0" w:sz="8" w:val="single"/>
+              <w:bottom w:color="000000" w:space="0" w:sz="8" w:val="single"/>
+              <w:right w:color="000000" w:space="0" w:sz="8" w:val="single"/>
             </w:tcBorders>
+            <w:shd w:fill="auto" w:val="clear"/>
             <w:tcMar>
-              <w:top w:w="120.0" w:type="dxa"/>
+              <w:top w:w="100.0" w:type="dxa"/>
               <w:left w:w="180.0" w:type="dxa"/>
-              <w:bottom w:w="120.0" w:type="dxa"/>
+              <w:bottom w:w="100.0" w:type="dxa"/>
               <w:right w:w="180.0" w:type="dxa"/>
             </w:tcMar>
             <w:vAlign w:val="top"/>
           </w:tcPr>
           <w:p>
             <w:pPr>
-              <w:spacing w:after="480" w:before="0" w:line="276" w:lineRule="auto"/>
+              <w:spacing w:line="360" w:lineRule="auto"/>
               <w:jc w:val="left"/>
               <w:rPr/>
             </w:pPr>
@@ -6151,29 +6182,30 @@
               <w:rPr>
                 <w:rtl w:val="0"/>
               </w:rPr>
-              <w:t xml:space="preserve">Form xác thực vào hệ thống (Local/Social). Từ đây có thể chuyển sang Đăng ký hoặc Quên MK.</w:t>
+              <w:t xml:space="preserve">Giao diện để người dùng xác thực tài khoản qua hình thức nội bộ (Email/Mật khẩu) hoặc đăng nhập nhanh bằng Google/Facebook.</w:t>
             </w:r>
           </w:p>
         </w:tc>
         <w:tc>
           <w:tcPr>
             <w:tcBorders>
-              <w:top w:color="c4c7c5" w:space="0" w:sz="5" w:val="single"/>
-              <w:left w:color="c4c7c5" w:space="0" w:sz="5" w:val="single"/>
-              <w:bottom w:color="c4c7c5" w:space="0" w:sz="5" w:val="single"/>
-              <w:right w:color="c4c7c5" w:space="0" w:sz="5" w:val="single"/>
+              <w:top w:color="000000" w:space="0" w:sz="8" w:val="single"/>
+              <w:left w:color="000000" w:space="0" w:sz="8" w:val="single"/>
+              <w:bottom w:color="000000" w:space="0" w:sz="8" w:val="single"/>
+              <w:right w:color="000000" w:space="0" w:sz="8" w:val="single"/>
             </w:tcBorders>
+            <w:shd w:fill="auto" w:val="clear"/>
             <w:tcMar>
-              <w:top w:w="120.0" w:type="dxa"/>
+              <w:top w:w="100.0" w:type="dxa"/>
               <w:left w:w="180.0" w:type="dxa"/>
-              <w:bottom w:w="120.0" w:type="dxa"/>
+              <w:bottom w:w="100.0" w:type="dxa"/>
               <w:right w:w="180.0" w:type="dxa"/>
             </w:tcMar>
             <w:vAlign w:val="top"/>
           </w:tcPr>
           <w:p>
             <w:pPr>
-              <w:spacing w:after="480" w:before="0" w:line="276" w:lineRule="auto"/>
+              <w:spacing w:line="360" w:lineRule="auto"/>
               <w:jc w:val="left"/>
               <w:rPr/>
             </w:pPr>
@@ -6189,28 +6221,29 @@
       <w:tr>
         <w:trPr>
           <w:cantSplit w:val="0"/>
-          <w:trHeight w:val="1365" w:hRule="atLeast"/>
+          <w:trHeight w:val="810" w:hRule="atLeast"/>
           <w:tblHeader w:val="0"/>
         </w:trPr>
         <w:tc>
           <w:tcPr>
             <w:tcBorders>
-              <w:top w:color="c4c7c5" w:space="0" w:sz="5" w:val="single"/>
-              <w:left w:color="c4c7c5" w:space="0" w:sz="5" w:val="single"/>
-              <w:bottom w:color="c4c7c5" w:space="0" w:sz="5" w:val="single"/>
-              <w:right w:color="c4c7c5" w:space="0" w:sz="5" w:val="single"/>
+              <w:top w:color="000000" w:space="0" w:sz="8" w:val="single"/>
+              <w:left w:color="000000" w:space="0" w:sz="8" w:val="single"/>
+              <w:bottom w:color="000000" w:space="0" w:sz="8" w:val="single"/>
+              <w:right w:color="000000" w:space="0" w:sz="8" w:val="single"/>
             </w:tcBorders>
+            <w:shd w:fill="auto" w:val="clear"/>
             <w:tcMar>
-              <w:top w:w="120.0" w:type="dxa"/>
+              <w:top w:w="100.0" w:type="dxa"/>
               <w:left w:w="180.0" w:type="dxa"/>
-              <w:bottom w:w="120.0" w:type="dxa"/>
+              <w:bottom w:w="100.0" w:type="dxa"/>
               <w:right w:w="180.0" w:type="dxa"/>
             </w:tcMar>
             <w:vAlign w:val="top"/>
           </w:tcPr>
           <w:p>
             <w:pPr>
-              <w:spacing w:after="480" w:before="0" w:line="276" w:lineRule="auto"/>
+              <w:spacing w:line="360" w:lineRule="auto"/>
               <w:jc w:val="left"/>
               <w:rPr/>
             </w:pPr>
@@ -6225,22 +6258,23 @@
         <w:tc>
           <w:tcPr>
             <w:tcBorders>
-              <w:top w:color="c4c7c5" w:space="0" w:sz="5" w:val="single"/>
-              <w:left w:color="c4c7c5" w:space="0" w:sz="5" w:val="single"/>
-              <w:bottom w:color="c4c7c5" w:space="0" w:sz="5" w:val="single"/>
-              <w:right w:color="c4c7c5" w:space="0" w:sz="5" w:val="single"/>
+              <w:top w:color="000000" w:space="0" w:sz="8" w:val="single"/>
+              <w:left w:color="000000" w:space="0" w:sz="8" w:val="single"/>
+              <w:bottom w:color="000000" w:space="0" w:sz="8" w:val="single"/>
+              <w:right w:color="000000" w:space="0" w:sz="8" w:val="single"/>
             </w:tcBorders>
+            <w:shd w:fill="auto" w:val="clear"/>
             <w:tcMar>
-              <w:top w:w="120.0" w:type="dxa"/>
+              <w:top w:w="100.0" w:type="dxa"/>
               <w:left w:w="180.0" w:type="dxa"/>
-              <w:bottom w:w="120.0" w:type="dxa"/>
+              <w:bottom w:w="100.0" w:type="dxa"/>
               <w:right w:w="180.0" w:type="dxa"/>
             </w:tcMar>
             <w:vAlign w:val="top"/>
           </w:tcPr>
           <w:p>
             <w:pPr>
-              <w:spacing w:after="480" w:before="0" w:line="276" w:lineRule="auto"/>
+              <w:spacing w:line="360" w:lineRule="auto"/>
               <w:jc w:val="left"/>
               <w:rPr/>
             </w:pPr>
@@ -6248,29 +6282,30 @@
               <w:rPr>
                 <w:rtl w:val="0"/>
               </w:rPr>
-              <w:t xml:space="preserve">Màn hình Đăng ký / Quên MK</w:t>
+              <w:t xml:space="preserve">Màn hình Đăng ký</w:t>
             </w:r>
           </w:p>
         </w:tc>
         <w:tc>
           <w:tcPr>
             <w:tcBorders>
-              <w:top w:color="c4c7c5" w:space="0" w:sz="5" w:val="single"/>
-              <w:left w:color="c4c7c5" w:space="0" w:sz="5" w:val="single"/>
-              <w:bottom w:color="c4c7c5" w:space="0" w:sz="5" w:val="single"/>
-              <w:right w:color="c4c7c5" w:space="0" w:sz="5" w:val="single"/>
+              <w:top w:color="000000" w:space="0" w:sz="8" w:val="single"/>
+              <w:left w:color="000000" w:space="0" w:sz="8" w:val="single"/>
+              <w:bottom w:color="000000" w:space="0" w:sz="8" w:val="single"/>
+              <w:right w:color="000000" w:space="0" w:sz="8" w:val="single"/>
             </w:tcBorders>
+            <w:shd w:fill="auto" w:val="clear"/>
             <w:tcMar>
-              <w:top w:w="120.0" w:type="dxa"/>
+              <w:top w:w="100.0" w:type="dxa"/>
               <w:left w:w="180.0" w:type="dxa"/>
-              <w:bottom w:w="120.0" w:type="dxa"/>
+              <w:bottom w:w="100.0" w:type="dxa"/>
               <w:right w:w="180.0" w:type="dxa"/>
             </w:tcMar>
             <w:vAlign w:val="top"/>
           </w:tcPr>
           <w:p>
             <w:pPr>
-              <w:spacing w:after="480" w:before="0" w:line="276" w:lineRule="auto"/>
+              <w:spacing w:line="360" w:lineRule="auto"/>
               <w:jc w:val="left"/>
               <w:rPr/>
             </w:pPr>
@@ -6278,29 +6313,30 @@
               <w:rPr>
                 <w:rtl w:val="0"/>
               </w:rPr>
-              <w:t xml:space="preserve">Cung cấp form tạo tài khoản mới hoặc form nhận mã OTP để lấy lại mật khẩu.</w:t>
+              <w:t xml:space="preserve">Form cho phép khách vãng lai đăng ký tài khoản thành viên mới.</w:t>
             </w:r>
           </w:p>
         </w:tc>
         <w:tc>
           <w:tcPr>
             <w:tcBorders>
-              <w:top w:color="c4c7c5" w:space="0" w:sz="5" w:val="single"/>
-              <w:left w:color="c4c7c5" w:space="0" w:sz="5" w:val="single"/>
-              <w:bottom w:color="c4c7c5" w:space="0" w:sz="5" w:val="single"/>
-              <w:right w:color="c4c7c5" w:space="0" w:sz="5" w:val="single"/>
+              <w:top w:color="000000" w:space="0" w:sz="8" w:val="single"/>
+              <w:left w:color="000000" w:space="0" w:sz="8" w:val="single"/>
+              <w:bottom w:color="000000" w:space="0" w:sz="8" w:val="single"/>
+              <w:right w:color="000000" w:space="0" w:sz="8" w:val="single"/>
             </w:tcBorders>
+            <w:shd w:fill="auto" w:val="clear"/>
             <w:tcMar>
-              <w:top w:w="120.0" w:type="dxa"/>
+              <w:top w:w="100.0" w:type="dxa"/>
               <w:left w:w="180.0" w:type="dxa"/>
-              <w:bottom w:w="120.0" w:type="dxa"/>
+              <w:bottom w:w="100.0" w:type="dxa"/>
               <w:right w:w="180.0" w:type="dxa"/>
             </w:tcMar>
             <w:vAlign w:val="top"/>
           </w:tcPr>
           <w:p>
             <w:pPr>
-              <w:spacing w:after="480" w:before="0" w:line="276" w:lineRule="auto"/>
+              <w:spacing w:line="360" w:lineRule="auto"/>
               <w:jc w:val="left"/>
               <w:rPr/>
             </w:pPr>
@@ -6316,28 +6352,29 @@
       <w:tr>
         <w:trPr>
           <w:cantSplit w:val="0"/>
-          <w:trHeight w:val="1650" w:hRule="atLeast"/>
+          <w:trHeight w:val="1125" w:hRule="atLeast"/>
           <w:tblHeader w:val="0"/>
         </w:trPr>
         <w:tc>
           <w:tcPr>
             <w:tcBorders>
-              <w:top w:color="c4c7c5" w:space="0" w:sz="5" w:val="single"/>
-              <w:left w:color="c4c7c5" w:space="0" w:sz="5" w:val="single"/>
-              <w:bottom w:color="c4c7c5" w:space="0" w:sz="5" w:val="single"/>
-              <w:right w:color="c4c7c5" w:space="0" w:sz="5" w:val="single"/>
+              <w:top w:color="000000" w:space="0" w:sz="8" w:val="single"/>
+              <w:left w:color="000000" w:space="0" w:sz="8" w:val="single"/>
+              <w:bottom w:color="000000" w:space="0" w:sz="8" w:val="single"/>
+              <w:right w:color="000000" w:space="0" w:sz="8" w:val="single"/>
             </w:tcBorders>
+            <w:shd w:fill="auto" w:val="clear"/>
             <w:tcMar>
-              <w:top w:w="120.0" w:type="dxa"/>
+              <w:top w:w="100.0" w:type="dxa"/>
               <w:left w:w="180.0" w:type="dxa"/>
-              <w:bottom w:w="120.0" w:type="dxa"/>
+              <w:bottom w:w="100.0" w:type="dxa"/>
               <w:right w:w="180.0" w:type="dxa"/>
             </w:tcMar>
             <w:vAlign w:val="top"/>
           </w:tcPr>
           <w:p>
             <w:pPr>
-              <w:spacing w:after="480" w:before="0" w:line="276" w:lineRule="auto"/>
+              <w:spacing w:line="360" w:lineRule="auto"/>
               <w:jc w:val="left"/>
               <w:rPr/>
             </w:pPr>
@@ -6352,22 +6389,23 @@
         <w:tc>
           <w:tcPr>
             <w:tcBorders>
-              <w:top w:color="c4c7c5" w:space="0" w:sz="5" w:val="single"/>
-              <w:left w:color="c4c7c5" w:space="0" w:sz="5" w:val="single"/>
-              <w:bottom w:color="c4c7c5" w:space="0" w:sz="5" w:val="single"/>
-              <w:right w:color="c4c7c5" w:space="0" w:sz="5" w:val="single"/>
+              <w:top w:color="000000" w:space="0" w:sz="8" w:val="single"/>
+              <w:left w:color="000000" w:space="0" w:sz="8" w:val="single"/>
+              <w:bottom w:color="000000" w:space="0" w:sz="8" w:val="single"/>
+              <w:right w:color="000000" w:space="0" w:sz="8" w:val="single"/>
             </w:tcBorders>
+            <w:shd w:fill="auto" w:val="clear"/>
             <w:tcMar>
-              <w:top w:w="120.0" w:type="dxa"/>
+              <w:top w:w="100.0" w:type="dxa"/>
               <w:left w:w="180.0" w:type="dxa"/>
-              <w:bottom w:w="120.0" w:type="dxa"/>
+              <w:bottom w:w="100.0" w:type="dxa"/>
               <w:right w:w="180.0" w:type="dxa"/>
             </w:tcMar>
             <w:vAlign w:val="top"/>
           </w:tcPr>
           <w:p>
             <w:pPr>
-              <w:spacing w:after="480" w:before="0" w:line="276" w:lineRule="auto"/>
+              <w:spacing w:line="360" w:lineRule="auto"/>
               <w:jc w:val="left"/>
               <w:rPr/>
             </w:pPr>
@@ -6375,29 +6413,30 @@
               <w:rPr>
                 <w:rtl w:val="0"/>
               </w:rPr>
-              <w:t xml:space="preserve">Màn hình chính (User/Admin)</w:t>
+              <w:t xml:space="preserve">Màn hình Quên mật khẩu</w:t>
             </w:r>
           </w:p>
         </w:tc>
         <w:tc>
           <w:tcPr>
             <w:tcBorders>
-              <w:top w:color="c4c7c5" w:space="0" w:sz="5" w:val="single"/>
-              <w:left w:color="c4c7c5" w:space="0" w:sz="5" w:val="single"/>
-              <w:bottom w:color="c4c7c5" w:space="0" w:sz="5" w:val="single"/>
-              <w:right w:color="c4c7c5" w:space="0" w:sz="5" w:val="single"/>
+              <w:top w:color="000000" w:space="0" w:sz="8" w:val="single"/>
+              <w:left w:color="000000" w:space="0" w:sz="8" w:val="single"/>
+              <w:bottom w:color="000000" w:space="0" w:sz="8" w:val="single"/>
+              <w:right w:color="000000" w:space="0" w:sz="8" w:val="single"/>
             </w:tcBorders>
+            <w:shd w:fill="auto" w:val="clear"/>
             <w:tcMar>
-              <w:top w:w="120.0" w:type="dxa"/>
+              <w:top w:w="100.0" w:type="dxa"/>
               <w:left w:w="180.0" w:type="dxa"/>
-              <w:bottom w:w="120.0" w:type="dxa"/>
+              <w:bottom w:w="100.0" w:type="dxa"/>
               <w:right w:w="180.0" w:type="dxa"/>
             </w:tcMar>
             <w:vAlign w:val="top"/>
           </w:tcPr>
           <w:p>
             <w:pPr>
-              <w:spacing w:after="480" w:before="0" w:line="276" w:lineRule="auto"/>
+              <w:spacing w:line="360" w:lineRule="auto"/>
               <w:jc w:val="left"/>
               <w:rPr/>
             </w:pPr>
@@ -6405,29 +6444,30 @@
               <w:rPr>
                 <w:rtl w:val="0"/>
               </w:rPr>
-              <w:t xml:space="preserve">Trang chủ cho người dùng đã đăng nhập, tích hợp các tính năng tra cứu vé số cá nhân hóa.</w:t>
+              <w:t xml:space="preserve">Giao diện cho phép người dùng nhập Email, nhận mã OTP về hòm thư điện tử và thiết lập lại mật khẩu mới.</w:t>
             </w:r>
           </w:p>
         </w:tc>
         <w:tc>
           <w:tcPr>
             <w:tcBorders>
-              <w:top w:color="c4c7c5" w:space="0" w:sz="5" w:val="single"/>
-              <w:left w:color="c4c7c5" w:space="0" w:sz="5" w:val="single"/>
-              <w:bottom w:color="c4c7c5" w:space="0" w:sz="5" w:val="single"/>
-              <w:right w:color="c4c7c5" w:space="0" w:sz="5" w:val="single"/>
+              <w:top w:color="000000" w:space="0" w:sz="8" w:val="single"/>
+              <w:left w:color="000000" w:space="0" w:sz="8" w:val="single"/>
+              <w:bottom w:color="000000" w:space="0" w:sz="8" w:val="single"/>
+              <w:right w:color="000000" w:space="0" w:sz="8" w:val="single"/>
             </w:tcBorders>
+            <w:shd w:fill="auto" w:val="clear"/>
             <w:tcMar>
-              <w:top w:w="120.0" w:type="dxa"/>
+              <w:top w:w="100.0" w:type="dxa"/>
               <w:left w:w="180.0" w:type="dxa"/>
-              <w:bottom w:w="120.0" w:type="dxa"/>
+              <w:bottom w:w="100.0" w:type="dxa"/>
               <w:right w:w="180.0" w:type="dxa"/>
             </w:tcMar>
             <w:vAlign w:val="top"/>
           </w:tcPr>
           <w:p>
             <w:pPr>
-              <w:spacing w:after="480" w:before="0" w:line="276" w:lineRule="auto"/>
+              <w:spacing w:line="360" w:lineRule="auto"/>
               <w:jc w:val="left"/>
               <w:rPr/>
             </w:pPr>
@@ -6435,7 +6475,7 @@
               <w:rPr>
                 <w:rtl w:val="0"/>
               </w:rPr>
-              <w:t xml:space="preserve">Tự thiết kế</w:t>
+              <w:t xml:space="preserve">Mẫu chuẩn</w:t>
             </w:r>
           </w:p>
         </w:tc>
@@ -6443,28 +6483,29 @@
       <w:tr>
         <w:trPr>
           <w:cantSplit w:val="0"/>
-          <w:trHeight w:val="1365" w:hRule="atLeast"/>
+          <w:trHeight w:val="1440" w:hRule="atLeast"/>
           <w:tblHeader w:val="0"/>
         </w:trPr>
         <w:tc>
           <w:tcPr>
             <w:tcBorders>
-              <w:top w:color="c4c7c5" w:space="0" w:sz="5" w:val="single"/>
-              <w:left w:color="c4c7c5" w:space="0" w:sz="5" w:val="single"/>
-              <w:bottom w:color="c4c7c5" w:space="0" w:sz="5" w:val="single"/>
-              <w:right w:color="c4c7c5" w:space="0" w:sz="5" w:val="single"/>
+              <w:top w:color="000000" w:space="0" w:sz="8" w:val="single"/>
+              <w:left w:color="000000" w:space="0" w:sz="8" w:val="single"/>
+              <w:bottom w:color="000000" w:space="0" w:sz="8" w:val="single"/>
+              <w:right w:color="000000" w:space="0" w:sz="8" w:val="single"/>
             </w:tcBorders>
+            <w:shd w:fill="auto" w:val="clear"/>
             <w:tcMar>
-              <w:top w:w="120.0" w:type="dxa"/>
+              <w:top w:w="100.0" w:type="dxa"/>
               <w:left w:w="180.0" w:type="dxa"/>
-              <w:bottom w:w="120.0" w:type="dxa"/>
+              <w:bottom w:w="100.0" w:type="dxa"/>
               <w:right w:w="180.0" w:type="dxa"/>
             </w:tcMar>
             <w:vAlign w:val="top"/>
           </w:tcPr>
           <w:p>
             <w:pPr>
-              <w:spacing w:after="480" w:before="0" w:line="276" w:lineRule="auto"/>
+              <w:spacing w:line="360" w:lineRule="auto"/>
               <w:jc w:val="left"/>
               <w:rPr/>
             </w:pPr>
@@ -6479,22 +6520,23 @@
         <w:tc>
           <w:tcPr>
             <w:tcBorders>
-              <w:top w:color="c4c7c5" w:space="0" w:sz="5" w:val="single"/>
-              <w:left w:color="c4c7c5" w:space="0" w:sz="5" w:val="single"/>
-              <w:bottom w:color="c4c7c5" w:space="0" w:sz="5" w:val="single"/>
-              <w:right w:color="c4c7c5" w:space="0" w:sz="5" w:val="single"/>
+              <w:top w:color="000000" w:space="0" w:sz="8" w:val="single"/>
+              <w:left w:color="000000" w:space="0" w:sz="8" w:val="single"/>
+              <w:bottom w:color="000000" w:space="0" w:sz="8" w:val="single"/>
+              <w:right w:color="000000" w:space="0" w:sz="8" w:val="single"/>
             </w:tcBorders>
+            <w:shd w:fill="auto" w:val="clear"/>
             <w:tcMar>
-              <w:top w:w="120.0" w:type="dxa"/>
+              <w:top w:w="100.0" w:type="dxa"/>
               <w:left w:w="180.0" w:type="dxa"/>
-              <w:bottom w:w="120.0" w:type="dxa"/>
+              <w:bottom w:w="100.0" w:type="dxa"/>
               <w:right w:w="180.0" w:type="dxa"/>
             </w:tcMar>
             <w:vAlign w:val="top"/>
           </w:tcPr>
           <w:p>
             <w:pPr>
-              <w:spacing w:after="480" w:before="0" w:line="276" w:lineRule="auto"/>
+              <w:spacing w:line="360" w:lineRule="auto"/>
               <w:jc w:val="left"/>
               <w:rPr/>
             </w:pPr>
@@ -6502,29 +6544,30 @@
               <w:rPr>
                 <w:rtl w:val="0"/>
               </w:rPr>
-              <w:t xml:space="preserve">Dò 1 vé / Dò nhiều vé</w:t>
+              <w:t xml:space="preserve">Màn hình Trang Chủ (Dò nâng cao)</w:t>
             </w:r>
           </w:p>
         </w:tc>
         <w:tc>
           <w:tcPr>
             <w:tcBorders>
-              <w:top w:color="c4c7c5" w:space="0" w:sz="5" w:val="single"/>
-              <w:left w:color="c4c7c5" w:space="0" w:sz="5" w:val="single"/>
-              <w:bottom w:color="c4c7c5" w:space="0" w:sz="5" w:val="single"/>
-              <w:right w:color="c4c7c5" w:space="0" w:sz="5" w:val="single"/>
+              <w:top w:color="000000" w:space="0" w:sz="8" w:val="single"/>
+              <w:left w:color="000000" w:space="0" w:sz="8" w:val="single"/>
+              <w:bottom w:color="000000" w:space="0" w:sz="8" w:val="single"/>
+              <w:right w:color="000000" w:space="0" w:sz="8" w:val="single"/>
             </w:tcBorders>
+            <w:shd w:fill="auto" w:val="clear"/>
             <w:tcMar>
-              <w:top w:w="120.0" w:type="dxa"/>
+              <w:top w:w="100.0" w:type="dxa"/>
               <w:left w:w="180.0" w:type="dxa"/>
-              <w:bottom w:w="120.0" w:type="dxa"/>
+              <w:bottom w:w="100.0" w:type="dxa"/>
               <w:right w:w="180.0" w:type="dxa"/>
             </w:tcMar>
             <w:vAlign w:val="top"/>
           </w:tcPr>
           <w:p>
             <w:pPr>
-              <w:spacing w:after="480" w:before="0" w:line="276" w:lineRule="auto"/>
+              <w:spacing w:line="360" w:lineRule="auto"/>
               <w:jc w:val="left"/>
               <w:rPr/>
             </w:pPr>
@@ -6532,29 +6575,30 @@
               <w:rPr>
                 <w:rtl w:val="0"/>
               </w:rPr>
-              <w:t xml:space="preserve">Khu vực nhập liệu dãy số vé số (1 ô đối với dò thường, nhiều ô đối với dò hàng loạt).</w:t>
+              <w:t xml:space="preserve">Giao diện trang chủ sau khi đăng nhập thành công của USER và ADMIN. Cho phép thêm nhiều dòng để dò hàng loạt vé số cùng lúc.</w:t>
             </w:r>
           </w:p>
         </w:tc>
         <w:tc>
           <w:tcPr>
             <w:tcBorders>
-              <w:top w:color="c4c7c5" w:space="0" w:sz="5" w:val="single"/>
-              <w:left w:color="c4c7c5" w:space="0" w:sz="5" w:val="single"/>
-              <w:bottom w:color="c4c7c5" w:space="0" w:sz="5" w:val="single"/>
-              <w:right w:color="c4c7c5" w:space="0" w:sz="5" w:val="single"/>
+              <w:top w:color="000000" w:space="0" w:sz="8" w:val="single"/>
+              <w:left w:color="000000" w:space="0" w:sz="8" w:val="single"/>
+              <w:bottom w:color="000000" w:space="0" w:sz="8" w:val="single"/>
+              <w:right w:color="000000" w:space="0" w:sz="8" w:val="single"/>
             </w:tcBorders>
+            <w:shd w:fill="auto" w:val="clear"/>
             <w:tcMar>
-              <w:top w:w="120.0" w:type="dxa"/>
+              <w:top w:w="100.0" w:type="dxa"/>
               <w:left w:w="180.0" w:type="dxa"/>
-              <w:bottom w:w="120.0" w:type="dxa"/>
+              <w:bottom w:w="100.0" w:type="dxa"/>
               <w:right w:w="180.0" w:type="dxa"/>
             </w:tcMar>
             <w:vAlign w:val="top"/>
           </w:tcPr>
           <w:p>
             <w:pPr>
-              <w:spacing w:after="480" w:before="0" w:line="276" w:lineRule="auto"/>
+              <w:spacing w:line="360" w:lineRule="auto"/>
               <w:jc w:val="left"/>
               <w:rPr/>
             </w:pPr>
@@ -6564,34 +6608,40 @@
               </w:rPr>
               <w:t xml:space="preserve">xskt.com.vn/do-ve-so</w:t>
             </w:r>
+            <w:r>
+              <w:rPr>
+                <w:rtl w:val="0"/>
+              </w:rPr>
+            </w:r>
           </w:p>
         </w:tc>
       </w:tr>
       <w:tr>
         <w:trPr>
           <w:cantSplit w:val="0"/>
-          <w:trHeight w:val="1650" w:hRule="atLeast"/>
+          <w:trHeight w:val="1125" w:hRule="atLeast"/>
           <w:tblHeader w:val="0"/>
         </w:trPr>
         <w:tc>
           <w:tcPr>
             <w:tcBorders>
-              <w:top w:color="c4c7c5" w:space="0" w:sz="5" w:val="single"/>
-              <w:left w:color="c4c7c5" w:space="0" w:sz="5" w:val="single"/>
-              <w:bottom w:color="c4c7c5" w:space="0" w:sz="5" w:val="single"/>
-              <w:right w:color="c4c7c5" w:space="0" w:sz="5" w:val="single"/>
+              <w:top w:color="000000" w:space="0" w:sz="8" w:val="single"/>
+              <w:left w:color="000000" w:space="0" w:sz="8" w:val="single"/>
+              <w:bottom w:color="000000" w:space="0" w:sz="8" w:val="single"/>
+              <w:right w:color="000000" w:space="0" w:sz="8" w:val="single"/>
             </w:tcBorders>
+            <w:shd w:fill="auto" w:val="clear"/>
             <w:tcMar>
-              <w:top w:w="120.0" w:type="dxa"/>
+              <w:top w:w="100.0" w:type="dxa"/>
               <w:left w:w="180.0" w:type="dxa"/>
-              <w:bottom w:w="120.0" w:type="dxa"/>
+              <w:bottom w:w="100.0" w:type="dxa"/>
               <w:right w:w="180.0" w:type="dxa"/>
             </w:tcMar>
             <w:vAlign w:val="top"/>
           </w:tcPr>
           <w:p>
             <w:pPr>
-              <w:spacing w:after="480" w:before="0" w:line="276" w:lineRule="auto"/>
+              <w:spacing w:line="360" w:lineRule="auto"/>
               <w:jc w:val="left"/>
               <w:rPr/>
             </w:pPr>
@@ -6606,22 +6656,23 @@
         <w:tc>
           <w:tcPr>
             <w:tcBorders>
-              <w:top w:color="c4c7c5" w:space="0" w:sz="5" w:val="single"/>
-              <w:left w:color="c4c7c5" w:space="0" w:sz="5" w:val="single"/>
-              <w:bottom w:color="c4c7c5" w:space="0" w:sz="5" w:val="single"/>
-              <w:right w:color="c4c7c5" w:space="0" w:sz="5" w:val="single"/>
+              <w:top w:color="000000" w:space="0" w:sz="8" w:val="single"/>
+              <w:left w:color="000000" w:space="0" w:sz="8" w:val="single"/>
+              <w:bottom w:color="000000" w:space="0" w:sz="8" w:val="single"/>
+              <w:right w:color="000000" w:space="0" w:sz="8" w:val="single"/>
             </w:tcBorders>
+            <w:shd w:fill="auto" w:val="clear"/>
             <w:tcMar>
-              <w:top w:w="120.0" w:type="dxa"/>
+              <w:top w:w="100.0" w:type="dxa"/>
               <w:left w:w="180.0" w:type="dxa"/>
-              <w:bottom w:w="120.0" w:type="dxa"/>
+              <w:bottom w:w="100.0" w:type="dxa"/>
               <w:right w:w="180.0" w:type="dxa"/>
             </w:tcMar>
             <w:vAlign w:val="top"/>
           </w:tcPr>
           <w:p>
             <w:pPr>
-              <w:spacing w:after="480" w:before="0" w:line="276" w:lineRule="auto"/>
+              <w:spacing w:line="360" w:lineRule="auto"/>
               <w:jc w:val="left"/>
               <w:rPr/>
             </w:pPr>
@@ -6629,29 +6680,30 @@
               <w:rPr>
                 <w:rtl w:val="0"/>
               </w:rPr>
-              <w:t xml:space="preserve">Kết quả vé số</w:t>
+              <w:t xml:space="preserve">Màn hình Thông tin của tôi</w:t>
             </w:r>
           </w:p>
         </w:tc>
         <w:tc>
           <w:tcPr>
             <w:tcBorders>
-              <w:top w:color="c4c7c5" w:space="0" w:sz="5" w:val="single"/>
-              <w:left w:color="c4c7c5" w:space="0" w:sz="5" w:val="single"/>
-              <w:bottom w:color="c4c7c5" w:space="0" w:sz="5" w:val="single"/>
-              <w:right w:color="c4c7c5" w:space="0" w:sz="5" w:val="single"/>
+              <w:top w:color="000000" w:space="0" w:sz="8" w:val="single"/>
+              <w:left w:color="000000" w:space="0" w:sz="8" w:val="single"/>
+              <w:bottom w:color="000000" w:space="0" w:sz="8" w:val="single"/>
+              <w:right w:color="000000" w:space="0" w:sz="8" w:val="single"/>
             </w:tcBorders>
+            <w:shd w:fill="auto" w:val="clear"/>
             <w:tcMar>
-              <w:top w:w="120.0" w:type="dxa"/>
+              <w:top w:w="100.0" w:type="dxa"/>
               <w:left w:w="180.0" w:type="dxa"/>
-              <w:bottom w:w="120.0" w:type="dxa"/>
+              <w:bottom w:w="100.0" w:type="dxa"/>
               <w:right w:w="180.0" w:type="dxa"/>
             </w:tcMar>
             <w:vAlign w:val="top"/>
           </w:tcPr>
           <w:p>
             <w:pPr>
-              <w:spacing w:after="480" w:before="0" w:line="276" w:lineRule="auto"/>
+              <w:spacing w:line="360" w:lineRule="auto"/>
               <w:jc w:val="left"/>
               <w:rPr/>
             </w:pPr>
@@ -6659,156 +6711,30 @@
               <w:rPr>
                 <w:rtl w:val="0"/>
               </w:rPr>
-              <w:t xml:space="preserve">Màn hình dùng chung để hiển thị hiệu ứng lật mở giải thưởng, câu bình phẩm và tổng tiền trúng.</w:t>
+              <w:t xml:space="preserve">Khu vực cá nhân hiển thị thông tin tài khoản, cho phép thực hiện đổi mật khẩu và liên kết sang trang lịch sử.</w:t>
             </w:r>
           </w:p>
         </w:tc>
         <w:tc>
           <w:tcPr>
             <w:tcBorders>
-              <w:top w:color="c4c7c5" w:space="0" w:sz="5" w:val="single"/>
-              <w:left w:color="c4c7c5" w:space="0" w:sz="5" w:val="single"/>
-              <w:bottom w:color="c4c7c5" w:space="0" w:sz="5" w:val="single"/>
-              <w:right w:color="c4c7c5" w:space="0" w:sz="5" w:val="single"/>
+              <w:top w:color="000000" w:space="0" w:sz="8" w:val="single"/>
+              <w:left w:color="000000" w:space="0" w:sz="8" w:val="single"/>
+              <w:bottom w:color="000000" w:space="0" w:sz="8" w:val="single"/>
+              <w:right w:color="000000" w:space="0" w:sz="8" w:val="single"/>
             </w:tcBorders>
+            <w:shd w:fill="auto" w:val="clear"/>
             <w:tcMar>
-              <w:top w:w="120.0" w:type="dxa"/>
+              <w:top w:w="100.0" w:type="dxa"/>
               <w:left w:w="180.0" w:type="dxa"/>
-              <w:bottom w:w="120.0" w:type="dxa"/>
+              <w:bottom w:w="100.0" w:type="dxa"/>
               <w:right w:w="180.0" w:type="dxa"/>
             </w:tcMar>
             <w:vAlign w:val="top"/>
           </w:tcPr>
           <w:p>
             <w:pPr>
-              <w:spacing w:after="480" w:before="0" w:line="276" w:lineRule="auto"/>
-              <w:jc w:val="left"/>
-              <w:rPr/>
-            </w:pPr>
-            <w:r>
-              <w:rPr>
-                <w:rtl w:val="0"/>
-              </w:rPr>
-              <w:t xml:space="preserve">Cảm hứng Gamification</w:t>
-            </w:r>
-          </w:p>
-        </w:tc>
-      </w:tr>
-      <w:tr>
-        <w:trPr>
-          <w:cantSplit w:val="0"/>
-          <w:trHeight w:val="1365" w:hRule="atLeast"/>
-          <w:tblHeader w:val="0"/>
-        </w:trPr>
-        <w:tc>
-          <w:tcPr>
-            <w:tcBorders>
-              <w:top w:color="c4c7c5" w:space="0" w:sz="5" w:val="single"/>
-              <w:left w:color="c4c7c5" w:space="0" w:sz="5" w:val="single"/>
-              <w:bottom w:color="c4c7c5" w:space="0" w:sz="5" w:val="single"/>
-              <w:right w:color="c4c7c5" w:space="0" w:sz="5" w:val="single"/>
-            </w:tcBorders>
-            <w:tcMar>
-              <w:top w:w="120.0" w:type="dxa"/>
-              <w:left w:w="180.0" w:type="dxa"/>
-              <w:bottom w:w="120.0" w:type="dxa"/>
-              <w:right w:w="180.0" w:type="dxa"/>
-            </w:tcMar>
-            <w:vAlign w:val="top"/>
-          </w:tcPr>
-          <w:p>
-            <w:pPr>
-              <w:spacing w:after="480" w:before="0" w:line="276" w:lineRule="auto"/>
-              <w:jc w:val="left"/>
-              <w:rPr/>
-            </w:pPr>
-            <w:r>
-              <w:rPr>
-                <w:rtl w:val="0"/>
-              </w:rPr>
-              <w:t xml:space="preserve">7</w:t>
-            </w:r>
-          </w:p>
-        </w:tc>
-        <w:tc>
-          <w:tcPr>
-            <w:tcBorders>
-              <w:top w:color="c4c7c5" w:space="0" w:sz="5" w:val="single"/>
-              <w:left w:color="c4c7c5" w:space="0" w:sz="5" w:val="single"/>
-              <w:bottom w:color="c4c7c5" w:space="0" w:sz="5" w:val="single"/>
-              <w:right w:color="c4c7c5" w:space="0" w:sz="5" w:val="single"/>
-            </w:tcBorders>
-            <w:tcMar>
-              <w:top w:w="120.0" w:type="dxa"/>
-              <w:left w:w="180.0" w:type="dxa"/>
-              <w:bottom w:w="120.0" w:type="dxa"/>
-              <w:right w:w="180.0" w:type="dxa"/>
-            </w:tcMar>
-            <w:vAlign w:val="top"/>
-          </w:tcPr>
-          <w:p>
-            <w:pPr>
-              <w:spacing w:after="480" w:before="0" w:line="276" w:lineRule="auto"/>
-              <w:jc w:val="left"/>
-              <w:rPr/>
-            </w:pPr>
-            <w:r>
-              <w:rPr>
-                <w:rtl w:val="0"/>
-              </w:rPr>
-              <w:t xml:space="preserve">Màn hình quản lý tài khoản</w:t>
-            </w:r>
-          </w:p>
-        </w:tc>
-        <w:tc>
-          <w:tcPr>
-            <w:tcBorders>
-              <w:top w:color="c4c7c5" w:space="0" w:sz="5" w:val="single"/>
-              <w:left w:color="c4c7c5" w:space="0" w:sz="5" w:val="single"/>
-              <w:bottom w:color="c4c7c5" w:space="0" w:sz="5" w:val="single"/>
-              <w:right w:color="c4c7c5" w:space="0" w:sz="5" w:val="single"/>
-            </w:tcBorders>
-            <w:tcMar>
-              <w:top w:w="120.0" w:type="dxa"/>
-              <w:left w:w="180.0" w:type="dxa"/>
-              <w:bottom w:w="120.0" w:type="dxa"/>
-              <w:right w:w="180.0" w:type="dxa"/>
-            </w:tcMar>
-            <w:vAlign w:val="top"/>
-          </w:tcPr>
-          <w:p>
-            <w:pPr>
-              <w:spacing w:after="480" w:before="0" w:line="276" w:lineRule="auto"/>
-              <w:jc w:val="left"/>
-              <w:rPr/>
-            </w:pPr>
-            <w:r>
-              <w:rPr>
-                <w:rtl w:val="0"/>
-              </w:rPr>
-              <w:t xml:space="preserve">Khu vực cá nhân hóa chứa thông tin hồ sơ, lịch sử, thống kê và cấu hình bảo mật.</w:t>
-            </w:r>
-          </w:p>
-        </w:tc>
-        <w:tc>
-          <w:tcPr>
-            <w:tcBorders>
-              <w:top w:color="c4c7c5" w:space="0" w:sz="5" w:val="single"/>
-              <w:left w:color="c4c7c5" w:space="0" w:sz="5" w:val="single"/>
-              <w:bottom w:color="c4c7c5" w:space="0" w:sz="5" w:val="single"/>
-              <w:right w:color="c4c7c5" w:space="0" w:sz="5" w:val="single"/>
-            </w:tcBorders>
-            <w:tcMar>
-              <w:top w:w="120.0" w:type="dxa"/>
-              <w:left w:w="180.0" w:type="dxa"/>
-              <w:bottom w:w="120.0" w:type="dxa"/>
-              <w:right w:w="180.0" w:type="dxa"/>
-            </w:tcMar>
-            <w:vAlign w:val="top"/>
-          </w:tcPr>
-          <w:p>
-            <w:pPr>
-              <w:spacing w:after="480" w:before="0" w:line="276" w:lineRule="auto"/>
+              <w:spacing w:line="360" w:lineRule="auto"/>
               <w:jc w:val="left"/>
               <w:rPr/>
             </w:pPr>
@@ -6824,28 +6750,165 @@
       <w:tr>
         <w:trPr>
           <w:cantSplit w:val="0"/>
-          <w:trHeight w:val="1365" w:hRule="atLeast"/>
+          <w:trHeight w:val="1440" w:hRule="atLeast"/>
           <w:tblHeader w:val="0"/>
         </w:trPr>
         <w:tc>
           <w:tcPr>
             <w:tcBorders>
-              <w:top w:color="c4c7c5" w:space="0" w:sz="5" w:val="single"/>
-              <w:left w:color="c4c7c5" w:space="0" w:sz="5" w:val="single"/>
-              <w:bottom w:color="c4c7c5" w:space="0" w:sz="5" w:val="single"/>
-              <w:right w:color="c4c7c5" w:space="0" w:sz="5" w:val="single"/>
+              <w:top w:color="000000" w:space="0" w:sz="8" w:val="single"/>
+              <w:left w:color="000000" w:space="0" w:sz="8" w:val="single"/>
+              <w:bottom w:color="000000" w:space="0" w:sz="8" w:val="single"/>
+              <w:right w:color="000000" w:space="0" w:sz="8" w:val="single"/>
             </w:tcBorders>
+            <w:shd w:fill="auto" w:val="clear"/>
             <w:tcMar>
-              <w:top w:w="120.0" w:type="dxa"/>
+              <w:top w:w="100.0" w:type="dxa"/>
               <w:left w:w="180.0" w:type="dxa"/>
-              <w:bottom w:w="120.0" w:type="dxa"/>
+              <w:bottom w:w="100.0" w:type="dxa"/>
               <w:right w:w="180.0" w:type="dxa"/>
             </w:tcMar>
             <w:vAlign w:val="top"/>
           </w:tcPr>
           <w:p>
             <w:pPr>
-              <w:spacing w:after="480" w:before="0" w:line="276" w:lineRule="auto"/>
+              <w:spacing w:line="360" w:lineRule="auto"/>
+              <w:jc w:val="left"/>
+              <w:rPr/>
+            </w:pPr>
+            <w:r>
+              <w:rPr>
+                <w:rtl w:val="0"/>
+              </w:rPr>
+              <w:t xml:space="preserve">7</w:t>
+            </w:r>
+          </w:p>
+        </w:tc>
+        <w:tc>
+          <w:tcPr>
+            <w:tcBorders>
+              <w:top w:color="000000" w:space="0" w:sz="8" w:val="single"/>
+              <w:left w:color="000000" w:space="0" w:sz="8" w:val="single"/>
+              <w:bottom w:color="000000" w:space="0" w:sz="8" w:val="single"/>
+              <w:right w:color="000000" w:space="0" w:sz="8" w:val="single"/>
+            </w:tcBorders>
+            <w:shd w:fill="auto" w:val="clear"/>
+            <w:tcMar>
+              <w:top w:w="100.0" w:type="dxa"/>
+              <w:left w:w="180.0" w:type="dxa"/>
+              <w:bottom w:w="100.0" w:type="dxa"/>
+              <w:right w:w="180.0" w:type="dxa"/>
+            </w:tcMar>
+            <w:vAlign w:val="top"/>
+          </w:tcPr>
+          <w:p>
+            <w:pPr>
+              <w:spacing w:line="360" w:lineRule="auto"/>
+              <w:jc w:val="left"/>
+              <w:rPr/>
+            </w:pPr>
+            <w:r>
+              <w:rPr>
+                <w:rtl w:val="0"/>
+              </w:rPr>
+              <w:t xml:space="preserve">Màn hình Lịch sử, thống kê</w:t>
+            </w:r>
+          </w:p>
+        </w:tc>
+        <w:tc>
+          <w:tcPr>
+            <w:tcBorders>
+              <w:top w:color="000000" w:space="0" w:sz="8" w:val="single"/>
+              <w:left w:color="000000" w:space="0" w:sz="8" w:val="single"/>
+              <w:bottom w:color="000000" w:space="0" w:sz="8" w:val="single"/>
+              <w:right w:color="000000" w:space="0" w:sz="8" w:val="single"/>
+            </w:tcBorders>
+            <w:shd w:fill="auto" w:val="clear"/>
+            <w:tcMar>
+              <w:top w:w="100.0" w:type="dxa"/>
+              <w:left w:w="180.0" w:type="dxa"/>
+              <w:bottom w:w="100.0" w:type="dxa"/>
+              <w:right w:w="180.0" w:type="dxa"/>
+            </w:tcMar>
+            <w:vAlign w:val="top"/>
+          </w:tcPr>
+          <w:p>
+            <w:pPr>
+              <w:spacing w:line="360" w:lineRule="auto"/>
+              <w:jc w:val="left"/>
+              <w:rPr/>
+            </w:pPr>
+            <w:r>
+              <w:rPr>
+                <w:rtl w:val="0"/>
+              </w:rPr>
+              <w:t xml:space="preserve">Hiển thị danh sách các lần dò vé cũ và biểu đồ phân tích trực quan số tiền đã chi tiêu so với số tiền đã trúng giải.</w:t>
+            </w:r>
+          </w:p>
+        </w:tc>
+        <w:tc>
+          <w:tcPr>
+            <w:tcBorders>
+              <w:top w:color="000000" w:space="0" w:sz="8" w:val="single"/>
+              <w:left w:color="000000" w:space="0" w:sz="8" w:val="single"/>
+              <w:bottom w:color="000000" w:space="0" w:sz="8" w:val="single"/>
+              <w:right w:color="000000" w:space="0" w:sz="8" w:val="single"/>
+            </w:tcBorders>
+            <w:shd w:fill="auto" w:val="clear"/>
+            <w:tcMar>
+              <w:top w:w="100.0" w:type="dxa"/>
+              <w:left w:w="180.0" w:type="dxa"/>
+              <w:bottom w:w="100.0" w:type="dxa"/>
+              <w:right w:w="180.0" w:type="dxa"/>
+            </w:tcMar>
+            <w:vAlign w:val="top"/>
+          </w:tcPr>
+          <w:p>
+            <w:pPr>
+              <w:spacing w:line="360" w:lineRule="auto"/>
+              <w:jc w:val="left"/>
+              <w:rPr/>
+            </w:pPr>
+            <w:r>
+              <w:rPr>
+                <w:rtl w:val="0"/>
+              </w:rPr>
+              <w:t xml:space="preserve">minhngoc.net.vn</w:t>
+            </w:r>
+            <w:r>
+              <w:rPr>
+                <w:rtl w:val="0"/>
+              </w:rPr>
+            </w:r>
+          </w:p>
+        </w:tc>
+      </w:tr>
+      <w:tr>
+        <w:trPr>
+          <w:cantSplit w:val="0"/>
+          <w:trHeight w:val="1440" w:hRule="atLeast"/>
+          <w:tblHeader w:val="0"/>
+        </w:trPr>
+        <w:tc>
+          <w:tcPr>
+            <w:tcBorders>
+              <w:top w:color="000000" w:space="0" w:sz="8" w:val="single"/>
+              <w:left w:color="000000" w:space="0" w:sz="8" w:val="single"/>
+              <w:bottom w:color="000000" w:space="0" w:sz="8" w:val="single"/>
+              <w:right w:color="000000" w:space="0" w:sz="8" w:val="single"/>
+            </w:tcBorders>
+            <w:shd w:fill="auto" w:val="clear"/>
+            <w:tcMar>
+              <w:top w:w="100.0" w:type="dxa"/>
+              <w:left w:w="180.0" w:type="dxa"/>
+              <w:bottom w:w="100.0" w:type="dxa"/>
+              <w:right w:w="180.0" w:type="dxa"/>
+            </w:tcMar>
+            <w:vAlign w:val="top"/>
+          </w:tcPr>
+          <w:p>
+            <w:pPr>
+              <w:spacing w:line="360" w:lineRule="auto"/>
               <w:jc w:val="left"/>
               <w:rPr/>
             </w:pPr>
@@ -6860,22 +6923,23 @@
         <w:tc>
           <w:tcPr>
             <w:tcBorders>
-              <w:top w:color="c4c7c5" w:space="0" w:sz="5" w:val="single"/>
-              <w:left w:color="c4c7c5" w:space="0" w:sz="5" w:val="single"/>
-              <w:bottom w:color="c4c7c5" w:space="0" w:sz="5" w:val="single"/>
-              <w:right w:color="c4c7c5" w:space="0" w:sz="5" w:val="single"/>
+              <w:top w:color="000000" w:space="0" w:sz="8" w:val="single"/>
+              <w:left w:color="000000" w:space="0" w:sz="8" w:val="single"/>
+              <w:bottom w:color="000000" w:space="0" w:sz="8" w:val="single"/>
+              <w:right w:color="000000" w:space="0" w:sz="8" w:val="single"/>
             </w:tcBorders>
+            <w:shd w:fill="auto" w:val="clear"/>
             <w:tcMar>
-              <w:top w:w="120.0" w:type="dxa"/>
+              <w:top w:w="100.0" w:type="dxa"/>
               <w:left w:w="180.0" w:type="dxa"/>
-              <w:bottom w:w="120.0" w:type="dxa"/>
+              <w:bottom w:w="100.0" w:type="dxa"/>
               <w:right w:w="180.0" w:type="dxa"/>
             </w:tcMar>
             <w:vAlign w:val="top"/>
           </w:tcPr>
           <w:p>
             <w:pPr>
-              <w:spacing w:after="480" w:before="0" w:line="276" w:lineRule="auto"/>
+              <w:spacing w:line="360" w:lineRule="auto"/>
               <w:jc w:val="left"/>
               <w:rPr/>
             </w:pPr>
@@ -6883,29 +6947,30 @@
               <w:rPr>
                 <w:rtl w:val="0"/>
               </w:rPr>
-              <w:t xml:space="preserve">Lịch sử / Thống kê</w:t>
+              <w:t xml:space="preserve">Màn hình Quản Lý Người Dùng</w:t>
             </w:r>
           </w:p>
         </w:tc>
         <w:tc>
           <w:tcPr>
             <w:tcBorders>
-              <w:top w:color="c4c7c5" w:space="0" w:sz="5" w:val="single"/>
-              <w:left w:color="c4c7c5" w:space="0" w:sz="5" w:val="single"/>
-              <w:bottom w:color="c4c7c5" w:space="0" w:sz="5" w:val="single"/>
-              <w:right w:color="c4c7c5" w:space="0" w:sz="5" w:val="single"/>
+              <w:top w:color="000000" w:space="0" w:sz="8" w:val="single"/>
+              <w:left w:color="000000" w:space="0" w:sz="8" w:val="single"/>
+              <w:bottom w:color="000000" w:space="0" w:sz="8" w:val="single"/>
+              <w:right w:color="000000" w:space="0" w:sz="8" w:val="single"/>
             </w:tcBorders>
+            <w:shd w:fill="auto" w:val="clear"/>
             <w:tcMar>
-              <w:top w:w="120.0" w:type="dxa"/>
+              <w:top w:w="100.0" w:type="dxa"/>
               <w:left w:w="180.0" w:type="dxa"/>
-              <w:bottom w:w="120.0" w:type="dxa"/>
+              <w:bottom w:w="100.0" w:type="dxa"/>
               <w:right w:w="180.0" w:type="dxa"/>
             </w:tcMar>
             <w:vAlign w:val="top"/>
           </w:tcPr>
           <w:p>
             <w:pPr>
-              <w:spacing w:after="480" w:before="0" w:line="276" w:lineRule="auto"/>
+              <w:spacing w:line="360" w:lineRule="auto"/>
               <w:jc w:val="left"/>
               <w:rPr/>
             </w:pPr>
@@ -6913,156 +6978,30 @@
               <w:rPr>
                 <w:rtl w:val="0"/>
               </w:rPr>
-              <w:t xml:space="preserve">Hiển thị bảng tra cứu cũ và biểu đồ Recharts phân tích chi tiêu/trúng thưởng.</w:t>
+              <w:t xml:space="preserve">Giao diện Dashboard quản trị dành riêng cho ADMIN. Hiển thị bảng danh sách người dùng có phân trang (&gt;20 dòng) và bộ lọc tìm kiếm.</w:t>
             </w:r>
           </w:p>
         </w:tc>
         <w:tc>
           <w:tcPr>
             <w:tcBorders>
-              <w:top w:color="c4c7c5" w:space="0" w:sz="5" w:val="single"/>
-              <w:left w:color="c4c7c5" w:space="0" w:sz="5" w:val="single"/>
-              <w:bottom w:color="c4c7c5" w:space="0" w:sz="5" w:val="single"/>
-              <w:right w:color="c4c7c5" w:space="0" w:sz="5" w:val="single"/>
+              <w:top w:color="000000" w:space="0" w:sz="8" w:val="single"/>
+              <w:left w:color="000000" w:space="0" w:sz="8" w:val="single"/>
+              <w:bottom w:color="000000" w:space="0" w:sz="8" w:val="single"/>
+              <w:right w:color="000000" w:space="0" w:sz="8" w:val="single"/>
             </w:tcBorders>
+            <w:shd w:fill="auto" w:val="clear"/>
             <w:tcMar>
-              <w:top w:w="120.0" w:type="dxa"/>
+              <w:top w:w="100.0" w:type="dxa"/>
               <w:left w:w="180.0" w:type="dxa"/>
-              <w:bottom w:w="120.0" w:type="dxa"/>
+              <w:bottom w:w="100.0" w:type="dxa"/>
               <w:right w:w="180.0" w:type="dxa"/>
             </w:tcMar>
             <w:vAlign w:val="top"/>
           </w:tcPr>
           <w:p>
             <w:pPr>
-              <w:spacing w:after="480" w:before="0" w:line="276" w:lineRule="auto"/>
-              <w:jc w:val="left"/>
-              <w:rPr/>
-            </w:pPr>
-            <w:r>
-              <w:rPr>
-                <w:rtl w:val="0"/>
-              </w:rPr>
-              <w:t xml:space="preserve">minhngoc.net.vn</w:t>
-            </w:r>
-          </w:p>
-        </w:tc>
-      </w:tr>
-      <w:tr>
-        <w:trPr>
-          <w:cantSplit w:val="0"/>
-          <w:trHeight w:val="1365" w:hRule="atLeast"/>
-          <w:tblHeader w:val="0"/>
-        </w:trPr>
-        <w:tc>
-          <w:tcPr>
-            <w:tcBorders>
-              <w:top w:color="c4c7c5" w:space="0" w:sz="5" w:val="single"/>
-              <w:left w:color="c4c7c5" w:space="0" w:sz="5" w:val="single"/>
-              <w:bottom w:color="c4c7c5" w:space="0" w:sz="5" w:val="single"/>
-              <w:right w:color="c4c7c5" w:space="0" w:sz="5" w:val="single"/>
-            </w:tcBorders>
-            <w:tcMar>
-              <w:top w:w="120.0" w:type="dxa"/>
-              <w:left w:w="180.0" w:type="dxa"/>
-              <w:bottom w:w="120.0" w:type="dxa"/>
-              <w:right w:w="180.0" w:type="dxa"/>
-            </w:tcMar>
-            <w:vAlign w:val="top"/>
-          </w:tcPr>
-          <w:p>
-            <w:pPr>
-              <w:spacing w:after="480" w:before="0" w:line="276" w:lineRule="auto"/>
-              <w:jc w:val="left"/>
-              <w:rPr/>
-            </w:pPr>
-            <w:r>
-              <w:rPr>
-                <w:rtl w:val="0"/>
-              </w:rPr>
-              <w:t xml:space="preserve">9</w:t>
-            </w:r>
-          </w:p>
-        </w:tc>
-        <w:tc>
-          <w:tcPr>
-            <w:tcBorders>
-              <w:top w:color="c4c7c5" w:space="0" w:sz="5" w:val="single"/>
-              <w:left w:color="c4c7c5" w:space="0" w:sz="5" w:val="single"/>
-              <w:bottom w:color="c4c7c5" w:space="0" w:sz="5" w:val="single"/>
-              <w:right w:color="c4c7c5" w:space="0" w:sz="5" w:val="single"/>
-            </w:tcBorders>
-            <w:tcMar>
-              <w:top w:w="120.0" w:type="dxa"/>
-              <w:left w:w="180.0" w:type="dxa"/>
-              <w:bottom w:w="120.0" w:type="dxa"/>
-              <w:right w:w="180.0" w:type="dxa"/>
-            </w:tcMar>
-            <w:vAlign w:val="top"/>
-          </w:tcPr>
-          <w:p>
-            <w:pPr>
-              <w:spacing w:after="480" w:before="0" w:line="276" w:lineRule="auto"/>
-              <w:jc w:val="left"/>
-              <w:rPr/>
-            </w:pPr>
-            <w:r>
-              <w:rPr>
-                <w:rtl w:val="0"/>
-              </w:rPr>
-              <w:t xml:space="preserve">Màn hình Quản trị (Admin)</w:t>
-            </w:r>
-          </w:p>
-        </w:tc>
-        <w:tc>
-          <w:tcPr>
-            <w:tcBorders>
-              <w:top w:color="c4c7c5" w:space="0" w:sz="5" w:val="single"/>
-              <w:left w:color="c4c7c5" w:space="0" w:sz="5" w:val="single"/>
-              <w:bottom w:color="c4c7c5" w:space="0" w:sz="5" w:val="single"/>
-              <w:right w:color="c4c7c5" w:space="0" w:sz="5" w:val="single"/>
-            </w:tcBorders>
-            <w:tcMar>
-              <w:top w:w="120.0" w:type="dxa"/>
-              <w:left w:w="180.0" w:type="dxa"/>
-              <w:bottom w:w="120.0" w:type="dxa"/>
-              <w:right w:w="180.0" w:type="dxa"/>
-            </w:tcMar>
-            <w:vAlign w:val="top"/>
-          </w:tcPr>
-          <w:p>
-            <w:pPr>
-              <w:spacing w:after="480" w:before="0" w:line="276" w:lineRule="auto"/>
-              <w:jc w:val="left"/>
-              <w:rPr/>
-            </w:pPr>
-            <w:r>
-              <w:rPr>
-                <w:rtl w:val="0"/>
-              </w:rPr>
-              <w:t xml:space="preserve">Khu vực bảo mật (Dashboard) dành riêng cho người quản trị hệ thống.</w:t>
-            </w:r>
-          </w:p>
-        </w:tc>
-        <w:tc>
-          <w:tcPr>
-            <w:tcBorders>
-              <w:top w:color="c4c7c5" w:space="0" w:sz="5" w:val="single"/>
-              <w:left w:color="c4c7c5" w:space="0" w:sz="5" w:val="single"/>
-              <w:bottom w:color="c4c7c5" w:space="0" w:sz="5" w:val="single"/>
-              <w:right w:color="c4c7c5" w:space="0" w:sz="5" w:val="single"/>
-            </w:tcBorders>
-            <w:tcMar>
-              <w:top w:w="120.0" w:type="dxa"/>
-              <w:left w:w="180.0" w:type="dxa"/>
-              <w:bottom w:w="120.0" w:type="dxa"/>
-              <w:right w:w="180.0" w:type="dxa"/>
-            </w:tcMar>
-            <w:vAlign w:val="top"/>
-          </w:tcPr>
-          <w:p>
-            <w:pPr>
-              <w:spacing w:after="480" w:before="0" w:line="276" w:lineRule="auto"/>
+              <w:spacing w:line="360" w:lineRule="auto"/>
               <w:jc w:val="left"/>
               <w:rPr/>
             </w:pPr>
@@ -7078,28 +7017,29 @@
       <w:tr>
         <w:trPr>
           <w:cantSplit w:val="0"/>
-          <w:trHeight w:val="1365" w:hRule="atLeast"/>
+          <w:trHeight w:val="1755" w:hRule="atLeast"/>
           <w:tblHeader w:val="0"/>
         </w:trPr>
         <w:tc>
           <w:tcPr>
             <w:tcBorders>
-              <w:top w:color="c4c7c5" w:space="0" w:sz="5" w:val="single"/>
-              <w:left w:color="c4c7c5" w:space="0" w:sz="5" w:val="single"/>
-              <w:bottom w:color="c4c7c5" w:space="0" w:sz="5" w:val="single"/>
-              <w:right w:color="c4c7c5" w:space="0" w:sz="5" w:val="single"/>
+              <w:top w:color="000000" w:space="0" w:sz="8" w:val="single"/>
+              <w:left w:color="000000" w:space="0" w:sz="8" w:val="single"/>
+              <w:bottom w:color="000000" w:space="0" w:sz="8" w:val="single"/>
+              <w:right w:color="000000" w:space="0" w:sz="8" w:val="single"/>
             </w:tcBorders>
+            <w:shd w:fill="auto" w:val="clear"/>
             <w:tcMar>
-              <w:top w:w="120.0" w:type="dxa"/>
+              <w:top w:w="100.0" w:type="dxa"/>
               <w:left w:w="180.0" w:type="dxa"/>
-              <w:bottom w:w="120.0" w:type="dxa"/>
+              <w:bottom w:w="100.0" w:type="dxa"/>
               <w:right w:w="180.0" w:type="dxa"/>
             </w:tcMar>
             <w:vAlign w:val="top"/>
           </w:tcPr>
           <w:p>
             <w:pPr>
-              <w:spacing w:after="480" w:before="0" w:line="276" w:lineRule="auto"/>
+              <w:spacing w:line="360" w:lineRule="auto"/>
               <w:jc w:val="left"/>
               <w:rPr/>
             </w:pPr>
@@ -7107,29 +7047,30 @@
               <w:rPr>
                 <w:rtl w:val="0"/>
               </w:rPr>
-              <w:t xml:space="preserve">10</w:t>
+              <w:t xml:space="preserve">9</w:t>
             </w:r>
           </w:p>
         </w:tc>
         <w:tc>
           <w:tcPr>
             <w:tcBorders>
-              <w:top w:color="c4c7c5" w:space="0" w:sz="5" w:val="single"/>
-              <w:left w:color="c4c7c5" w:space="0" w:sz="5" w:val="single"/>
-              <w:bottom w:color="c4c7c5" w:space="0" w:sz="5" w:val="single"/>
-              <w:right w:color="c4c7c5" w:space="0" w:sz="5" w:val="single"/>
+              <w:top w:color="000000" w:space="0" w:sz="8" w:val="single"/>
+              <w:left w:color="000000" w:space="0" w:sz="8" w:val="single"/>
+              <w:bottom w:color="000000" w:space="0" w:sz="8" w:val="single"/>
+              <w:right w:color="000000" w:space="0" w:sz="8" w:val="single"/>
             </w:tcBorders>
+            <w:shd w:fill="auto" w:val="clear"/>
             <w:tcMar>
-              <w:top w:w="120.0" w:type="dxa"/>
+              <w:top w:w="100.0" w:type="dxa"/>
               <w:left w:w="180.0" w:type="dxa"/>
-              <w:bottom w:w="120.0" w:type="dxa"/>
+              <w:bottom w:w="100.0" w:type="dxa"/>
               <w:right w:w="180.0" w:type="dxa"/>
             </w:tcMar>
             <w:vAlign w:val="top"/>
           </w:tcPr>
           <w:p>
             <w:pPr>
-              <w:spacing w:after="480" w:before="0" w:line="276" w:lineRule="auto"/>
+              <w:spacing w:line="360" w:lineRule="auto"/>
               <w:jc w:val="left"/>
               <w:rPr/>
             </w:pPr>
@@ -7137,29 +7078,30 @@
               <w:rPr>
                 <w:rtl w:val="0"/>
               </w:rPr>
-              <w:t xml:space="preserve">Quản lý người dùng</w:t>
+              <w:t xml:space="preserve">Form quản lý người dùng</w:t>
             </w:r>
           </w:p>
         </w:tc>
         <w:tc>
           <w:tcPr>
             <w:tcBorders>
-              <w:top w:color="c4c7c5" w:space="0" w:sz="5" w:val="single"/>
-              <w:left w:color="c4c7c5" w:space="0" w:sz="5" w:val="single"/>
-              <w:bottom w:color="c4c7c5" w:space="0" w:sz="5" w:val="single"/>
-              <w:right w:color="c4c7c5" w:space="0" w:sz="5" w:val="single"/>
+              <w:top w:color="000000" w:space="0" w:sz="8" w:val="single"/>
+              <w:left w:color="000000" w:space="0" w:sz="8" w:val="single"/>
+              <w:bottom w:color="000000" w:space="0" w:sz="8" w:val="single"/>
+              <w:right w:color="000000" w:space="0" w:sz="8" w:val="single"/>
             </w:tcBorders>
+            <w:shd w:fill="auto" w:val="clear"/>
             <w:tcMar>
-              <w:top w:w="120.0" w:type="dxa"/>
+              <w:top w:w="100.0" w:type="dxa"/>
               <w:left w:w="180.0" w:type="dxa"/>
-              <w:bottom w:w="120.0" w:type="dxa"/>
+              <w:bottom w:w="100.0" w:type="dxa"/>
               <w:right w:w="180.0" w:type="dxa"/>
             </w:tcMar>
             <w:vAlign w:val="top"/>
           </w:tcPr>
           <w:p>
             <w:pPr>
-              <w:spacing w:after="480" w:before="0" w:line="276" w:lineRule="auto"/>
+              <w:spacing w:line="360" w:lineRule="auto"/>
               <w:jc w:val="left"/>
               <w:rPr/>
             </w:pPr>
@@ -7167,29 +7109,30 @@
               <w:rPr>
                 <w:rtl w:val="0"/>
               </w:rPr>
-              <w:t xml:space="preserve">Hiển thị bảng User, tìm kiếm, khóa/mở khóa, xuất Excel và gửi Email.</w:t>
+              <w:t xml:space="preserve">Giao diện dạng Popup/Drawer hiển thị chi tiết thông tin một người dùng được chọn để ADMIN đổi trạng thái hoạt động (Khóa/Mở) hoặc đổi ROLE.</w:t>
             </w:r>
           </w:p>
         </w:tc>
         <w:tc>
           <w:tcPr>
             <w:tcBorders>
-              <w:top w:color="c4c7c5" w:space="0" w:sz="5" w:val="single"/>
-              <w:left w:color="c4c7c5" w:space="0" w:sz="5" w:val="single"/>
-              <w:bottom w:color="c4c7c5" w:space="0" w:sz="5" w:val="single"/>
-              <w:right w:color="c4c7c5" w:space="0" w:sz="5" w:val="single"/>
+              <w:top w:color="000000" w:space="0" w:sz="8" w:val="single"/>
+              <w:left w:color="000000" w:space="0" w:sz="8" w:val="single"/>
+              <w:bottom w:color="000000" w:space="0" w:sz="8" w:val="single"/>
+              <w:right w:color="000000" w:space="0" w:sz="8" w:val="single"/>
             </w:tcBorders>
+            <w:shd w:fill="auto" w:val="clear"/>
             <w:tcMar>
-              <w:top w:w="120.0" w:type="dxa"/>
+              <w:top w:w="100.0" w:type="dxa"/>
               <w:left w:w="180.0" w:type="dxa"/>
-              <w:bottom w:w="120.0" w:type="dxa"/>
+              <w:bottom w:w="100.0" w:type="dxa"/>
               <w:right w:w="180.0" w:type="dxa"/>
             </w:tcMar>
             <w:vAlign w:val="top"/>
           </w:tcPr>
           <w:p>
             <w:pPr>
-              <w:spacing w:after="480" w:before="0" w:line="276" w:lineRule="auto"/>
+              <w:spacing w:line="360" w:lineRule="auto"/>
               <w:jc w:val="left"/>
               <w:rPr/>
             </w:pPr>
@@ -7205,28 +7148,160 @@
       <w:tr>
         <w:trPr>
           <w:cantSplit w:val="0"/>
-          <w:trHeight w:val="1365" w:hRule="atLeast"/>
+          <w:trHeight w:val="1440" w:hRule="atLeast"/>
           <w:tblHeader w:val="0"/>
         </w:trPr>
         <w:tc>
           <w:tcPr>
             <w:tcBorders>
-              <w:top w:color="c4c7c5" w:space="0" w:sz="5" w:val="single"/>
-              <w:left w:color="c4c7c5" w:space="0" w:sz="5" w:val="single"/>
-              <w:bottom w:color="c4c7c5" w:space="0" w:sz="5" w:val="single"/>
-              <w:right w:color="c4c7c5" w:space="0" w:sz="5" w:val="single"/>
+              <w:top w:color="000000" w:space="0" w:sz="8" w:val="single"/>
+              <w:left w:color="000000" w:space="0" w:sz="8" w:val="single"/>
+              <w:bottom w:color="000000" w:space="0" w:sz="8" w:val="single"/>
+              <w:right w:color="000000" w:space="0" w:sz="8" w:val="single"/>
             </w:tcBorders>
+            <w:shd w:fill="auto" w:val="clear"/>
             <w:tcMar>
-              <w:top w:w="120.0" w:type="dxa"/>
+              <w:top w:w="100.0" w:type="dxa"/>
               <w:left w:w="180.0" w:type="dxa"/>
-              <w:bottom w:w="120.0" w:type="dxa"/>
+              <w:bottom w:w="100.0" w:type="dxa"/>
               <w:right w:w="180.0" w:type="dxa"/>
             </w:tcMar>
             <w:vAlign w:val="top"/>
           </w:tcPr>
           <w:p>
             <w:pPr>
-              <w:spacing w:after="480" w:before="0" w:line="276" w:lineRule="auto"/>
+              <w:spacing w:line="360" w:lineRule="auto"/>
+              <w:jc w:val="left"/>
+              <w:rPr/>
+            </w:pPr>
+            <w:r>
+              <w:rPr>
+                <w:rtl w:val="0"/>
+              </w:rPr>
+              <w:t xml:space="preserve">10</w:t>
+            </w:r>
+          </w:p>
+        </w:tc>
+        <w:tc>
+          <w:tcPr>
+            <w:tcBorders>
+              <w:top w:color="000000" w:space="0" w:sz="8" w:val="single"/>
+              <w:left w:color="000000" w:space="0" w:sz="8" w:val="single"/>
+              <w:bottom w:color="000000" w:space="0" w:sz="8" w:val="single"/>
+              <w:right w:color="000000" w:space="0" w:sz="8" w:val="single"/>
+            </w:tcBorders>
+            <w:shd w:fill="auto" w:val="clear"/>
+            <w:tcMar>
+              <w:top w:w="100.0" w:type="dxa"/>
+              <w:left w:w="180.0" w:type="dxa"/>
+              <w:bottom w:w="100.0" w:type="dxa"/>
+              <w:right w:w="180.0" w:type="dxa"/>
+            </w:tcMar>
+            <w:vAlign w:val="top"/>
+          </w:tcPr>
+          <w:p>
+            <w:pPr>
+              <w:spacing w:line="360" w:lineRule="auto"/>
+              <w:jc w:val="left"/>
+              <w:rPr/>
+            </w:pPr>
+            <w:r>
+              <w:rPr>
+                <w:rtl w:val="0"/>
+              </w:rPr>
+              <w:t xml:space="preserve">Màn hình Quản Lý Kết Quả Xổ Số</w:t>
+            </w:r>
+          </w:p>
+        </w:tc>
+        <w:tc>
+          <w:tcPr>
+            <w:tcBorders>
+              <w:top w:color="000000" w:space="0" w:sz="8" w:val="single"/>
+              <w:left w:color="000000" w:space="0" w:sz="8" w:val="single"/>
+              <w:bottom w:color="000000" w:space="0" w:sz="8" w:val="single"/>
+              <w:right w:color="000000" w:space="0" w:sz="8" w:val="single"/>
+            </w:tcBorders>
+            <w:shd w:fill="auto" w:val="clear"/>
+            <w:tcMar>
+              <w:top w:w="100.0" w:type="dxa"/>
+              <w:left w:w="180.0" w:type="dxa"/>
+              <w:bottom w:w="100.0" w:type="dxa"/>
+              <w:right w:w="180.0" w:type="dxa"/>
+            </w:tcMar>
+            <w:vAlign w:val="top"/>
+          </w:tcPr>
+          <w:p>
+            <w:pPr>
+              <w:spacing w:line="360" w:lineRule="auto"/>
+              <w:jc w:val="left"/>
+              <w:rPr/>
+            </w:pPr>
+            <w:r>
+              <w:rPr>
+                <w:rtl w:val="0"/>
+              </w:rPr>
+              <w:t xml:space="preserve">Giao diện quản lý các kỳ quay số (Vé dò) của ADMIN, có thống kê lượt tra cứu và phân trang (&gt;10 dòng).</w:t>
+            </w:r>
+          </w:p>
+        </w:tc>
+        <w:tc>
+          <w:tcPr>
+            <w:tcBorders>
+              <w:top w:color="000000" w:space="0" w:sz="8" w:val="single"/>
+              <w:left w:color="000000" w:space="0" w:sz="8" w:val="single"/>
+              <w:bottom w:color="000000" w:space="0" w:sz="8" w:val="single"/>
+              <w:right w:color="000000" w:space="0" w:sz="8" w:val="single"/>
+            </w:tcBorders>
+            <w:shd w:fill="auto" w:val="clear"/>
+            <w:tcMar>
+              <w:top w:w="100.0" w:type="dxa"/>
+              <w:left w:w="180.0" w:type="dxa"/>
+              <w:bottom w:w="100.0" w:type="dxa"/>
+              <w:right w:w="180.0" w:type="dxa"/>
+            </w:tcMar>
+            <w:vAlign w:val="top"/>
+          </w:tcPr>
+          <w:p>
+            <w:pPr>
+              <w:spacing w:line="360" w:lineRule="auto"/>
+              <w:jc w:val="left"/>
+              <w:rPr/>
+            </w:pPr>
+            <w:r>
+              <w:rPr>
+                <w:rtl w:val="0"/>
+              </w:rPr>
+              <w:t xml:space="preserve">AntD Admin Theme</w:t>
+            </w:r>
+          </w:p>
+        </w:tc>
+      </w:tr>
+      <w:tr>
+        <w:trPr>
+          <w:cantSplit w:val="0"/>
+          <w:trHeight w:val="1440" w:hRule="atLeast"/>
+          <w:tblHeader w:val="0"/>
+        </w:trPr>
+        <w:tc>
+          <w:tcPr>
+            <w:tcBorders>
+              <w:top w:color="000000" w:space="0" w:sz="8" w:val="single"/>
+              <w:left w:color="000000" w:space="0" w:sz="8" w:val="single"/>
+              <w:bottom w:color="000000" w:space="0" w:sz="8" w:val="single"/>
+              <w:right w:color="000000" w:space="0" w:sz="8" w:val="single"/>
+            </w:tcBorders>
+            <w:shd w:fill="auto" w:val="clear"/>
+            <w:tcMar>
+              <w:top w:w="100.0" w:type="dxa"/>
+              <w:left w:w="180.0" w:type="dxa"/>
+              <w:bottom w:w="100.0" w:type="dxa"/>
+              <w:right w:w="180.0" w:type="dxa"/>
+            </w:tcMar>
+            <w:vAlign w:val="top"/>
+          </w:tcPr>
+          <w:p>
+            <w:pPr>
+              <w:spacing w:line="360" w:lineRule="auto"/>
               <w:jc w:val="left"/>
               <w:rPr/>
             </w:pPr>
@@ -7241,22 +7316,23 @@
         <w:tc>
           <w:tcPr>
             <w:tcBorders>
-              <w:top w:color="c4c7c5" w:space="0" w:sz="5" w:val="single"/>
-              <w:left w:color="c4c7c5" w:space="0" w:sz="5" w:val="single"/>
-              <w:bottom w:color="c4c7c5" w:space="0" w:sz="5" w:val="single"/>
-              <w:right w:color="c4c7c5" w:space="0" w:sz="5" w:val="single"/>
+              <w:top w:color="000000" w:space="0" w:sz="8" w:val="single"/>
+              <w:left w:color="000000" w:space="0" w:sz="8" w:val="single"/>
+              <w:bottom w:color="000000" w:space="0" w:sz="8" w:val="single"/>
+              <w:right w:color="000000" w:space="0" w:sz="8" w:val="single"/>
             </w:tcBorders>
+            <w:shd w:fill="auto" w:val="clear"/>
             <w:tcMar>
-              <w:top w:w="120.0" w:type="dxa"/>
+              <w:top w:w="100.0" w:type="dxa"/>
               <w:left w:w="180.0" w:type="dxa"/>
-              <w:bottom w:w="120.0" w:type="dxa"/>
+              <w:bottom w:w="100.0" w:type="dxa"/>
               <w:right w:w="180.0" w:type="dxa"/>
             </w:tcMar>
             <w:vAlign w:val="top"/>
           </w:tcPr>
           <w:p>
             <w:pPr>
-              <w:spacing w:after="480" w:before="0" w:line="276" w:lineRule="auto"/>
+              <w:spacing w:line="360" w:lineRule="auto"/>
               <w:jc w:val="left"/>
               <w:rPr/>
             </w:pPr>
@@ -7264,29 +7340,30 @@
               <w:rPr>
                 <w:rtl w:val="0"/>
               </w:rPr>
-              <w:t xml:space="preserve">Quản lý kết quả / Thêm kết quả</w:t>
+              <w:t xml:space="preserve">Form Thông tin vé dò</w:t>
             </w:r>
           </w:p>
         </w:tc>
         <w:tc>
           <w:tcPr>
             <w:tcBorders>
-              <w:top w:color="c4c7c5" w:space="0" w:sz="5" w:val="single"/>
-              <w:left w:color="c4c7c5" w:space="0" w:sz="5" w:val="single"/>
-              <w:bottom w:color="c4c7c5" w:space="0" w:sz="5" w:val="single"/>
-              <w:right w:color="c4c7c5" w:space="0" w:sz="5" w:val="single"/>
+              <w:top w:color="000000" w:space="0" w:sz="8" w:val="single"/>
+              <w:left w:color="000000" w:space="0" w:sz="8" w:val="single"/>
+              <w:bottom w:color="000000" w:space="0" w:sz="8" w:val="single"/>
+              <w:right w:color="000000" w:space="0" w:sz="8" w:val="single"/>
             </w:tcBorders>
+            <w:shd w:fill="auto" w:val="clear"/>
             <w:tcMar>
-              <w:top w:w="120.0" w:type="dxa"/>
+              <w:top w:w="100.0" w:type="dxa"/>
               <w:left w:w="180.0" w:type="dxa"/>
-              <w:bottom w:w="120.0" w:type="dxa"/>
+              <w:bottom w:w="100.0" w:type="dxa"/>
               <w:right w:w="180.0" w:type="dxa"/>
             </w:tcMar>
             <w:vAlign w:val="top"/>
           </w:tcPr>
           <w:p>
             <w:pPr>
-              <w:spacing w:after="480" w:before="0" w:line="276" w:lineRule="auto"/>
+              <w:spacing w:line="360" w:lineRule="auto"/>
               <w:jc w:val="left"/>
               <w:rPr/>
             </w:pPr>
@@ -7294,29 +7371,30 @@
               <w:rPr>
                 <w:rtl w:val="0"/>
               </w:rPr>
-              <w:t xml:space="preserve">Danh sách các kết quả xổ số hiện có và Form để nhập liệu kết quả mới vào hệ thống.</w:t>
+              <w:t xml:space="preserve">Giao diện để ADMIN điền thông tin chi tiết các giải trúng thưởng của kỳ quay mới, hoặc chỉnh sửa thông tin cũ.</w:t>
             </w:r>
           </w:p>
         </w:tc>
         <w:tc>
           <w:tcPr>
             <w:tcBorders>
-              <w:top w:color="c4c7c5" w:space="0" w:sz="5" w:val="single"/>
-              <w:left w:color="c4c7c5" w:space="0" w:sz="5" w:val="single"/>
-              <w:bottom w:color="c4c7c5" w:space="0" w:sz="5" w:val="single"/>
-              <w:right w:color="c4c7c5" w:space="0" w:sz="5" w:val="single"/>
+              <w:top w:color="000000" w:space="0" w:sz="8" w:val="single"/>
+              <w:left w:color="000000" w:space="0" w:sz="8" w:val="single"/>
+              <w:bottom w:color="000000" w:space="0" w:sz="8" w:val="single"/>
+              <w:right w:color="000000" w:space="0" w:sz="8" w:val="single"/>
             </w:tcBorders>
+            <w:shd w:fill="auto" w:val="clear"/>
             <w:tcMar>
-              <w:top w:w="120.0" w:type="dxa"/>
+              <w:top w:w="100.0" w:type="dxa"/>
               <w:left w:w="180.0" w:type="dxa"/>
-              <w:bottom w:w="120.0" w:type="dxa"/>
+              <w:bottom w:w="100.0" w:type="dxa"/>
               <w:right w:w="180.0" w:type="dxa"/>
             </w:tcMar>
             <w:vAlign w:val="top"/>
           </w:tcPr>
           <w:p>
             <w:pPr>
-              <w:spacing w:after="480" w:before="0" w:line="276" w:lineRule="auto"/>
+              <w:spacing w:line="360" w:lineRule="auto"/>
               <w:jc w:val="left"/>
               <w:rPr/>
             </w:pPr>
@@ -7324,7 +7402,18 @@
               <w:rPr>
                 <w:rtl w:val="0"/>
               </w:rPr>
-              <w:t xml:space="preserve">Form nhập xskt.com.vn</w:t>
+              <w:t xml:space="preserve">Form nhập </w:t>
+            </w:r>
+            <w:r>
+              <w:rPr>
+                <w:rtl w:val="0"/>
+              </w:rPr>
+              <w:t xml:space="preserve">xskt.com.vn</w:t>
+            </w:r>
+            <w:r>
+              <w:rPr>
+                <w:rtl w:val="0"/>
+              </w:rPr>
             </w:r>
           </w:p>
         </w:tc>
@@ -10382,6 +10471,45 @@
       <w:tblStyleColBandSize w:val="1"/>
       <w:tblCellMar/>
     </w:tblPr>
+    <w:tcPr>
+      <w:shd w:fill="191919" w:val="clear"/>
+    </w:tcPr>
+    <w:tblStylePr w:type="band1Horz">
+      <w:tcPr/>
+    </w:tblStylePr>
+    <w:tblStylePr w:type="band1Vert">
+      <w:tcPr/>
+    </w:tblStylePr>
+    <w:tblStylePr w:type="band2Horz">
+      <w:tcPr/>
+    </w:tblStylePr>
+    <w:tblStylePr w:type="band2Vert">
+      <w:tcPr/>
+    </w:tblStylePr>
+    <w:tblStylePr w:type="firstCol">
+      <w:tcPr/>
+    </w:tblStylePr>
+    <w:tblStylePr w:type="firstRow">
+      <w:tcPr/>
+    </w:tblStylePr>
+    <w:tblStylePr w:type="lastCol">
+      <w:tcPr/>
+    </w:tblStylePr>
+    <w:tblStylePr w:type="lastRow">
+      <w:tcPr/>
+    </w:tblStylePr>
+    <w:tblStylePr w:type="neCell">
+      <w:tcPr/>
+    </w:tblStylePr>
+    <w:tblStylePr w:type="nwCell">
+      <w:tcPr/>
+    </w:tblStylePr>
+    <w:tblStylePr w:type="seCell">
+      <w:tcPr/>
+    </w:tblStylePr>
+    <w:tblStylePr w:type="swCell">
+      <w:tcPr/>
+    </w:tblStylePr>
   </w:style>
 </w:styles>
 </file>
